--- a/Capitulo 1/docs/CAPITULO I.docx
+++ b/Capitulo 1/docs/CAPITULO I.docx
@@ -1,6 +1,6 @@
 
 <file path=word/document.xml><?xml version="1.0" encoding="utf-8"?>
-<w:document xmlns:wpc="http://schemas.microsoft.com/office/word/2010/wordprocessingCanvas" xmlns:cx="http://schemas.microsoft.com/office/drawing/2014/chartex" xmlns:cx1="http://schemas.microsoft.com/office/drawing/2015/9/8/chartex" xmlns:cx2="http://schemas.microsoft.com/office/drawing/2015/10/21/chartex" xmlns:cx3="http://schemas.microsoft.com/office/drawing/2016/5/9/chartex" xmlns:cx4="http://schemas.microsoft.com/office/drawing/2016/5/10/chartex" xmlns:cx5="http://schemas.microsoft.com/office/drawing/2016/5/11/chartex" xmlns:cx6="http://schemas.microsoft.com/office/drawing/2016/5/12/chartex" xmlns:cx7="http://schemas.microsoft.com/office/drawing/2016/5/13/chartex" xmlns:cx8="http://schemas.microsoft.com/office/drawing/2016/5/14/chartex" xmlns:mc="http://schemas.openxmlformats.org/markup-compatibility/2006" xmlns:aink="http://schemas.microsoft.com/office/drawing/2016/ink" xmlns:am3d="http://schemas.microsoft.com/office/drawing/2017/model3d" xmlns:o="urn:schemas-microsoft-com:office:office" xmlns:r="http://schemas.openxmlformats.org/officeDocument/2006/relationships" xmlns:m="http://schemas.openxmlformats.org/officeDocument/2006/math" xmlns:v="urn:schemas-microsoft-com:vml" xmlns:wp14="http://schemas.microsoft.com/office/word/2010/wordprocessingDrawing" xmlns:wp="http://schemas.openxmlformats.org/drawingml/2006/wordprocessingDrawing" xmlns:w10="urn:schemas-microsoft-com:office:word" xmlns:w="http://schemas.openxmlformats.org/wordprocessingml/2006/main" xmlns:w14="http://schemas.microsoft.com/office/word/2010/wordml" xmlns:w15="http://schemas.microsoft.com/office/word/2012/wordml" xmlns:w16cex="http://schemas.microsoft.com/office/word/2018/wordml/cex" xmlns:w16cid="http://schemas.microsoft.com/office/word/2016/wordml/cid" xmlns:w16="http://schemas.microsoft.com/office/word/2018/wordml" xmlns:w16sdtdh="http://schemas.microsoft.com/office/word/2020/wordml/sdtdatahash" xmlns:w16se="http://schemas.microsoft.com/office/word/2015/wordml/symex" xmlns:wpg="http://schemas.microsoft.com/office/word/2010/wordprocessingGroup" xmlns:wpi="http://schemas.microsoft.com/office/word/2010/wordprocessingInk" xmlns:wne="http://schemas.microsoft.com/office/word/2006/wordml" xmlns:wps="http://schemas.microsoft.com/office/word/2010/wordprocessingShape" mc:Ignorable="w14 w15 w16se w16cid w16 w16cex w16sdtdh wp14">
+<w:document xmlns:wpc="http://schemas.microsoft.com/office/word/2010/wordprocessingCanvas" xmlns:cx="http://schemas.microsoft.com/office/drawing/2014/chartex" xmlns:cx1="http://schemas.microsoft.com/office/drawing/2015/9/8/chartex" xmlns:cx2="http://schemas.microsoft.com/office/drawing/2015/10/21/chartex" xmlns:cx3="http://schemas.microsoft.com/office/drawing/2016/5/9/chartex" xmlns:cx4="http://schemas.microsoft.com/office/drawing/2016/5/10/chartex" xmlns:cx5="http://schemas.microsoft.com/office/drawing/2016/5/11/chartex" xmlns:cx6="http://schemas.microsoft.com/office/drawing/2016/5/12/chartex" xmlns:cx7="http://schemas.microsoft.com/office/drawing/2016/5/13/chartex" xmlns:cx8="http://schemas.microsoft.com/office/drawing/2016/5/14/chartex" xmlns:mc="http://schemas.openxmlformats.org/markup-compatibility/2006" xmlns:aink="http://schemas.microsoft.com/office/drawing/2016/ink" xmlns:am3d="http://schemas.microsoft.com/office/drawing/2017/model3d" xmlns:o="urn:schemas-microsoft-com:office:office" xmlns:oel="http://schemas.microsoft.com/office/2019/extlst" xmlns:r="http://schemas.openxmlformats.org/officeDocument/2006/relationships" xmlns:m="http://schemas.openxmlformats.org/officeDocument/2006/math" xmlns:v="urn:schemas-microsoft-com:vml" xmlns:wp14="http://schemas.microsoft.com/office/word/2010/wordprocessingDrawing" xmlns:wp="http://schemas.openxmlformats.org/drawingml/2006/wordprocessingDrawing" xmlns:w10="urn:schemas-microsoft-com:office:word" xmlns:w="http://schemas.openxmlformats.org/wordprocessingml/2006/main" xmlns:w14="http://schemas.microsoft.com/office/word/2010/wordml" xmlns:w15="http://schemas.microsoft.com/office/word/2012/wordml" xmlns:w16cex="http://schemas.microsoft.com/office/word/2018/wordml/cex" xmlns:w16cid="http://schemas.microsoft.com/office/word/2016/wordml/cid" xmlns:w16="http://schemas.microsoft.com/office/word/2018/wordml" xmlns:w16du="http://schemas.microsoft.com/office/word/2023/wordml/word16du" xmlns:w16sdtdh="http://schemas.microsoft.com/office/word/2020/wordml/sdtdatahash" xmlns:w16sdtfl="http://schemas.microsoft.com/office/word/2024/wordml/sdtformatlock" xmlns:w16se="http://schemas.microsoft.com/office/word/2015/wordml/symex" xmlns:wpg="http://schemas.microsoft.com/office/word/2010/wordprocessingGroup" xmlns:wpi="http://schemas.microsoft.com/office/word/2010/wordprocessingInk" xmlns:wne="http://schemas.microsoft.com/office/word/2006/wordml" xmlns:wps="http://schemas.microsoft.com/office/word/2010/wordprocessingShape" mc:Ignorable="w14 w15 w16se w16cid w16 w16cex w16sdtdh w16sdtfl w16du wp14">
   <w:body>
     <w:p>
       <w:pPr>
@@ -14,10 +14,18 @@
         <w:widowControl w:val="0"/>
         <w:spacing w:after="0" w:line="240" w:lineRule="auto"/>
         <w:ind w:left="1282"/>
-      </w:pPr>
-      <w:r>
-        <w:rPr>
+        <w:rPr>
+          <w:rFonts w:ascii="Times New Roman" w:hAnsi="Times New Roman" w:cs="Times New Roman"/>
+          <w:sz w:val="24"/>
+          <w:szCs w:val="24"/>
+        </w:rPr>
+      </w:pPr>
+      <w:r>
+        <w:rPr>
+          <w:rFonts w:ascii="Times New Roman" w:hAnsi="Times New Roman" w:cs="Times New Roman"/>
           <w:noProof/>
+          <w:sz w:val="24"/>
+          <w:szCs w:val="24"/>
         </w:rPr>
         <w:drawing>
           <wp:inline distT="0" distB="0" distL="0" distR="0" wp14:anchorId="62984F96" wp14:editId="08321C9D">
@@ -74,10 +82,10 @@
         <w:widowControl w:val="0"/>
         <w:spacing w:after="0" w:line="240" w:lineRule="auto"/>
         <w:rPr>
-          <w:rFonts w:ascii="Arial" w:eastAsia="Arial" w:hAnsi="Arial" w:cs="Arial"/>
+          <w:rFonts w:ascii="Times New Roman" w:eastAsia="Arial" w:hAnsi="Times New Roman" w:cs="Times New Roman"/>
           <w:color w:val="000000" w:themeColor="text1"/>
-          <w:sz w:val="20"/>
-          <w:szCs w:val="20"/>
+          <w:sz w:val="24"/>
+          <w:szCs w:val="24"/>
         </w:rPr>
       </w:pPr>
     </w:p>
@@ -87,10 +95,10 @@
         <w:spacing w:after="0" w:line="240" w:lineRule="auto"/>
         <w:jc w:val="center"/>
         <w:rPr>
-          <w:rFonts w:ascii="Arial" w:eastAsia="Arial" w:hAnsi="Arial" w:cs="Arial"/>
+          <w:rFonts w:ascii="Times New Roman" w:eastAsia="Arial" w:hAnsi="Times New Roman" w:cs="Times New Roman"/>
           <w:color w:val="000000" w:themeColor="text1"/>
-          <w:sz w:val="20"/>
-          <w:szCs w:val="20"/>
+          <w:sz w:val="24"/>
+          <w:szCs w:val="24"/>
         </w:rPr>
       </w:pPr>
     </w:p>
@@ -100,10 +108,10 @@
         <w:spacing w:before="127" w:after="0" w:line="240" w:lineRule="auto"/>
         <w:jc w:val="center"/>
         <w:rPr>
-          <w:rFonts w:ascii="Arial" w:eastAsia="Arial" w:hAnsi="Arial" w:cs="Arial"/>
+          <w:rFonts w:ascii="Times New Roman" w:eastAsia="Arial" w:hAnsi="Times New Roman" w:cs="Times New Roman"/>
           <w:color w:val="000000" w:themeColor="text1"/>
-          <w:sz w:val="20"/>
-          <w:szCs w:val="20"/>
+          <w:sz w:val="24"/>
+          <w:szCs w:val="24"/>
         </w:rPr>
       </w:pPr>
     </w:p>
@@ -113,19 +121,21 @@
         <w:spacing w:before="5" w:after="0" w:line="240" w:lineRule="auto"/>
         <w:jc w:val="center"/>
         <w:rPr>
-          <w:rFonts w:ascii="Arial" w:eastAsia="Arial" w:hAnsi="Arial" w:cs="Arial"/>
+          <w:rFonts w:ascii="Times New Roman" w:eastAsia="Arial" w:hAnsi="Times New Roman" w:cs="Times New Roman"/>
           <w:color w:val="000000" w:themeColor="text1"/>
-          <w:sz w:val="16"/>
-          <w:szCs w:val="16"/>
-          <w:lang w:val="es-HN"/>
-        </w:rPr>
-      </w:pPr>
-      <w:r>
-        <w:rPr>
-          <w:rFonts w:ascii="Arial" w:eastAsia="Arial" w:hAnsi="Arial" w:cs="Arial"/>
+          <w:sz w:val="24"/>
+          <w:szCs w:val="24"/>
+          <w:lang w:val="es-HN"/>
+        </w:rPr>
+      </w:pPr>
+      <w:r>
+        <w:rPr>
+          <w:rFonts w:ascii="Times New Roman" w:eastAsia="Arial" w:hAnsi="Times New Roman" w:cs="Times New Roman"/>
           <w:i/>
           <w:iCs/>
           <w:color w:val="2E5395"/>
+          <w:sz w:val="24"/>
+          <w:szCs w:val="24"/>
           <w:lang w:val="es-HN"/>
         </w:rPr>
         <w:t>MAESTRIA EN CIBERSEGURIDAD</w:t>
@@ -137,8 +147,10 @@
         <w:spacing w:after="0" w:line="240" w:lineRule="auto"/>
         <w:jc w:val="center"/>
         <w:rPr>
-          <w:rFonts w:ascii="Arial" w:eastAsia="Arial" w:hAnsi="Arial" w:cs="Arial"/>
+          <w:rFonts w:ascii="Times New Roman" w:eastAsia="Arial" w:hAnsi="Times New Roman" w:cs="Times New Roman"/>
           <w:color w:val="000000" w:themeColor="text1"/>
+          <w:sz w:val="24"/>
+          <w:szCs w:val="24"/>
           <w:lang w:val="es-HN"/>
         </w:rPr>
       </w:pPr>
@@ -149,8 +161,10 @@
         <w:spacing w:after="0" w:line="240" w:lineRule="auto"/>
         <w:jc w:val="center"/>
         <w:rPr>
-          <w:rFonts w:ascii="Arial" w:eastAsia="Arial" w:hAnsi="Arial" w:cs="Arial"/>
+          <w:rFonts w:ascii="Times New Roman" w:eastAsia="Arial" w:hAnsi="Times New Roman" w:cs="Times New Roman"/>
           <w:color w:val="000000" w:themeColor="text1"/>
+          <w:sz w:val="24"/>
+          <w:szCs w:val="24"/>
           <w:lang w:val="es-HN"/>
         </w:rPr>
       </w:pPr>
@@ -160,8 +174,10 @@
         <w:widowControl w:val="0"/>
         <w:spacing w:before="180" w:after="0" w:line="240" w:lineRule="auto"/>
         <w:rPr>
-          <w:rFonts w:ascii="Arial" w:eastAsia="Arial" w:hAnsi="Arial" w:cs="Arial"/>
+          <w:rFonts w:ascii="Times New Roman" w:eastAsia="Arial" w:hAnsi="Times New Roman" w:cs="Times New Roman"/>
           <w:color w:val="000000" w:themeColor="text1"/>
+          <w:sz w:val="24"/>
+          <w:szCs w:val="24"/>
           <w:lang w:val="es-HN"/>
         </w:rPr>
       </w:pPr>
@@ -171,69 +187,75 @@
         <w:ind w:right="1"/>
         <w:jc w:val="center"/>
         <w:rPr>
-          <w:rFonts w:ascii="Arial" w:eastAsia="Arial" w:hAnsi="Arial" w:cs="Arial"/>
+          <w:rFonts w:ascii="Times New Roman" w:eastAsia="Arial" w:hAnsi="Times New Roman" w:cs="Times New Roman"/>
           <w:color w:val="000000" w:themeColor="text1"/>
-          <w:lang w:val="es-HN"/>
-        </w:rPr>
-      </w:pPr>
-      <w:r>
-        <w:rPr>
-          <w:rFonts w:ascii="Arial" w:eastAsia="Arial" w:hAnsi="Arial" w:cs="Arial"/>
+          <w:sz w:val="24"/>
+          <w:szCs w:val="24"/>
+          <w:lang w:val="es-HN"/>
+        </w:rPr>
+      </w:pPr>
+      <w:r>
+        <w:rPr>
+          <w:rFonts w:ascii="Times New Roman" w:eastAsia="Arial" w:hAnsi="Times New Roman" w:cs="Times New Roman"/>
           <w:b/>
           <w:bCs/>
           <w:color w:val="000000" w:themeColor="text1"/>
+          <w:sz w:val="24"/>
+          <w:szCs w:val="24"/>
           <w:lang w:val="es-HN"/>
         </w:rPr>
         <w:t>Clase</w:t>
       </w:r>
       <w:r>
         <w:rPr>
-          <w:rFonts w:ascii="Arial" w:eastAsia="Arial" w:hAnsi="Arial" w:cs="Arial"/>
+          <w:rFonts w:ascii="Times New Roman" w:eastAsia="Arial" w:hAnsi="Times New Roman" w:cs="Times New Roman"/>
           <w:color w:val="000000" w:themeColor="text1"/>
-          <w:lang w:val="es-HN"/>
-        </w:rPr>
-        <w:t xml:space="preserve">: </w:t>
-      </w:r>
-      <w:r>
-        <w:rPr>
-          <w:rFonts w:ascii="Arial" w:eastAsia="Arial" w:hAnsi="Arial" w:cs="Arial"/>
+          <w:sz w:val="24"/>
+          <w:szCs w:val="24"/>
+          <w:lang w:val="es-HN"/>
+        </w:rPr>
+        <w:t>: METODOLOGÍA DE LA INVESTIGACIÓN</w:t>
+      </w:r>
+    </w:p>
+    <w:p>
+      <w:pPr>
+        <w:jc w:val="center"/>
+        <w:rPr>
+          <w:rFonts w:ascii="Times New Roman" w:eastAsia="Arial" w:hAnsi="Times New Roman" w:cs="Times New Roman"/>
           <w:color w:val="000000" w:themeColor="text1"/>
-          <w:lang w:val="es-HN"/>
-        </w:rPr>
-        <w:t>METODOLOGÍA DE LA INVESTIGACIÓN</w:t>
-      </w:r>
-    </w:p>
-    <w:p>
-      <w:pPr>
-        <w:jc w:val="center"/>
-        <w:rPr>
-          <w:rFonts w:ascii="Arial" w:eastAsia="Arial" w:hAnsi="Arial" w:cs="Arial"/>
-          <w:color w:val="000000" w:themeColor="text1"/>
-          <w:lang w:val="es-HN"/>
-        </w:rPr>
-      </w:pPr>
-      <w:r>
-        <w:rPr>
-          <w:rFonts w:ascii="Arial" w:eastAsia="Arial" w:hAnsi="Arial" w:cs="Arial"/>
+          <w:sz w:val="24"/>
+          <w:szCs w:val="24"/>
+          <w:lang w:val="es-HN"/>
+        </w:rPr>
+      </w:pPr>
+      <w:r>
+        <w:rPr>
+          <w:rFonts w:ascii="Times New Roman" w:eastAsia="Arial" w:hAnsi="Times New Roman" w:cs="Times New Roman"/>
           <w:b/>
           <w:bCs/>
           <w:color w:val="000000" w:themeColor="text1"/>
+          <w:sz w:val="24"/>
+          <w:szCs w:val="24"/>
           <w:lang w:val="es-HN"/>
         </w:rPr>
         <w:t>Actividad</w:t>
       </w:r>
       <w:r>
         <w:rPr>
-          <w:rFonts w:ascii="Arial" w:eastAsia="Arial" w:hAnsi="Arial" w:cs="Arial"/>
+          <w:rFonts w:ascii="Times New Roman" w:eastAsia="Arial" w:hAnsi="Times New Roman" w:cs="Times New Roman"/>
           <w:color w:val="000000" w:themeColor="text1"/>
+          <w:sz w:val="24"/>
+          <w:szCs w:val="24"/>
           <w:lang w:val="es-HN"/>
         </w:rPr>
         <w:t xml:space="preserve">: </w:t>
       </w:r>
       <w:r>
         <w:rPr>
-          <w:rFonts w:ascii="Arial" w:eastAsia="Arial" w:hAnsi="Arial" w:cs="Arial"/>
+          <w:rFonts w:ascii="Times New Roman" w:eastAsia="Arial" w:hAnsi="Times New Roman" w:cs="Times New Roman"/>
           <w:color w:val="000000" w:themeColor="text1"/>
+          <w:sz w:val="24"/>
+          <w:szCs w:val="24"/>
           <w:lang w:val="es-HN"/>
         </w:rPr>
         <w:t>CI74101-02 - Capítulo 1</w:t>
@@ -244,52 +266,34 @@
         <w:ind w:left="1"/>
         <w:jc w:val="center"/>
         <w:rPr>
-          <w:rFonts w:ascii="Arial" w:eastAsia="Arial" w:hAnsi="Arial" w:cs="Arial"/>
+          <w:rFonts w:ascii="Times New Roman" w:eastAsia="Arial" w:hAnsi="Times New Roman" w:cs="Times New Roman"/>
           <w:color w:val="000000" w:themeColor="text1"/>
-          <w:lang w:val="es-HN"/>
-        </w:rPr>
-      </w:pPr>
-      <w:r>
-        <w:rPr>
-          <w:rFonts w:ascii="Arial" w:eastAsia="Arial" w:hAnsi="Arial" w:cs="Arial"/>
+          <w:sz w:val="24"/>
+          <w:szCs w:val="24"/>
+          <w:lang w:val="es-HN"/>
+        </w:rPr>
+      </w:pPr>
+      <w:r>
+        <w:rPr>
+          <w:rFonts w:ascii="Times New Roman" w:eastAsia="Arial" w:hAnsi="Times New Roman" w:cs="Times New Roman"/>
           <w:b/>
           <w:bCs/>
           <w:color w:val="000000" w:themeColor="text1"/>
+          <w:sz w:val="24"/>
+          <w:szCs w:val="24"/>
           <w:lang w:val="es-HN"/>
         </w:rPr>
         <w:t>Catedrático</w:t>
       </w:r>
       <w:r>
         <w:rPr>
-          <w:rFonts w:ascii="Arial" w:eastAsia="Arial" w:hAnsi="Arial" w:cs="Arial"/>
+          <w:rFonts w:ascii="Times New Roman" w:eastAsia="Arial" w:hAnsi="Times New Roman" w:cs="Times New Roman"/>
           <w:color w:val="000000" w:themeColor="text1"/>
-          <w:lang w:val="es-HN"/>
-        </w:rPr>
-        <w:t xml:space="preserve">: </w:t>
-      </w:r>
-      <w:r>
-        <w:rPr>
-          <w:rFonts w:ascii="Arial" w:eastAsia="Arial" w:hAnsi="Arial" w:cs="Arial"/>
-          <w:color w:val="000000" w:themeColor="text1"/>
-          <w:lang w:val="es-HN"/>
-        </w:rPr>
-        <w:t>PhD.</w:t>
-      </w:r>
-      <w:r>
-        <w:rPr>
-          <w:rFonts w:ascii="Arial" w:eastAsia="Arial" w:hAnsi="Arial" w:cs="Arial"/>
-          <w:color w:val="000000" w:themeColor="text1"/>
-          <w:lang w:val="es-HN"/>
-        </w:rPr>
-        <w:t xml:space="preserve"> </w:t>
-      </w:r>
-      <w:r>
-        <w:rPr>
-          <w:rFonts w:ascii="Arial" w:eastAsia="Arial" w:hAnsi="Arial" w:cs="Arial"/>
-          <w:color w:val="000000" w:themeColor="text1"/>
-          <w:lang w:val="es-HN"/>
-        </w:rPr>
-        <w:t>Servio Palacios</w:t>
+          <w:sz w:val="24"/>
+          <w:szCs w:val="24"/>
+          <w:lang w:val="es-HN"/>
+        </w:rPr>
+        <w:t>: PhD. Servio Palacios</w:t>
       </w:r>
     </w:p>
     <w:p>
@@ -297,8 +301,10 @@
         <w:widowControl w:val="0"/>
         <w:spacing w:after="0" w:line="240" w:lineRule="auto"/>
         <w:rPr>
-          <w:rFonts w:ascii="Arial" w:eastAsia="Arial" w:hAnsi="Arial" w:cs="Arial"/>
+          <w:rFonts w:ascii="Times New Roman" w:eastAsia="Arial" w:hAnsi="Times New Roman" w:cs="Times New Roman"/>
           <w:color w:val="000000" w:themeColor="text1"/>
+          <w:sz w:val="24"/>
+          <w:szCs w:val="24"/>
           <w:lang w:val="es-HN"/>
         </w:rPr>
       </w:pPr>
@@ -308,8 +314,10 @@
         <w:widowControl w:val="0"/>
         <w:spacing w:after="0" w:line="240" w:lineRule="auto"/>
         <w:rPr>
-          <w:rFonts w:ascii="Arial" w:eastAsia="Arial" w:hAnsi="Arial" w:cs="Arial"/>
+          <w:rFonts w:ascii="Times New Roman" w:eastAsia="Arial" w:hAnsi="Times New Roman" w:cs="Times New Roman"/>
           <w:color w:val="000000" w:themeColor="text1"/>
+          <w:sz w:val="24"/>
+          <w:szCs w:val="24"/>
           <w:lang w:val="es-HN"/>
         </w:rPr>
       </w:pPr>
@@ -319,8 +327,10 @@
         <w:widowControl w:val="0"/>
         <w:spacing w:before="98" w:after="0" w:line="240" w:lineRule="auto"/>
         <w:rPr>
-          <w:rFonts w:ascii="Arial" w:eastAsia="Arial" w:hAnsi="Arial" w:cs="Arial"/>
+          <w:rFonts w:ascii="Times New Roman" w:eastAsia="Arial" w:hAnsi="Times New Roman" w:cs="Times New Roman"/>
           <w:color w:val="000000" w:themeColor="text1"/>
+          <w:sz w:val="24"/>
+          <w:szCs w:val="24"/>
           <w:lang w:val="es-HN"/>
         </w:rPr>
       </w:pPr>
@@ -330,25 +340,31 @@
         <w:ind w:right="1"/>
         <w:jc w:val="center"/>
         <w:rPr>
-          <w:rFonts w:ascii="Arial" w:eastAsia="Arial" w:hAnsi="Arial" w:cs="Arial"/>
+          <w:rFonts w:ascii="Times New Roman" w:eastAsia="Arial" w:hAnsi="Times New Roman" w:cs="Times New Roman"/>
           <w:color w:val="000000" w:themeColor="text1"/>
-          <w:lang w:val="es-HN"/>
-        </w:rPr>
-      </w:pPr>
-      <w:r>
-        <w:rPr>
-          <w:rFonts w:ascii="Arial" w:eastAsia="Arial" w:hAnsi="Arial" w:cs="Arial"/>
+          <w:sz w:val="24"/>
+          <w:szCs w:val="24"/>
+          <w:lang w:val="es-HN"/>
+        </w:rPr>
+      </w:pPr>
+      <w:r>
+        <w:rPr>
+          <w:rFonts w:ascii="Times New Roman" w:eastAsia="Arial" w:hAnsi="Times New Roman" w:cs="Times New Roman"/>
           <w:b/>
           <w:bCs/>
           <w:color w:val="000000" w:themeColor="text1"/>
+          <w:sz w:val="24"/>
+          <w:szCs w:val="24"/>
           <w:lang w:val="es-HN"/>
         </w:rPr>
         <w:t>Estudiante</w:t>
       </w:r>
       <w:r>
         <w:rPr>
-          <w:rFonts w:ascii="Arial" w:eastAsia="Arial" w:hAnsi="Arial" w:cs="Arial"/>
+          <w:rFonts w:ascii="Times New Roman" w:eastAsia="Arial" w:hAnsi="Times New Roman" w:cs="Times New Roman"/>
           <w:color w:val="000000" w:themeColor="text1"/>
+          <w:sz w:val="24"/>
+          <w:szCs w:val="24"/>
           <w:lang w:val="es-HN"/>
         </w:rPr>
         <w:t>:</w:t>
@@ -360,31 +376,39 @@
         <w:ind w:left="2431" w:right="2427"/>
         <w:jc w:val="center"/>
         <w:rPr>
-          <w:rFonts w:ascii="Arial" w:eastAsia="Arial" w:hAnsi="Arial" w:cs="Arial"/>
+          <w:rFonts w:ascii="Times New Roman" w:eastAsia="Arial" w:hAnsi="Times New Roman" w:cs="Times New Roman"/>
           <w:color w:val="000000" w:themeColor="text1"/>
-          <w:lang w:val="es-HN"/>
-        </w:rPr>
-      </w:pPr>
-      <w:r>
-        <w:rPr>
-          <w:rFonts w:ascii="Arial" w:eastAsia="Arial" w:hAnsi="Arial" w:cs="Arial"/>
+          <w:sz w:val="24"/>
+          <w:szCs w:val="24"/>
+          <w:lang w:val="es-HN"/>
+        </w:rPr>
+      </w:pPr>
+      <w:r>
+        <w:rPr>
+          <w:rFonts w:ascii="Times New Roman" w:eastAsia="Arial" w:hAnsi="Times New Roman" w:cs="Times New Roman"/>
           <w:color w:val="000000" w:themeColor="text1"/>
+          <w:sz w:val="24"/>
+          <w:szCs w:val="24"/>
           <w:lang w:val="es-HN"/>
         </w:rPr>
         <w:t xml:space="preserve">Sara Jeanette Pavón Zúniga </w:t>
       </w:r>
       <w:r>
         <w:rPr>
-          <w:rFonts w:ascii="Arial" w:eastAsia="Arial" w:hAnsi="Arial" w:cs="Arial"/>
+          <w:rFonts w:ascii="Times New Roman" w:eastAsia="Arial" w:hAnsi="Times New Roman" w:cs="Times New Roman"/>
           <w:color w:val="000000" w:themeColor="text1"/>
+          <w:sz w:val="24"/>
+          <w:szCs w:val="24"/>
           <w:lang w:val="es-HN"/>
         </w:rPr>
         <w:t>–</w:t>
       </w:r>
       <w:r>
         <w:rPr>
-          <w:rFonts w:ascii="Arial" w:eastAsia="Arial" w:hAnsi="Arial" w:cs="Arial"/>
+          <w:rFonts w:ascii="Times New Roman" w:eastAsia="Arial" w:hAnsi="Times New Roman" w:cs="Times New Roman"/>
           <w:color w:val="000000" w:themeColor="text1"/>
+          <w:sz w:val="24"/>
+          <w:szCs w:val="24"/>
           <w:lang w:val="es-HN"/>
         </w:rPr>
         <w:t xml:space="preserve"> 12513111</w:t>
@@ -395,26 +419,22 @@
         <w:ind w:right="1"/>
         <w:jc w:val="center"/>
         <w:rPr>
-          <w:rFonts w:ascii="Arial" w:eastAsia="Arial" w:hAnsi="Arial" w:cs="Arial"/>
+          <w:rFonts w:ascii="Times New Roman" w:eastAsia="Arial" w:hAnsi="Times New Roman" w:cs="Times New Roman"/>
           <w:color w:val="000000" w:themeColor="text1"/>
-          <w:lang w:val="es-HN"/>
-        </w:rPr>
-      </w:pPr>
-      <w:r>
-        <w:rPr>
-          <w:rFonts w:ascii="Arial" w:eastAsia="Arial" w:hAnsi="Arial" w:cs="Arial"/>
+          <w:sz w:val="24"/>
+          <w:szCs w:val="24"/>
+          <w:lang w:val="es-HN"/>
+        </w:rPr>
+      </w:pPr>
+      <w:r>
+        <w:rPr>
+          <w:rFonts w:ascii="Times New Roman" w:eastAsia="Arial" w:hAnsi="Times New Roman" w:cs="Times New Roman"/>
           <w:color w:val="000000" w:themeColor="text1"/>
-          <w:lang w:val="es-HN"/>
-        </w:rPr>
-        <w:t xml:space="preserve">Roberto Carlos Pavón Caballero - </w:t>
-      </w:r>
-      <w:r>
-        <w:rPr>
-          <w:rFonts w:ascii="Arial" w:eastAsia="Arial" w:hAnsi="Arial" w:cs="Arial"/>
-          <w:color w:val="000000" w:themeColor="text1"/>
-          <w:lang w:val="es-HN"/>
-        </w:rPr>
-        <w:t>12443172</w:t>
+          <w:sz w:val="24"/>
+          <w:szCs w:val="24"/>
+          <w:lang w:val="es-HN"/>
+        </w:rPr>
+        <w:t>Roberto Carlos Pavón Caballero - 12443172</w:t>
       </w:r>
     </w:p>
     <w:p>
@@ -423,6 +443,9 @@
         <w:ind w:left="2045" w:right="2040"/>
         <w:jc w:val="center"/>
         <w:rPr>
+          <w:rFonts w:ascii="Times New Roman" w:hAnsi="Times New Roman" w:cs="Times New Roman"/>
+          <w:sz w:val="24"/>
+          <w:szCs w:val="24"/>
           <w:lang w:val="es-HN"/>
         </w:rPr>
       </w:pPr>
@@ -433,52 +456,49 @@
         <w:ind w:left="2045" w:right="2040"/>
         <w:jc w:val="center"/>
         <w:rPr>
-          <w:lang w:val="es-HN"/>
-        </w:rPr>
-      </w:pPr>
-      <w:r>
-        <w:rPr>
+          <w:rFonts w:ascii="Times New Roman" w:hAnsi="Times New Roman" w:cs="Times New Roman"/>
+          <w:sz w:val="24"/>
+          <w:szCs w:val="24"/>
+          <w:lang w:val="es-HN"/>
+        </w:rPr>
+      </w:pPr>
+      <w:r>
+        <w:rPr>
+          <w:rFonts w:ascii="Times New Roman" w:hAnsi="Times New Roman" w:cs="Times New Roman"/>
           <w:b/>
           <w:bCs/>
+          <w:sz w:val="24"/>
+          <w:szCs w:val="24"/>
           <w:lang w:val="es-HN"/>
         </w:rPr>
         <w:t>Fecha de entrega:</w:t>
       </w:r>
       <w:r>
         <w:rPr>
+          <w:rFonts w:ascii="Times New Roman" w:hAnsi="Times New Roman" w:cs="Times New Roman"/>
+          <w:sz w:val="24"/>
+          <w:szCs w:val="24"/>
           <w:lang w:val="es-HN"/>
         </w:rPr>
         <w:t xml:space="preserve"> </w:t>
       </w:r>
       <w:r>
         <w:rPr>
+          <w:rFonts w:ascii="Times New Roman" w:hAnsi="Times New Roman" w:cs="Times New Roman"/>
+          <w:sz w:val="24"/>
+          <w:szCs w:val="24"/>
           <w:lang w:val="es-HN"/>
         </w:rPr>
         <w:t>8</w:t>
       </w:r>
       <w:r>
         <w:rPr>
-          <w:lang w:val="es-HN"/>
-        </w:rPr>
-        <w:t>/0</w:t>
-      </w:r>
-      <w:r>
-        <w:rPr>
-          <w:lang w:val="es-HN"/>
-        </w:rPr>
-        <w:t>6</w:t>
-      </w:r>
-      <w:r>
-        <w:rPr>
-          <w:lang w:val="es-HN"/>
-        </w:rPr>
-        <w:t>/202</w:t>
-      </w:r>
-      <w:r>
-        <w:rPr>
-          <w:lang w:val="es-HN"/>
-        </w:rPr>
-        <w:t>6</w:t>
+          <w:rFonts w:ascii="Times New Roman" w:hAnsi="Times New Roman" w:cs="Times New Roman"/>
+          <w:sz w:val="24"/>
+          <w:szCs w:val="24"/>
+          <w:lang w:val="es-HN"/>
+        </w:rPr>
+        <w:t>/06/2026</w:t>
       </w:r>
     </w:p>
     <w:p>
@@ -550,10 +570,10 @@
     <w:sdt>
       <w:sdtPr>
         <w:rPr>
-          <w:rFonts w:asciiTheme="minorHAnsi" w:eastAsiaTheme="minorHAnsi" w:hAnsiTheme="minorHAnsi" w:cstheme="minorBidi"/>
+          <w:rFonts w:ascii="Times New Roman" w:eastAsiaTheme="minorHAnsi" w:hAnsi="Times New Roman" w:cs="Times New Roman"/>
           <w:color w:val="auto"/>
-          <w:sz w:val="22"/>
-          <w:szCs w:val="22"/>
+          <w:sz w:val="24"/>
+          <w:szCs w:val="24"/>
           <w:lang w:val="es-ES"/>
         </w:rPr>
         <w:id w:val="-848325977"/>
@@ -572,17 +592,24 @@
         <w:p>
           <w:pPr>
             <w:pStyle w:val="TtuloTDC"/>
+            <w:spacing w:line="360" w:lineRule="auto"/>
             <w:rPr>
+              <w:rFonts w:ascii="Times New Roman" w:hAnsi="Times New Roman" w:cs="Times New Roman"/>
               <w:b/>
               <w:bCs/>
               <w:color w:val="auto"/>
+              <w:sz w:val="24"/>
+              <w:szCs w:val="24"/>
             </w:rPr>
           </w:pPr>
           <w:r>
             <w:rPr>
+              <w:rFonts w:ascii="Times New Roman" w:hAnsi="Times New Roman" w:cs="Times New Roman"/>
               <w:b/>
               <w:bCs/>
               <w:color w:val="auto"/>
+              <w:sz w:val="24"/>
+              <w:szCs w:val="24"/>
               <w:lang w:val="es-ES"/>
             </w:rPr>
             <w:t>Contenido</w:t>
@@ -597,22 +624,42 @@
             <w:rPr>
               <w:rFonts w:eastAsiaTheme="minorEastAsia"/>
               <w:noProof/>
+              <w:kern w:val="2"/>
+              <w:sz w:val="24"/>
+              <w:szCs w:val="24"/>
+              <w:lang w:val="es-HN" w:eastAsia="es-HN"/>
+              <w14:ligatures w14:val="standardContextual"/>
             </w:rPr>
           </w:pPr>
           <w:r>
+            <w:rPr>
+              <w:rFonts w:ascii="Times New Roman" w:hAnsi="Times New Roman" w:cs="Times New Roman"/>
+              <w:sz w:val="24"/>
+              <w:szCs w:val="24"/>
+            </w:rPr>
             <w:fldChar w:fldCharType="begin"/>
           </w:r>
           <w:r>
+            <w:rPr>
+              <w:rFonts w:ascii="Times New Roman" w:hAnsi="Times New Roman" w:cs="Times New Roman"/>
+              <w:sz w:val="24"/>
+              <w:szCs w:val="24"/>
+            </w:rPr>
             <w:instrText xml:space="preserve"> TOC \o "1-3" \h \z \u </w:instrText>
           </w:r>
           <w:r>
+            <w:rPr>
+              <w:rFonts w:ascii="Times New Roman" w:hAnsi="Times New Roman" w:cs="Times New Roman"/>
+              <w:sz w:val="24"/>
+              <w:szCs w:val="24"/>
+            </w:rPr>
             <w:fldChar w:fldCharType="separate"/>
           </w:r>
-          <w:hyperlink w:anchor="_Toc231760934" w:history="1">
+          <w:hyperlink w:anchor="_Toc231843127" w:history="1">
             <w:r>
               <w:rPr>
                 <w:rStyle w:val="Hipervnculo"/>
-                <w:rFonts w:eastAsia="Times New Roman"/>
+                <w:rFonts w:ascii="Times New Roman" w:eastAsia="Times New Roman" w:hAnsi="Times New Roman" w:cs="Times New Roman"/>
                 <w:noProof/>
                 <w:lang w:val="es-HN"/>
               </w:rPr>
@@ -637,7 +684,7 @@
                 <w:noProof/>
                 <w:webHidden/>
               </w:rPr>
-              <w:instrText xml:space="preserve"> PAGEREF _Toc231760934 \h </w:instrText>
+              <w:instrText xml:space="preserve"> PAGEREF _Toc231843127 \h </w:instrText>
             </w:r>
             <w:r>
               <w:rPr>
@@ -657,7 +704,7 @@
                 <w:noProof/>
                 <w:webHidden/>
               </w:rPr>
-              <w:t>3</w:t>
+              <w:t>2</w:t>
             </w:r>
             <w:r>
               <w:rPr>
@@ -677,13 +724,18 @@
             <w:rPr>
               <w:rFonts w:eastAsiaTheme="minorEastAsia"/>
               <w:noProof/>
+              <w:kern w:val="2"/>
+              <w:sz w:val="24"/>
+              <w:szCs w:val="24"/>
+              <w:lang w:val="es-HN" w:eastAsia="es-HN"/>
+              <w14:ligatures w14:val="standardContextual"/>
             </w:rPr>
           </w:pPr>
-          <w:hyperlink w:anchor="_Toc231760935" w:history="1">
+          <w:hyperlink w:anchor="_Toc231843128" w:history="1">
             <w:r>
               <w:rPr>
                 <w:rStyle w:val="Hipervnculo"/>
-                <w:rFonts w:eastAsia="Times New Roman"/>
+                <w:rFonts w:ascii="Times New Roman" w:eastAsia="Times New Roman" w:hAnsi="Times New Roman" w:cs="Times New Roman"/>
                 <w:noProof/>
                 <w:lang w:val="es-HN"/>
               </w:rPr>
@@ -708,7 +760,7 @@
                 <w:noProof/>
                 <w:webHidden/>
               </w:rPr>
-              <w:instrText xml:space="preserve"> PAGEREF _Toc231760935 \h </w:instrText>
+              <w:instrText xml:space="preserve"> PAGEREF _Toc231843128 \h </w:instrText>
             </w:r>
             <w:r>
               <w:rPr>
@@ -748,12 +800,18 @@
             <w:rPr>
               <w:rFonts w:eastAsiaTheme="minorEastAsia"/>
               <w:noProof/>
+              <w:kern w:val="2"/>
+              <w:sz w:val="24"/>
+              <w:szCs w:val="24"/>
+              <w:lang w:val="es-HN" w:eastAsia="es-HN"/>
+              <w14:ligatures w14:val="standardContextual"/>
             </w:rPr>
           </w:pPr>
-          <w:hyperlink w:anchor="_Toc231760936" w:history="1">
+          <w:hyperlink w:anchor="_Toc231843129" w:history="1">
             <w:r>
               <w:rPr>
                 <w:rStyle w:val="Hipervnculo"/>
+                <w:rFonts w:ascii="Times New Roman" w:hAnsi="Times New Roman" w:cs="Times New Roman"/>
                 <w:noProof/>
                 <w:lang w:val="es-HN"/>
               </w:rPr>
@@ -778,7 +836,7 @@
                 <w:noProof/>
                 <w:webHidden/>
               </w:rPr>
-              <w:instrText xml:space="preserve"> PAGEREF _Toc231760936 \h </w:instrText>
+              <w:instrText xml:space="preserve"> PAGEREF _Toc231843129 \h </w:instrText>
             </w:r>
             <w:r>
               <w:rPr>
@@ -799,6 +857,310 @@
                 <w:webHidden/>
               </w:rPr>
               <w:t>7</w:t>
+            </w:r>
+            <w:r>
+              <w:rPr>
+                <w:noProof/>
+                <w:webHidden/>
+              </w:rPr>
+              <w:fldChar w:fldCharType="end"/>
+            </w:r>
+          </w:hyperlink>
+        </w:p>
+        <w:p>
+          <w:pPr>
+            <w:pStyle w:val="TDC2"/>
+            <w:tabs>
+              <w:tab w:val="right" w:leader="dot" w:pos="9350"/>
+            </w:tabs>
+            <w:rPr>
+              <w:rFonts w:eastAsiaTheme="minorEastAsia"/>
+              <w:noProof/>
+              <w:kern w:val="2"/>
+              <w:sz w:val="24"/>
+              <w:szCs w:val="24"/>
+              <w:lang w:val="es-HN" w:eastAsia="es-HN"/>
+              <w14:ligatures w14:val="standardContextual"/>
+            </w:rPr>
+          </w:pPr>
+          <w:hyperlink w:anchor="_Toc231843130" w:history="1">
+            <w:r>
+              <w:rPr>
+                <w:rStyle w:val="Hipervnculo"/>
+                <w:rFonts w:ascii="Times New Roman" w:hAnsi="Times New Roman" w:cs="Times New Roman"/>
+                <w:noProof/>
+                <w:lang w:val="es-HN"/>
+              </w:rPr>
+              <w:t>3.1 Justificación Científica</w:t>
+            </w:r>
+            <w:r>
+              <w:rPr>
+                <w:noProof/>
+                <w:webHidden/>
+              </w:rPr>
+              <w:tab/>
+            </w:r>
+            <w:r>
+              <w:rPr>
+                <w:noProof/>
+                <w:webHidden/>
+              </w:rPr>
+              <w:fldChar w:fldCharType="begin"/>
+            </w:r>
+            <w:r>
+              <w:rPr>
+                <w:noProof/>
+                <w:webHidden/>
+              </w:rPr>
+              <w:instrText xml:space="preserve"> PAGEREF _Toc231843130 \h </w:instrText>
+            </w:r>
+            <w:r>
+              <w:rPr>
+                <w:noProof/>
+                <w:webHidden/>
+              </w:rPr>
+            </w:r>
+            <w:r>
+              <w:rPr>
+                <w:noProof/>
+                <w:webHidden/>
+              </w:rPr>
+              <w:fldChar w:fldCharType="separate"/>
+            </w:r>
+            <w:r>
+              <w:rPr>
+                <w:noProof/>
+                <w:webHidden/>
+              </w:rPr>
+              <w:t>8</w:t>
+            </w:r>
+            <w:r>
+              <w:rPr>
+                <w:noProof/>
+                <w:webHidden/>
+              </w:rPr>
+              <w:fldChar w:fldCharType="end"/>
+            </w:r>
+          </w:hyperlink>
+        </w:p>
+        <w:p>
+          <w:pPr>
+            <w:pStyle w:val="TDC2"/>
+            <w:tabs>
+              <w:tab w:val="right" w:leader="dot" w:pos="9350"/>
+            </w:tabs>
+            <w:rPr>
+              <w:rFonts w:eastAsiaTheme="minorEastAsia"/>
+              <w:noProof/>
+              <w:kern w:val="2"/>
+              <w:sz w:val="24"/>
+              <w:szCs w:val="24"/>
+              <w:lang w:val="es-HN" w:eastAsia="es-HN"/>
+              <w14:ligatures w14:val="standardContextual"/>
+            </w:rPr>
+          </w:pPr>
+          <w:hyperlink w:anchor="_Toc231843131" w:history="1">
+            <w:r>
+              <w:rPr>
+                <w:rStyle w:val="Hipervnculo"/>
+                <w:rFonts w:ascii="Times New Roman" w:hAnsi="Times New Roman" w:cs="Times New Roman"/>
+                <w:noProof/>
+                <w:lang w:val="es-HN"/>
+              </w:rPr>
+              <w:t>3.2 Justificación Tecnológica</w:t>
+            </w:r>
+            <w:r>
+              <w:rPr>
+                <w:noProof/>
+                <w:webHidden/>
+              </w:rPr>
+              <w:tab/>
+            </w:r>
+            <w:r>
+              <w:rPr>
+                <w:noProof/>
+                <w:webHidden/>
+              </w:rPr>
+              <w:fldChar w:fldCharType="begin"/>
+            </w:r>
+            <w:r>
+              <w:rPr>
+                <w:noProof/>
+                <w:webHidden/>
+              </w:rPr>
+              <w:instrText xml:space="preserve"> PAGEREF _Toc231843131 \h </w:instrText>
+            </w:r>
+            <w:r>
+              <w:rPr>
+                <w:noProof/>
+                <w:webHidden/>
+              </w:rPr>
+            </w:r>
+            <w:r>
+              <w:rPr>
+                <w:noProof/>
+                <w:webHidden/>
+              </w:rPr>
+              <w:fldChar w:fldCharType="separate"/>
+            </w:r>
+            <w:r>
+              <w:rPr>
+                <w:noProof/>
+                <w:webHidden/>
+              </w:rPr>
+              <w:t>9</w:t>
+            </w:r>
+            <w:r>
+              <w:rPr>
+                <w:noProof/>
+                <w:webHidden/>
+              </w:rPr>
+              <w:fldChar w:fldCharType="end"/>
+            </w:r>
+          </w:hyperlink>
+        </w:p>
+        <w:p>
+          <w:pPr>
+            <w:pStyle w:val="TDC2"/>
+            <w:tabs>
+              <w:tab w:val="right" w:leader="dot" w:pos="9350"/>
+            </w:tabs>
+            <w:rPr>
+              <w:rFonts w:eastAsiaTheme="minorEastAsia"/>
+              <w:noProof/>
+              <w:kern w:val="2"/>
+              <w:sz w:val="24"/>
+              <w:szCs w:val="24"/>
+              <w:lang w:val="es-HN" w:eastAsia="es-HN"/>
+              <w14:ligatures w14:val="standardContextual"/>
+            </w:rPr>
+          </w:pPr>
+          <w:hyperlink w:anchor="_Toc231843132" w:history="1">
+            <w:r>
+              <w:rPr>
+                <w:rStyle w:val="Hipervnculo"/>
+                <w:rFonts w:ascii="Times New Roman" w:hAnsi="Times New Roman" w:cs="Times New Roman"/>
+                <w:noProof/>
+                <w:lang w:val="es-HN"/>
+              </w:rPr>
+              <w:t>3.3 Justificación Social</w:t>
+            </w:r>
+            <w:r>
+              <w:rPr>
+                <w:noProof/>
+                <w:webHidden/>
+              </w:rPr>
+              <w:tab/>
+            </w:r>
+            <w:r>
+              <w:rPr>
+                <w:noProof/>
+                <w:webHidden/>
+              </w:rPr>
+              <w:fldChar w:fldCharType="begin"/>
+            </w:r>
+            <w:r>
+              <w:rPr>
+                <w:noProof/>
+                <w:webHidden/>
+              </w:rPr>
+              <w:instrText xml:space="preserve"> PAGEREF _Toc231843132 \h </w:instrText>
+            </w:r>
+            <w:r>
+              <w:rPr>
+                <w:noProof/>
+                <w:webHidden/>
+              </w:rPr>
+            </w:r>
+            <w:r>
+              <w:rPr>
+                <w:noProof/>
+                <w:webHidden/>
+              </w:rPr>
+              <w:fldChar w:fldCharType="separate"/>
+            </w:r>
+            <w:r>
+              <w:rPr>
+                <w:noProof/>
+                <w:webHidden/>
+              </w:rPr>
+              <w:t>9</w:t>
+            </w:r>
+            <w:r>
+              <w:rPr>
+                <w:noProof/>
+                <w:webHidden/>
+              </w:rPr>
+              <w:fldChar w:fldCharType="end"/>
+            </w:r>
+          </w:hyperlink>
+        </w:p>
+        <w:p>
+          <w:pPr>
+            <w:pStyle w:val="TDC2"/>
+            <w:tabs>
+              <w:tab w:val="right" w:leader="dot" w:pos="9350"/>
+            </w:tabs>
+            <w:rPr>
+              <w:rFonts w:eastAsiaTheme="minorEastAsia"/>
+              <w:noProof/>
+              <w:kern w:val="2"/>
+              <w:sz w:val="24"/>
+              <w:szCs w:val="24"/>
+              <w:lang w:val="es-HN" w:eastAsia="es-HN"/>
+              <w14:ligatures w14:val="standardContextual"/>
+            </w:rPr>
+          </w:pPr>
+          <w:hyperlink w:anchor="_Toc231843133" w:history="1">
+            <w:r>
+              <w:rPr>
+                <w:rStyle w:val="Hipervnculo"/>
+                <w:rFonts w:ascii="Times New Roman" w:hAnsi="Times New Roman" w:cs="Times New Roman"/>
+                <w:noProof/>
+                <w:lang w:val="es-HN"/>
+              </w:rPr>
+              <w:t>3.4 Justificación Económica</w:t>
+            </w:r>
+            <w:r>
+              <w:rPr>
+                <w:noProof/>
+                <w:webHidden/>
+              </w:rPr>
+              <w:tab/>
+            </w:r>
+            <w:r>
+              <w:rPr>
+                <w:noProof/>
+                <w:webHidden/>
+              </w:rPr>
+              <w:fldChar w:fldCharType="begin"/>
+            </w:r>
+            <w:r>
+              <w:rPr>
+                <w:noProof/>
+                <w:webHidden/>
+              </w:rPr>
+              <w:instrText xml:space="preserve"> PAGEREF _Toc231843133 \h </w:instrText>
+            </w:r>
+            <w:r>
+              <w:rPr>
+                <w:noProof/>
+                <w:webHidden/>
+              </w:rPr>
+            </w:r>
+            <w:r>
+              <w:rPr>
+                <w:noProof/>
+                <w:webHidden/>
+              </w:rPr>
+              <w:fldChar w:fldCharType="separate"/>
+            </w:r>
+            <w:r>
+              <w:rPr>
+                <w:noProof/>
+                <w:webHidden/>
+              </w:rPr>
+              <w:t>10</w:t>
             </w:r>
             <w:r>
               <w:rPr>
@@ -818,16 +1180,22 @@
             <w:rPr>
               <w:rFonts w:eastAsiaTheme="minorEastAsia"/>
               <w:noProof/>
+              <w:kern w:val="2"/>
+              <w:sz w:val="24"/>
+              <w:szCs w:val="24"/>
+              <w:lang w:val="es-HN" w:eastAsia="es-HN"/>
+              <w14:ligatures w14:val="standardContextual"/>
             </w:rPr>
           </w:pPr>
-          <w:hyperlink w:anchor="_Toc231760937" w:history="1">
+          <w:hyperlink w:anchor="_Toc231843134" w:history="1">
             <w:r>
               <w:rPr>
                 <w:rStyle w:val="Hipervnculo"/>
+                <w:rFonts w:ascii="Times New Roman" w:hAnsi="Times New Roman" w:cs="Times New Roman"/>
                 <w:noProof/>
                 <w:lang w:val="es-HN"/>
               </w:rPr>
-              <w:t>3. Justificación</w:t>
+              <w:t>Pregunta de Investigación</w:t>
             </w:r>
             <w:r>
               <w:rPr>
@@ -848,7 +1216,7 @@
                 <w:noProof/>
                 <w:webHidden/>
               </w:rPr>
-              <w:instrText xml:space="preserve"> PAGEREF _Toc231760937 \h </w:instrText>
+              <w:instrText xml:space="preserve"> PAGEREF _Toc231843134 \h </w:instrText>
             </w:r>
             <w:r>
               <w:rPr>
@@ -868,7 +1236,83 @@
                 <w:noProof/>
                 <w:webHidden/>
               </w:rPr>
-              <w:t>7</w:t>
+              <w:t>11</w:t>
+            </w:r>
+            <w:r>
+              <w:rPr>
+                <w:noProof/>
+                <w:webHidden/>
+              </w:rPr>
+              <w:fldChar w:fldCharType="end"/>
+            </w:r>
+          </w:hyperlink>
+        </w:p>
+        <w:p>
+          <w:pPr>
+            <w:pStyle w:val="TDC1"/>
+            <w:tabs>
+              <w:tab w:val="right" w:leader="dot" w:pos="9350"/>
+            </w:tabs>
+            <w:rPr>
+              <w:rFonts w:eastAsiaTheme="minorEastAsia"/>
+              <w:noProof/>
+              <w:kern w:val="2"/>
+              <w:sz w:val="24"/>
+              <w:szCs w:val="24"/>
+              <w:lang w:val="es-HN" w:eastAsia="es-HN"/>
+              <w14:ligatures w14:val="standardContextual"/>
+            </w:rPr>
+          </w:pPr>
+          <w:hyperlink w:anchor="_Toc231843135" w:history="1">
+            <w:r>
+              <w:rPr>
+                <w:rStyle w:val="Hipervnculo"/>
+                <w:rFonts w:ascii="Times New Roman" w:eastAsia="Times New Roman" w:hAnsi="Times New Roman" w:cs="Times New Roman"/>
+                <w:noProof/>
+                <w:lang w:val="es-HN"/>
+              </w:rPr>
+              <w:t>Objetivos</w:t>
+            </w:r>
+            <w:r>
+              <w:rPr>
+                <w:noProof/>
+                <w:webHidden/>
+              </w:rPr>
+              <w:tab/>
+            </w:r>
+            <w:r>
+              <w:rPr>
+                <w:noProof/>
+                <w:webHidden/>
+              </w:rPr>
+              <w:fldChar w:fldCharType="begin"/>
+            </w:r>
+            <w:r>
+              <w:rPr>
+                <w:noProof/>
+                <w:webHidden/>
+              </w:rPr>
+              <w:instrText xml:space="preserve"> PAGEREF _Toc231843135 \h </w:instrText>
+            </w:r>
+            <w:r>
+              <w:rPr>
+                <w:noProof/>
+                <w:webHidden/>
+              </w:rPr>
+            </w:r>
+            <w:r>
+              <w:rPr>
+                <w:noProof/>
+                <w:webHidden/>
+              </w:rPr>
+              <w:fldChar w:fldCharType="separate"/>
+            </w:r>
+            <w:r>
+              <w:rPr>
+                <w:noProof/>
+                <w:webHidden/>
+              </w:rPr>
+              <w:t>12</w:t>
             </w:r>
             <w:r>
               <w:rPr>
@@ -888,16 +1332,22 @@
             <w:rPr>
               <w:rFonts w:eastAsiaTheme="minorEastAsia"/>
               <w:noProof/>
+              <w:kern w:val="2"/>
+              <w:sz w:val="24"/>
+              <w:szCs w:val="24"/>
+              <w:lang w:val="es-HN" w:eastAsia="es-HN"/>
+              <w14:ligatures w14:val="standardContextual"/>
             </w:rPr>
           </w:pPr>
-          <w:hyperlink w:anchor="_Toc231760938" w:history="1">
+          <w:hyperlink w:anchor="_Toc231843136" w:history="1">
             <w:r>
               <w:rPr>
                 <w:rStyle w:val="Hipervnculo"/>
+                <w:rFonts w:ascii="Times New Roman" w:hAnsi="Times New Roman" w:cs="Times New Roman"/>
                 <w:noProof/>
                 <w:lang w:val="es-HN"/>
               </w:rPr>
-              <w:t>3.1 Justificación Científica</w:t>
+              <w:t>Objetivo General</w:t>
             </w:r>
             <w:r>
               <w:rPr>
@@ -918,7 +1368,7 @@
                 <w:noProof/>
                 <w:webHidden/>
               </w:rPr>
-              <w:instrText xml:space="preserve"> PAGEREF _Toc231760938 \h </w:instrText>
+              <w:instrText xml:space="preserve"> PAGEREF _Toc231843136 \h </w:instrText>
             </w:r>
             <w:r>
               <w:rPr>
@@ -938,7 +1388,7 @@
                 <w:noProof/>
                 <w:webHidden/>
               </w:rPr>
-              <w:t>7</w:t>
+              <w:t>12</w:t>
             </w:r>
             <w:r>
               <w:rPr>
@@ -958,16 +1408,22 @@
             <w:rPr>
               <w:rFonts w:eastAsiaTheme="minorEastAsia"/>
               <w:noProof/>
+              <w:kern w:val="2"/>
+              <w:sz w:val="24"/>
+              <w:szCs w:val="24"/>
+              <w:lang w:val="es-HN" w:eastAsia="es-HN"/>
+              <w14:ligatures w14:val="standardContextual"/>
             </w:rPr>
           </w:pPr>
-          <w:hyperlink w:anchor="_Toc231760939" w:history="1">
+          <w:hyperlink w:anchor="_Toc231843137" w:history="1">
             <w:r>
               <w:rPr>
                 <w:rStyle w:val="Hipervnculo"/>
+                <w:rFonts w:ascii="Times New Roman" w:hAnsi="Times New Roman" w:cs="Times New Roman"/>
                 <w:noProof/>
                 <w:lang w:val="es-HN"/>
               </w:rPr>
-              <w:t>3.2 Justificación Tecnológica</w:t>
+              <w:t>Objetivos Específicos</w:t>
             </w:r>
             <w:r>
               <w:rPr>
@@ -988,7 +1444,7 @@
                 <w:noProof/>
                 <w:webHidden/>
               </w:rPr>
-              <w:instrText xml:space="preserve"> PAGEREF _Toc231760939 \h </w:instrText>
+              <w:instrText xml:space="preserve"> PAGEREF _Toc231843137 \h </w:instrText>
             </w:r>
             <w:r>
               <w:rPr>
@@ -1008,7 +1464,83 @@
                 <w:noProof/>
                 <w:webHidden/>
               </w:rPr>
-              <w:t>8</w:t>
+              <w:t>12</w:t>
+            </w:r>
+            <w:r>
+              <w:rPr>
+                <w:noProof/>
+                <w:webHidden/>
+              </w:rPr>
+              <w:fldChar w:fldCharType="end"/>
+            </w:r>
+          </w:hyperlink>
+        </w:p>
+        <w:p>
+          <w:pPr>
+            <w:pStyle w:val="TDC1"/>
+            <w:tabs>
+              <w:tab w:val="right" w:leader="dot" w:pos="9350"/>
+            </w:tabs>
+            <w:rPr>
+              <w:rFonts w:eastAsiaTheme="minorEastAsia"/>
+              <w:noProof/>
+              <w:kern w:val="2"/>
+              <w:sz w:val="24"/>
+              <w:szCs w:val="24"/>
+              <w:lang w:val="es-HN" w:eastAsia="es-HN"/>
+              <w14:ligatures w14:val="standardContextual"/>
+            </w:rPr>
+          </w:pPr>
+          <w:hyperlink w:anchor="_Toc231843138" w:history="1">
+            <w:r>
+              <w:rPr>
+                <w:rStyle w:val="Hipervnculo"/>
+                <w:rFonts w:ascii="Times New Roman" w:hAnsi="Times New Roman" w:cs="Times New Roman"/>
+                <w:noProof/>
+                <w:lang w:val="es-HN"/>
+              </w:rPr>
+              <w:t>7. Contribuciones y Alcances de la Investigación</w:t>
+            </w:r>
+            <w:r>
+              <w:rPr>
+                <w:noProof/>
+                <w:webHidden/>
+              </w:rPr>
+              <w:tab/>
+            </w:r>
+            <w:r>
+              <w:rPr>
+                <w:noProof/>
+                <w:webHidden/>
+              </w:rPr>
+              <w:fldChar w:fldCharType="begin"/>
+            </w:r>
+            <w:r>
+              <w:rPr>
+                <w:noProof/>
+                <w:webHidden/>
+              </w:rPr>
+              <w:instrText xml:space="preserve"> PAGEREF _Toc231843138 \h </w:instrText>
+            </w:r>
+            <w:r>
+              <w:rPr>
+                <w:noProof/>
+                <w:webHidden/>
+              </w:rPr>
+            </w:r>
+            <w:r>
+              <w:rPr>
+                <w:noProof/>
+                <w:webHidden/>
+              </w:rPr>
+              <w:fldChar w:fldCharType="separate"/>
+            </w:r>
+            <w:r>
+              <w:rPr>
+                <w:noProof/>
+                <w:webHidden/>
+              </w:rPr>
+              <w:t>12</w:t>
             </w:r>
             <w:r>
               <w:rPr>
@@ -1028,16 +1560,21 @@
             <w:rPr>
               <w:rFonts w:eastAsiaTheme="minorEastAsia"/>
               <w:noProof/>
+              <w:kern w:val="2"/>
+              <w:sz w:val="24"/>
+              <w:szCs w:val="24"/>
+              <w:lang w:val="es-HN" w:eastAsia="es-HN"/>
+              <w14:ligatures w14:val="standardContextual"/>
             </w:rPr>
           </w:pPr>
-          <w:hyperlink w:anchor="_Toc231760940" w:history="1">
+          <w:hyperlink w:anchor="_Toc231843139" w:history="1">
             <w:r>
               <w:rPr>
                 <w:rStyle w:val="Hipervnculo"/>
-                <w:noProof/>
-                <w:lang w:val="es-HN"/>
-              </w:rPr>
-              <w:t>3.3 Justificación Social</w:t>
+                <w:rFonts w:ascii="Times New Roman" w:hAnsi="Times New Roman" w:cs="Times New Roman"/>
+                <w:noProof/>
+              </w:rPr>
+              <w:t>Contribuciones</w:t>
             </w:r>
             <w:r>
               <w:rPr>
@@ -1058,7 +1595,7 @@
                 <w:noProof/>
                 <w:webHidden/>
               </w:rPr>
-              <w:instrText xml:space="preserve"> PAGEREF _Toc231760940 \h </w:instrText>
+              <w:instrText xml:space="preserve"> PAGEREF _Toc231843139 \h </w:instrText>
             </w:r>
             <w:r>
               <w:rPr>
@@ -1078,7 +1615,7 @@
                 <w:noProof/>
                 <w:webHidden/>
               </w:rPr>
-              <w:t>8</w:t>
+              <w:t>13</w:t>
             </w:r>
             <w:r>
               <w:rPr>
@@ -1098,16 +1635,22 @@
             <w:rPr>
               <w:rFonts w:eastAsiaTheme="minorEastAsia"/>
               <w:noProof/>
+              <w:kern w:val="2"/>
+              <w:sz w:val="24"/>
+              <w:szCs w:val="24"/>
+              <w:lang w:val="es-HN" w:eastAsia="es-HN"/>
+              <w14:ligatures w14:val="standardContextual"/>
             </w:rPr>
           </w:pPr>
-          <w:hyperlink w:anchor="_Toc231760941" w:history="1">
+          <w:hyperlink w:anchor="_Toc231843140" w:history="1">
             <w:r>
               <w:rPr>
                 <w:rStyle w:val="Hipervnculo"/>
+                <w:rFonts w:ascii="Times New Roman" w:hAnsi="Times New Roman" w:cs="Times New Roman"/>
                 <w:noProof/>
                 <w:lang w:val="es-HN"/>
               </w:rPr>
-              <w:t>3.4 Justificación Económica</w:t>
+              <w:t>Alcances</w:t>
             </w:r>
             <w:r>
               <w:rPr>
@@ -1128,7 +1671,7 @@
                 <w:noProof/>
                 <w:webHidden/>
               </w:rPr>
-              <w:instrText xml:space="preserve"> PAGEREF _Toc231760941 \h </w:instrText>
+              <w:instrText xml:space="preserve"> PAGEREF _Toc231843140 \h </w:instrText>
             </w:r>
             <w:r>
               <w:rPr>
@@ -1148,7 +1691,7 @@
                 <w:noProof/>
                 <w:webHidden/>
               </w:rPr>
-              <w:t>9</w:t>
+              <w:t>13</w:t>
             </w:r>
             <w:r>
               <w:rPr>
@@ -1168,16 +1711,22 @@
             <w:rPr>
               <w:rFonts w:eastAsiaTheme="minorEastAsia"/>
               <w:noProof/>
+              <w:kern w:val="2"/>
+              <w:sz w:val="24"/>
+              <w:szCs w:val="24"/>
+              <w:lang w:val="es-HN" w:eastAsia="es-HN"/>
+              <w14:ligatures w14:val="standardContextual"/>
             </w:rPr>
           </w:pPr>
-          <w:hyperlink w:anchor="_Toc231760942" w:history="1">
+          <w:hyperlink w:anchor="_Toc231843141" w:history="1">
             <w:r>
               <w:rPr>
                 <w:rStyle w:val="Hipervnculo"/>
+                <w:rFonts w:ascii="Times New Roman" w:hAnsi="Times New Roman" w:cs="Times New Roman"/>
                 <w:noProof/>
                 <w:lang w:val="es-HN"/>
               </w:rPr>
-              <w:t>Pregunta de Investigación</w:t>
+              <w:t>Limitaciones</w:t>
             </w:r>
             <w:r>
               <w:rPr>
@@ -1198,7 +1747,7 @@
                 <w:noProof/>
                 <w:webHidden/>
               </w:rPr>
-              <w:instrText xml:space="preserve"> PAGEREF _Toc231760942 \h </w:instrText>
+              <w:instrText xml:space="preserve"> PAGEREF _Toc231843141 \h </w:instrText>
             </w:r>
             <w:r>
               <w:rPr>
@@ -1218,7 +1767,7 @@
                 <w:noProof/>
                 <w:webHidden/>
               </w:rPr>
-              <w:t>9</w:t>
+              <w:t>14</w:t>
             </w:r>
             <w:r>
               <w:rPr>
@@ -1238,17 +1787,22 @@
             <w:rPr>
               <w:rFonts w:eastAsiaTheme="minorEastAsia"/>
               <w:noProof/>
+              <w:kern w:val="2"/>
+              <w:sz w:val="24"/>
+              <w:szCs w:val="24"/>
+              <w:lang w:val="es-HN" w:eastAsia="es-HN"/>
+              <w14:ligatures w14:val="standardContextual"/>
             </w:rPr>
           </w:pPr>
-          <w:hyperlink w:anchor="_Toc231760943" w:history="1">
+          <w:hyperlink w:anchor="_Toc231843142" w:history="1">
             <w:r>
               <w:rPr>
                 <w:rStyle w:val="Hipervnculo"/>
-                <w:rFonts w:eastAsia="Times New Roman"/>
+                <w:rFonts w:ascii="Times New Roman" w:hAnsi="Times New Roman" w:cs="Times New Roman"/>
                 <w:noProof/>
                 <w:lang w:val="es-HN"/>
               </w:rPr>
-              <w:t>Objetivos</w:t>
+              <w:t>Referencias</w:t>
             </w:r>
             <w:r>
               <w:rPr>
@@ -1269,7 +1823,7 @@
                 <w:noProof/>
                 <w:webHidden/>
               </w:rPr>
-              <w:instrText xml:space="preserve"> PAGEREF _Toc231760943 \h </w:instrText>
+              <w:instrText xml:space="preserve"> PAGEREF _Toc231843142 \h </w:instrText>
             </w:r>
             <w:r>
               <w:rPr>
@@ -1289,7 +1843,7 @@
                 <w:noProof/>
                 <w:webHidden/>
               </w:rPr>
-              <w:t>10</w:t>
+              <w:t>15</w:t>
             </w:r>
             <w:r>
               <w:rPr>
@@ -1302,568 +1856,20 @@
         </w:p>
         <w:p>
           <w:pPr>
-            <w:pStyle w:val="TDC2"/>
-            <w:tabs>
-              <w:tab w:val="right" w:leader="dot" w:pos="9350"/>
-            </w:tabs>
+            <w:spacing w:line="360" w:lineRule="auto"/>
             <w:rPr>
-              <w:rFonts w:eastAsiaTheme="minorEastAsia"/>
-              <w:noProof/>
+              <w:rFonts w:ascii="Times New Roman" w:hAnsi="Times New Roman" w:cs="Times New Roman"/>
+              <w:sz w:val="24"/>
+              <w:szCs w:val="24"/>
             </w:rPr>
           </w:pPr>
-          <w:hyperlink w:anchor="_Toc231760944" w:history="1">
-            <w:r>
-              <w:rPr>
-                <w:rStyle w:val="Hipervnculo"/>
-                <w:noProof/>
-                <w:lang w:val="es-HN"/>
-              </w:rPr>
-              <w:t>Objetivo General</w:t>
-            </w:r>
-            <w:r>
-              <w:rPr>
-                <w:noProof/>
-                <w:webHidden/>
-              </w:rPr>
-              <w:tab/>
-            </w:r>
-            <w:r>
-              <w:rPr>
-                <w:noProof/>
-                <w:webHidden/>
-              </w:rPr>
-              <w:fldChar w:fldCharType="begin"/>
-            </w:r>
-            <w:r>
-              <w:rPr>
-                <w:noProof/>
-                <w:webHidden/>
-              </w:rPr>
-              <w:instrText xml:space="preserve"> PAGEREF _Toc231760944 \h </w:instrText>
-            </w:r>
-            <w:r>
-              <w:rPr>
-                <w:noProof/>
-                <w:webHidden/>
-              </w:rPr>
-            </w:r>
-            <w:r>
-              <w:rPr>
-                <w:noProof/>
-                <w:webHidden/>
-              </w:rPr>
-              <w:fldChar w:fldCharType="separate"/>
-            </w:r>
-            <w:r>
-              <w:rPr>
-                <w:noProof/>
-                <w:webHidden/>
-              </w:rPr>
-              <w:t>10</w:t>
-            </w:r>
-            <w:r>
-              <w:rPr>
-                <w:noProof/>
-                <w:webHidden/>
-              </w:rPr>
-              <w:fldChar w:fldCharType="end"/>
-            </w:r>
-          </w:hyperlink>
-        </w:p>
-        <w:p>
-          <w:pPr>
-            <w:pStyle w:val="TDC2"/>
-            <w:tabs>
-              <w:tab w:val="right" w:leader="dot" w:pos="9350"/>
-            </w:tabs>
-            <w:rPr>
-              <w:rFonts w:eastAsiaTheme="minorEastAsia"/>
-              <w:noProof/>
-            </w:rPr>
-          </w:pPr>
-          <w:hyperlink w:anchor="_Toc231760945" w:history="1">
-            <w:r>
-              <w:rPr>
-                <w:rStyle w:val="Hipervnculo"/>
-                <w:noProof/>
-                <w:lang w:val="es-HN"/>
-              </w:rPr>
-              <w:t>Objetivos Específicos</w:t>
-            </w:r>
-            <w:r>
-              <w:rPr>
-                <w:noProof/>
-                <w:webHidden/>
-              </w:rPr>
-              <w:tab/>
-            </w:r>
-            <w:r>
-              <w:rPr>
-                <w:noProof/>
-                <w:webHidden/>
-              </w:rPr>
-              <w:fldChar w:fldCharType="begin"/>
-            </w:r>
-            <w:r>
-              <w:rPr>
-                <w:noProof/>
-                <w:webHidden/>
-              </w:rPr>
-              <w:instrText xml:space="preserve"> PAGEREF _Toc231760945 \h </w:instrText>
-            </w:r>
-            <w:r>
-              <w:rPr>
-                <w:noProof/>
-                <w:webHidden/>
-              </w:rPr>
-            </w:r>
-            <w:r>
-              <w:rPr>
-                <w:noProof/>
-                <w:webHidden/>
-              </w:rPr>
-              <w:fldChar w:fldCharType="separate"/>
-            </w:r>
-            <w:r>
-              <w:rPr>
-                <w:noProof/>
-                <w:webHidden/>
-              </w:rPr>
-              <w:t>10</w:t>
-            </w:r>
-            <w:r>
-              <w:rPr>
-                <w:noProof/>
-                <w:webHidden/>
-              </w:rPr>
-              <w:fldChar w:fldCharType="end"/>
-            </w:r>
-          </w:hyperlink>
-        </w:p>
-        <w:p>
-          <w:pPr>
-            <w:pStyle w:val="TDC1"/>
-            <w:tabs>
-              <w:tab w:val="right" w:leader="dot" w:pos="9350"/>
-            </w:tabs>
-            <w:rPr>
-              <w:rFonts w:eastAsiaTheme="minorEastAsia"/>
-              <w:noProof/>
-            </w:rPr>
-          </w:pPr>
-          <w:hyperlink w:anchor="_Toc231760946" w:history="1">
-            <w:r>
-              <w:rPr>
-                <w:rStyle w:val="Hipervnculo"/>
-                <w:noProof/>
-                <w:lang w:val="es-HN"/>
-              </w:rPr>
-              <w:t>Contribuciones</w:t>
-            </w:r>
-            <w:r>
-              <w:rPr>
-                <w:noProof/>
-                <w:webHidden/>
-              </w:rPr>
-              <w:tab/>
-            </w:r>
-            <w:r>
-              <w:rPr>
-                <w:noProof/>
-                <w:webHidden/>
-              </w:rPr>
-              <w:fldChar w:fldCharType="begin"/>
-            </w:r>
-            <w:r>
-              <w:rPr>
-                <w:noProof/>
-                <w:webHidden/>
-              </w:rPr>
-              <w:instrText xml:space="preserve"> PAGEREF _Toc231760946 \h </w:instrText>
-            </w:r>
-            <w:r>
-              <w:rPr>
-                <w:noProof/>
-                <w:webHidden/>
-              </w:rPr>
-            </w:r>
-            <w:r>
-              <w:rPr>
-                <w:noProof/>
-                <w:webHidden/>
-              </w:rPr>
-              <w:fldChar w:fldCharType="separate"/>
-            </w:r>
-            <w:r>
-              <w:rPr>
-                <w:noProof/>
-                <w:webHidden/>
-              </w:rPr>
-              <w:t>10</w:t>
-            </w:r>
-            <w:r>
-              <w:rPr>
-                <w:noProof/>
-                <w:webHidden/>
-              </w:rPr>
-              <w:fldChar w:fldCharType="end"/>
-            </w:r>
-          </w:hyperlink>
-        </w:p>
-        <w:p>
-          <w:pPr>
-            <w:pStyle w:val="TDC1"/>
-            <w:tabs>
-              <w:tab w:val="right" w:leader="dot" w:pos="9350"/>
-            </w:tabs>
-            <w:rPr>
-              <w:rFonts w:eastAsiaTheme="minorEastAsia"/>
-              <w:noProof/>
-            </w:rPr>
-          </w:pPr>
-          <w:hyperlink w:anchor="_Toc231760947" w:history="1">
-            <w:r>
-              <w:rPr>
-                <w:rStyle w:val="Hipervnculo"/>
-                <w:noProof/>
-                <w:lang w:val="es-HN"/>
-              </w:rPr>
-              <w:t>7. Contribuciones y Alcances de la Investigación</w:t>
-            </w:r>
-            <w:r>
-              <w:rPr>
-                <w:noProof/>
-                <w:webHidden/>
-              </w:rPr>
-              <w:tab/>
-            </w:r>
-            <w:r>
-              <w:rPr>
-                <w:noProof/>
-                <w:webHidden/>
-              </w:rPr>
-              <w:fldChar w:fldCharType="begin"/>
-            </w:r>
-            <w:r>
-              <w:rPr>
-                <w:noProof/>
-                <w:webHidden/>
-              </w:rPr>
-              <w:instrText xml:space="preserve"> PAGEREF _Toc231760947 \h </w:instrText>
-            </w:r>
-            <w:r>
-              <w:rPr>
-                <w:noProof/>
-                <w:webHidden/>
-              </w:rPr>
-            </w:r>
-            <w:r>
-              <w:rPr>
-                <w:noProof/>
-                <w:webHidden/>
-              </w:rPr>
-              <w:fldChar w:fldCharType="separate"/>
-            </w:r>
-            <w:r>
-              <w:rPr>
-                <w:noProof/>
-                <w:webHidden/>
-              </w:rPr>
-              <w:t>10</w:t>
-            </w:r>
-            <w:r>
-              <w:rPr>
-                <w:noProof/>
-                <w:webHidden/>
-              </w:rPr>
-              <w:fldChar w:fldCharType="end"/>
-            </w:r>
-          </w:hyperlink>
-        </w:p>
-        <w:p>
-          <w:pPr>
-            <w:pStyle w:val="TDC2"/>
-            <w:tabs>
-              <w:tab w:val="right" w:leader="dot" w:pos="9350"/>
-            </w:tabs>
-            <w:rPr>
-              <w:rFonts w:eastAsiaTheme="minorEastAsia"/>
-              <w:noProof/>
-            </w:rPr>
-          </w:pPr>
-          <w:hyperlink w:anchor="_Toc231760948" w:history="1">
-            <w:r>
-              <w:rPr>
-                <w:rStyle w:val="Hipervnculo"/>
-                <w:noProof/>
-              </w:rPr>
-              <w:t>Contribuciones</w:t>
-            </w:r>
-            <w:r>
-              <w:rPr>
-                <w:noProof/>
-                <w:webHidden/>
-              </w:rPr>
-              <w:tab/>
-            </w:r>
-            <w:r>
-              <w:rPr>
-                <w:noProof/>
-                <w:webHidden/>
-              </w:rPr>
-              <w:fldChar w:fldCharType="begin"/>
-            </w:r>
-            <w:r>
-              <w:rPr>
-                <w:noProof/>
-                <w:webHidden/>
-              </w:rPr>
-              <w:instrText xml:space="preserve"> PAGEREF _Toc231760948 \h </w:instrText>
-            </w:r>
-            <w:r>
-              <w:rPr>
-                <w:noProof/>
-                <w:webHidden/>
-              </w:rPr>
-            </w:r>
-            <w:r>
-              <w:rPr>
-                <w:noProof/>
-                <w:webHidden/>
-              </w:rPr>
-              <w:fldChar w:fldCharType="separate"/>
-            </w:r>
-            <w:r>
-              <w:rPr>
-                <w:noProof/>
-                <w:webHidden/>
-              </w:rPr>
-              <w:t>10</w:t>
-            </w:r>
-            <w:r>
-              <w:rPr>
-                <w:noProof/>
-                <w:webHidden/>
-              </w:rPr>
-              <w:fldChar w:fldCharType="end"/>
-            </w:r>
-          </w:hyperlink>
-        </w:p>
-        <w:p>
-          <w:pPr>
-            <w:pStyle w:val="TDC2"/>
-            <w:tabs>
-              <w:tab w:val="right" w:leader="dot" w:pos="9350"/>
-            </w:tabs>
-            <w:rPr>
-              <w:rFonts w:eastAsiaTheme="minorEastAsia"/>
-              <w:noProof/>
-            </w:rPr>
-          </w:pPr>
-          <w:hyperlink w:anchor="_Toc231760949" w:history="1">
-            <w:r>
-              <w:rPr>
-                <w:rStyle w:val="Hipervnculo"/>
-                <w:noProof/>
-                <w:lang w:val="es-HN"/>
-              </w:rPr>
-              <w:t>Alcances</w:t>
-            </w:r>
-            <w:r>
-              <w:rPr>
-                <w:noProof/>
-                <w:webHidden/>
-              </w:rPr>
-              <w:tab/>
-            </w:r>
-            <w:r>
-              <w:rPr>
-                <w:noProof/>
-                <w:webHidden/>
-              </w:rPr>
-              <w:fldChar w:fldCharType="begin"/>
-            </w:r>
-            <w:r>
-              <w:rPr>
-                <w:noProof/>
-                <w:webHidden/>
-              </w:rPr>
-              <w:instrText xml:space="preserve"> PAGEREF _Toc231760949 \h </w:instrText>
-            </w:r>
-            <w:r>
-              <w:rPr>
-                <w:noProof/>
-                <w:webHidden/>
-              </w:rPr>
-            </w:r>
-            <w:r>
-              <w:rPr>
-                <w:noProof/>
-                <w:webHidden/>
-              </w:rPr>
-              <w:fldChar w:fldCharType="separate"/>
-            </w:r>
-            <w:r>
-              <w:rPr>
-                <w:noProof/>
-                <w:webHidden/>
-              </w:rPr>
-              <w:t>11</w:t>
-            </w:r>
-            <w:r>
-              <w:rPr>
-                <w:noProof/>
-                <w:webHidden/>
-              </w:rPr>
-              <w:fldChar w:fldCharType="end"/>
-            </w:r>
-          </w:hyperlink>
-        </w:p>
-        <w:p>
-          <w:pPr>
-            <w:pStyle w:val="TDC1"/>
-            <w:tabs>
-              <w:tab w:val="right" w:leader="dot" w:pos="9350"/>
-            </w:tabs>
-            <w:rPr>
-              <w:rFonts w:eastAsiaTheme="minorEastAsia"/>
-              <w:noProof/>
-            </w:rPr>
-          </w:pPr>
-          <w:hyperlink w:anchor="_Toc231760950" w:history="1">
-            <w:r>
-              <w:rPr>
-                <w:rStyle w:val="Hipervnculo"/>
-                <w:noProof/>
-                <w:lang w:val="es-HN"/>
-              </w:rPr>
-              <w:t>Limitaciones</w:t>
-            </w:r>
-            <w:r>
-              <w:rPr>
-                <w:noProof/>
-                <w:webHidden/>
-              </w:rPr>
-              <w:tab/>
-            </w:r>
-            <w:r>
-              <w:rPr>
-                <w:noProof/>
-                <w:webHidden/>
-              </w:rPr>
-              <w:fldChar w:fldCharType="begin"/>
-            </w:r>
-            <w:r>
-              <w:rPr>
-                <w:noProof/>
-                <w:webHidden/>
-              </w:rPr>
-              <w:instrText xml:space="preserve"> PAGEREF _Toc231760950 \h </w:instrText>
-            </w:r>
-            <w:r>
-              <w:rPr>
-                <w:noProof/>
-                <w:webHidden/>
-              </w:rPr>
-            </w:r>
-            <w:r>
-              <w:rPr>
-                <w:noProof/>
-                <w:webHidden/>
-              </w:rPr>
-              <w:fldChar w:fldCharType="separate"/>
-            </w:r>
-            <w:r>
-              <w:rPr>
-                <w:noProof/>
-                <w:webHidden/>
-              </w:rPr>
-              <w:t>11</w:t>
-            </w:r>
-            <w:r>
-              <w:rPr>
-                <w:noProof/>
-                <w:webHidden/>
-              </w:rPr>
-              <w:fldChar w:fldCharType="end"/>
-            </w:r>
-          </w:hyperlink>
-        </w:p>
-        <w:p>
-          <w:pPr>
-            <w:pStyle w:val="TDC1"/>
-            <w:tabs>
-              <w:tab w:val="right" w:leader="dot" w:pos="9350"/>
-            </w:tabs>
-            <w:rPr>
-              <w:rFonts w:eastAsiaTheme="minorEastAsia"/>
-              <w:noProof/>
-            </w:rPr>
-          </w:pPr>
-          <w:hyperlink w:anchor="_Toc231760951" w:history="1">
-            <w:r>
-              <w:rPr>
-                <w:rStyle w:val="Hipervnculo"/>
-                <w:noProof/>
-                <w:lang w:val="es-HN"/>
-              </w:rPr>
-              <w:t>Referencias</w:t>
-            </w:r>
-            <w:r>
-              <w:rPr>
-                <w:noProof/>
-                <w:webHidden/>
-              </w:rPr>
-              <w:tab/>
-            </w:r>
-            <w:r>
-              <w:rPr>
-                <w:noProof/>
-                <w:webHidden/>
-              </w:rPr>
-              <w:fldChar w:fldCharType="begin"/>
-            </w:r>
-            <w:r>
-              <w:rPr>
-                <w:noProof/>
-                <w:webHidden/>
-              </w:rPr>
-              <w:instrText xml:space="preserve"> PAGEREF _Toc231760951 \h </w:instrText>
-            </w:r>
-            <w:r>
-              <w:rPr>
-                <w:noProof/>
-                <w:webHidden/>
-              </w:rPr>
-            </w:r>
-            <w:r>
-              <w:rPr>
-                <w:noProof/>
-                <w:webHidden/>
-              </w:rPr>
-              <w:fldChar w:fldCharType="separate"/>
-            </w:r>
-            <w:r>
-              <w:rPr>
-                <w:noProof/>
-                <w:webHidden/>
-              </w:rPr>
-              <w:t>13</w:t>
-            </w:r>
-            <w:r>
-              <w:rPr>
-                <w:noProof/>
-                <w:webHidden/>
-              </w:rPr>
-              <w:fldChar w:fldCharType="end"/>
-            </w:r>
-          </w:hyperlink>
-        </w:p>
-        <w:p>
           <w:r>
             <w:rPr>
+              <w:rFonts w:ascii="Times New Roman" w:hAnsi="Times New Roman" w:cs="Times New Roman"/>
               <w:b/>
               <w:bCs/>
+              <w:sz w:val="24"/>
+              <w:szCs w:val="24"/>
               <w:lang w:val="es-ES"/>
             </w:rPr>
             <w:fldChar w:fldCharType="end"/>
@@ -1871,15 +1877,39 @@
         </w:p>
       </w:sdtContent>
     </w:sdt>
-    <w:p/>
-    <w:p/>
-    <w:p/>
-    <w:p/>
-    <w:p/>
-    <w:p>
-      <w:pPr>
-        <w:pStyle w:val="Prrafodelista"/>
-        <w:ind w:left="360"/>
+    <w:p>
+      <w:pPr>
+        <w:spacing w:line="360" w:lineRule="auto"/>
+        <w:rPr>
+          <w:rFonts w:ascii="Times New Roman" w:hAnsi="Times New Roman" w:cs="Times New Roman"/>
+          <w:sz w:val="24"/>
+          <w:szCs w:val="24"/>
+        </w:rPr>
+      </w:pPr>
+    </w:p>
+    <w:p>
+      <w:pPr>
+        <w:spacing w:line="360" w:lineRule="auto"/>
+        <w:rPr>
+          <w:rFonts w:ascii="Times New Roman" w:hAnsi="Times New Roman" w:cs="Times New Roman"/>
+          <w:sz w:val="24"/>
+          <w:szCs w:val="24"/>
+        </w:rPr>
+      </w:pPr>
+    </w:p>
+    <w:p>
+      <w:pPr>
+        <w:spacing w:line="360" w:lineRule="auto"/>
+        <w:rPr>
+          <w:rFonts w:ascii="Times New Roman" w:hAnsi="Times New Roman" w:cs="Times New Roman"/>
+          <w:sz w:val="24"/>
+          <w:szCs w:val="24"/>
+        </w:rPr>
+      </w:pPr>
+    </w:p>
+    <w:p>
+      <w:pPr>
+        <w:spacing w:line="360" w:lineRule="auto"/>
         <w:rPr>
           <w:rFonts w:ascii="Times New Roman" w:eastAsia="Times New Roman" w:hAnsi="Times New Roman" w:cs="Times New Roman"/>
           <w:sz w:val="24"/>
@@ -1890,8 +1920,7 @@
     </w:p>
     <w:p>
       <w:pPr>
-        <w:pStyle w:val="Prrafodelista"/>
-        <w:ind w:left="360"/>
+        <w:spacing w:line="360" w:lineRule="auto"/>
         <w:rPr>
           <w:rFonts w:ascii="Times New Roman" w:eastAsia="Times New Roman" w:hAnsi="Times New Roman" w:cs="Times New Roman"/>
           <w:sz w:val="24"/>
@@ -1902,8 +1931,7 @@
     </w:p>
     <w:p>
       <w:pPr>
-        <w:pStyle w:val="Prrafodelista"/>
-        <w:ind w:left="360"/>
+        <w:spacing w:line="360" w:lineRule="auto"/>
         <w:rPr>
           <w:rFonts w:ascii="Times New Roman" w:eastAsia="Times New Roman" w:hAnsi="Times New Roman" w:cs="Times New Roman"/>
           <w:sz w:val="24"/>
@@ -1914,8 +1942,7 @@
     </w:p>
     <w:p>
       <w:pPr>
-        <w:pStyle w:val="Prrafodelista"/>
-        <w:ind w:left="360"/>
+        <w:spacing w:line="360" w:lineRule="auto"/>
         <w:rPr>
           <w:rFonts w:ascii="Times New Roman" w:eastAsia="Times New Roman" w:hAnsi="Times New Roman" w:cs="Times New Roman"/>
           <w:sz w:val="24"/>
@@ -1926,8 +1953,7 @@
     </w:p>
     <w:p>
       <w:pPr>
-        <w:pStyle w:val="Prrafodelista"/>
-        <w:ind w:left="360"/>
+        <w:spacing w:line="360" w:lineRule="auto"/>
         <w:rPr>
           <w:rFonts w:ascii="Times New Roman" w:eastAsia="Times New Roman" w:hAnsi="Times New Roman" w:cs="Times New Roman"/>
           <w:sz w:val="24"/>
@@ -1938,26 +1964,21 @@
     </w:p>
     <w:p>
       <w:pPr>
+        <w:pStyle w:val="Ttulo1"/>
+        <w:spacing w:line="360" w:lineRule="auto"/>
         <w:rPr>
           <w:rFonts w:ascii="Times New Roman" w:eastAsia="Times New Roman" w:hAnsi="Times New Roman" w:cs="Times New Roman"/>
-          <w:sz w:val="24"/>
-          <w:szCs w:val="24"/>
-          <w:lang w:val="es-HN"/>
-        </w:rPr>
-      </w:pPr>
-    </w:p>
-    <w:p>
-      <w:pPr>
-        <w:pStyle w:val="Ttulo1"/>
-        <w:rPr>
-          <w:rFonts w:eastAsia="Times New Roman"/>
-          <w:lang w:val="es-HN"/>
-        </w:rPr>
-      </w:pPr>
-      <w:bookmarkStart w:id="0" w:name="_Toc231760934"/>
-      <w:r>
-        <w:rPr>
-          <w:rFonts w:eastAsia="Times New Roman"/>
+          <w:sz w:val="28"/>
+          <w:szCs w:val="28"/>
+          <w:lang w:val="es-HN"/>
+        </w:rPr>
+      </w:pPr>
+      <w:bookmarkStart w:id="0" w:name="_Toc231843127"/>
+      <w:r>
+        <w:rPr>
+          <w:rFonts w:ascii="Times New Roman" w:eastAsia="Times New Roman" w:hAnsi="Times New Roman" w:cs="Times New Roman"/>
+          <w:sz w:val="28"/>
+          <w:szCs w:val="28"/>
           <w:lang w:val="es-HN"/>
         </w:rPr>
         <w:lastRenderedPageBreak/>
@@ -1968,6 +1989,7 @@
     <w:p>
       <w:pPr>
         <w:pStyle w:val="NormalWeb"/>
+        <w:spacing w:line="360" w:lineRule="auto"/>
         <w:jc w:val="both"/>
         <w:rPr>
           <w:lang w:val="es-HN"/>
@@ -2021,6 +2043,7 @@
     <w:p>
       <w:pPr>
         <w:pStyle w:val="NormalWeb"/>
+        <w:spacing w:line="360" w:lineRule="auto"/>
         <w:jc w:val="both"/>
         <w:rPr>
           <w:lang w:val="es-HN"/>
@@ -2044,7 +2067,21 @@
         <w:rPr>
           <w:lang w:val="es-HN"/>
         </w:rPr>
-        <w:t xml:space="preserve">, malware, fuga de información, fraude digital, ataques a aplicaciones móviles y accesos no autorizados afectan tanto la confianza de los usuarios como la estabilidad operativa de las instituciones. Estudios recientes sobre banca digital señalan que la rápida digitalización de los servicios financieros ha incrementado la superficie de ataque, haciendo necesario implementar controles como autenticación </w:t>
+        <w:t xml:space="preserve">, </w:t>
+      </w:r>
+      <w:proofErr w:type="gramStart"/>
+      <w:r>
+        <w:rPr>
+          <w:lang w:val="es-HN"/>
+        </w:rPr>
+        <w:t>malware</w:t>
+      </w:r>
+      <w:proofErr w:type="gramEnd"/>
+      <w:r>
+        <w:rPr>
+          <w:lang w:val="es-HN"/>
+        </w:rPr>
+        <w:t xml:space="preserve">, fuga de información, fraude digital, ataques a aplicaciones móviles y accesos no autorizados afectan tanto la confianza de los usuarios como la estabilidad operativa de las instituciones. Estudios recientes sobre banca digital señalan que la rápida digitalización de los servicios financieros ha incrementado la superficie de ataque, haciendo necesario implementar controles como autenticación </w:t>
       </w:r>
       <w:proofErr w:type="spellStart"/>
       <w:r>
@@ -2064,6 +2101,7 @@
     <w:p>
       <w:pPr>
         <w:pStyle w:val="NormalWeb"/>
+        <w:spacing w:line="360" w:lineRule="auto"/>
         <w:jc w:val="both"/>
         <w:rPr>
           <w:lang w:val="es-HN"/>
@@ -2091,6 +2129,7 @@
     <w:p>
       <w:pPr>
         <w:pStyle w:val="NormalWeb"/>
+        <w:spacing w:line="360" w:lineRule="auto"/>
         <w:jc w:val="both"/>
         <w:rPr>
           <w:lang w:val="es-HN"/>
@@ -2106,6 +2145,7 @@
     <w:p>
       <w:pPr>
         <w:pStyle w:val="NormalWeb"/>
+        <w:spacing w:line="360" w:lineRule="auto"/>
         <w:jc w:val="both"/>
         <w:rPr>
           <w:lang w:val="es-HN"/>
@@ -2141,49 +2181,28 @@
         <w:rPr>
           <w:lang w:val="es-HN"/>
         </w:rPr>
-        <w:t xml:space="preserve">identifican que la adopción de banca digital está condicionada por la percepción de seguridad, la gestión del riesgo y la existencia de controles de protección adecuados. </w:t>
+        <w:t xml:space="preserve">identifican que la adopción de banca digital está condicionada por la percepción de seguridad, la gestión del riesgo y la existencia de controles </w:t>
+      </w:r>
+      <w:r>
+        <w:rPr>
+          <w:lang w:val="es-HN"/>
+        </w:rPr>
+        <w:lastRenderedPageBreak/>
+        <w:t xml:space="preserve">de protección adecuados. Javaheri et al. (2023) clasifican las principales amenazas en entornos </w:t>
       </w:r>
       <w:proofErr w:type="spellStart"/>
       <w:r>
         <w:rPr>
           <w:lang w:val="es-HN"/>
         </w:rPr>
-        <w:t>Javaheri</w:t>
+        <w:t>FinTech</w:t>
       </w:r>
       <w:proofErr w:type="spellEnd"/>
       <w:r>
         <w:rPr>
           <w:lang w:val="es-HN"/>
         </w:rPr>
-        <w:t xml:space="preserve"> et al. (2023) clasifican las principales amenazas en entornos </w:t>
-      </w:r>
-      <w:proofErr w:type="spellStart"/>
-      <w:r>
-        <w:rPr>
-          <w:lang w:val="es-HN"/>
-        </w:rPr>
-        <w:t>FinTech</w:t>
-      </w:r>
-      <w:proofErr w:type="spellEnd"/>
-      <w:r>
-        <w:rPr>
-          <w:lang w:val="es-HN"/>
-        </w:rPr>
-        <w:t xml:space="preserve"> y destacan la necesidad de estrategias defensivas más integrales. </w:t>
-      </w:r>
-      <w:proofErr w:type="spellStart"/>
-      <w:r>
-        <w:rPr>
-          <w:lang w:val="es-HN"/>
-        </w:rPr>
-        <w:t>Drivas</w:t>
-      </w:r>
-      <w:proofErr w:type="spellEnd"/>
-      <w:r>
-        <w:rPr>
-          <w:lang w:val="es-HN"/>
-        </w:rPr>
-        <w:t xml:space="preserve"> et al. (2020) proponen un marco de evaluación de madurez de ciberseguridad aplicable a infraestructuras críticas, lo cual resulta útil para construir instrumentos de medición. Asimismo, los estudios sobre DORA </w:t>
+        <w:t xml:space="preserve"> y destacan la necesidad de estrategias defensivas más integrales. Drivas et al. (2020) proponen un marco de evaluación de madurez de ciberseguridad aplicable a infraestructuras críticas, lo cual resulta útil para construir instrumentos de medición. Asimismo, los estudios sobre DORA </w:t>
       </w:r>
       <w:r>
         <w:rPr>
@@ -2249,18 +2268,12 @@
         <w:rPr>
           <w:lang w:val="es-HN"/>
         </w:rPr>
-        <w:t>, o Ley de Resiliencia Operativa Digital</w:t>
-      </w:r>
-      <w:r>
-        <w:rPr>
-          <w:lang w:val="es-HN"/>
-        </w:rPr>
-        <w:t>)</w:t>
-      </w:r>
-      <w:r>
-        <w:rPr>
-          <w:rStyle w:val="Textoennegrita"/>
-          <w:rFonts w:ascii="Arial" w:eastAsiaTheme="majorEastAsia" w:hAnsi="Arial" w:cs="Arial"/>
+        <w:t>, o Ley de Resiliencia Operativa Digital)</w:t>
+      </w:r>
+      <w:r>
+        <w:rPr>
+          <w:rStyle w:val="Fuerte"/>
+          <w:rFonts w:eastAsiaTheme="majorEastAsia"/>
           <w:lang w:val="es-HN"/>
         </w:rPr>
         <w:t xml:space="preserve"> </w:t>
@@ -2275,6 +2288,7 @@
     <w:p>
       <w:pPr>
         <w:pStyle w:val="NormalWeb"/>
+        <w:spacing w:line="360" w:lineRule="auto"/>
         <w:jc w:val="both"/>
         <w:rPr>
           <w:lang w:val="es-HN"/>
@@ -2309,19 +2323,661 @@
         <w:rPr>
           <w:lang w:val="es-HN"/>
         </w:rPr>
-        <w:t xml:space="preserve">Estos marcos proporcionan </w:t>
+        <w:t>Estos marcos proporcionan criterios para evaluar gobierno de ciberseguridad, identificación de activos, protección de información, detección de amenazas, respuesta a incidentes, recuperación, cumplimiento normativo y resiliencia operativa. Por tanto, constituyen una base sólida para analizar la madurez de ciberseguridad del Sistema Financiero Hondureño frente a los desafíos de la transformación digital.</w:t>
+      </w:r>
+    </w:p>
+    <w:p>
+      <w:pPr>
+        <w:pStyle w:val="NormalWeb"/>
+        <w:spacing w:line="360" w:lineRule="auto"/>
+        <w:jc w:val="both"/>
+        <w:rPr>
+          <w:lang w:val="es-HN"/>
+        </w:rPr>
+      </w:pPr>
+      <w:r>
+        <w:rPr>
+          <w:lang w:val="es-HN"/>
+        </w:rPr>
+        <w:t>En Honduras, aunque el sistema financiero ha avanzado en la oferta de servicios digitales, banca móvil, canales electrónicos y soluciones de pago, existe una oportunidad de investigación respecto al nivel de madurez de ciberseguridad alcanzado por las instituciones financieras frente a estándares internacionales. La literatura disponible aborda la transformación digital financiera, las amenazas cibernéticas y la madurez regional en América Latina, pero no se identifican suficientes estudios empíricos centrados específicamente en el Sistema Financiero Hondureño. Esto evidencia una brecha de conocimiento importante, especialmente si se considera la necesidad de evaluar estadísticamente la relación entre transformación digital, madurez de ciberseguridad y alineación con mejores prácticas internacionales.</w:t>
+      </w:r>
+    </w:p>
+    <w:p>
+      <w:pPr>
+        <w:pStyle w:val="NormalWeb"/>
+        <w:spacing w:line="360" w:lineRule="auto"/>
+        <w:jc w:val="both"/>
+        <w:rPr>
+          <w:lang w:val="es-HN"/>
+        </w:rPr>
+      </w:pPr>
+      <w:r>
+        <w:rPr>
+          <w:lang w:val="es-HN"/>
+        </w:rPr>
+        <w:t xml:space="preserve">En consecuencia, la presente investigación resulta pertinente porque busca evaluar la madurez de ciberseguridad del Sistema Financiero Hondureño frente a la transformación digital, tomando como referencia estándares internacionales y mejores prácticas. Este enfoque permite superar una </w:t>
       </w:r>
       <w:r>
         <w:rPr>
           <w:lang w:val="es-HN"/>
         </w:rPr>
         <w:lastRenderedPageBreak/>
-        <w:t>criterios para evaluar gobierno de ciberseguridad, identificación de activos, protección de información, detección de amenazas, respuesta a incidentes, recuperación, cumplimiento normativo y resiliencia operativa. Por tanto, constituyen una base sólida para analizar la madurez de ciberseguridad del Sistema Financiero Hondureño frente a los desafíos de la transformación digital.</w:t>
+        <w:t>visión meramente teórica, ya que posibilita diseñar un instrumento de medición, aplicar análisis estadístico y comparar los resultados con marcos de referencia reconocidos. Además, puede aportar lineamientos útiles para fortalecer la gobernanza, la gestión del riesgo, la protección de activos digitales, la respuesta a incidentes y la resiliencia operativa de las instituciones financieras hondureñas.</w:t>
+      </w:r>
+    </w:p>
+    <w:p>
+      <w:pPr>
+        <w:spacing w:line="360" w:lineRule="auto"/>
+        <w:rPr>
+          <w:rFonts w:ascii="Times New Roman" w:eastAsia="Times New Roman" w:hAnsi="Times New Roman" w:cs="Times New Roman"/>
+          <w:sz w:val="24"/>
+          <w:szCs w:val="24"/>
+          <w:lang w:val="es-HN"/>
+        </w:rPr>
+      </w:pPr>
+    </w:p>
+    <w:p>
+      <w:pPr>
+        <w:pStyle w:val="Ttulo1"/>
+        <w:spacing w:line="360" w:lineRule="auto"/>
+        <w:rPr>
+          <w:rFonts w:ascii="Times New Roman" w:eastAsia="Times New Roman" w:hAnsi="Times New Roman" w:cs="Times New Roman"/>
+          <w:sz w:val="28"/>
+          <w:szCs w:val="28"/>
+          <w:lang w:val="es-HN"/>
+        </w:rPr>
+      </w:pPr>
+      <w:bookmarkStart w:id="1" w:name="_Toc231843128"/>
+      <w:r>
+        <w:rPr>
+          <w:rFonts w:ascii="Times New Roman" w:eastAsia="Times New Roman" w:hAnsi="Times New Roman" w:cs="Times New Roman"/>
+          <w:sz w:val="28"/>
+          <w:szCs w:val="28"/>
+          <w:lang w:val="es-HN"/>
+        </w:rPr>
+        <w:t>Definición del Problema</w:t>
+      </w:r>
+      <w:bookmarkEnd w:id="1"/>
+    </w:p>
+    <w:p>
+      <w:pPr>
+        <w:spacing w:line="360" w:lineRule="auto"/>
+        <w:jc w:val="both"/>
+        <w:rPr>
+          <w:rFonts w:ascii="Times New Roman" w:hAnsi="Times New Roman" w:cs="Times New Roman"/>
+          <w:sz w:val="24"/>
+          <w:szCs w:val="24"/>
+          <w:lang w:val="es-HN"/>
+        </w:rPr>
+      </w:pPr>
+    </w:p>
+    <w:p>
+      <w:pPr>
+        <w:spacing w:line="360" w:lineRule="auto"/>
+        <w:jc w:val="both"/>
+        <w:rPr>
+          <w:rFonts w:ascii="Times New Roman" w:hAnsi="Times New Roman" w:cs="Times New Roman"/>
+          <w:sz w:val="24"/>
+          <w:szCs w:val="24"/>
+          <w:lang w:val="es-HN"/>
+        </w:rPr>
+      </w:pPr>
+      <w:r>
+        <w:rPr>
+          <w:rFonts w:ascii="Times New Roman" w:hAnsi="Times New Roman" w:cs="Times New Roman"/>
+          <w:sz w:val="24"/>
+          <w:szCs w:val="24"/>
+          <w:lang w:val="es-HN"/>
+        </w:rPr>
+        <w:t>Durante los últimos años, el sector financiero ha experimentado un acelerado proceso de transformación digital impulsado por la adopción de banca móvil, servicios financieros en línea, pagos electrónicos, tecnologías en la nube y automatización de procesos. Estas tecnologías han permitido ampliar la cobertura de servicios financieros, mejorar la experiencia de los clientes y aumentar la eficiencia operativa de las instituciones. Sin embargo, la creciente dependencia de infraestructuras digitales también ha incrementado la exposición a amenazas cibernéticas cada vez más sofisticadas.</w:t>
+      </w:r>
+    </w:p>
+    <w:p>
+      <w:pPr>
+        <w:spacing w:line="360" w:lineRule="auto"/>
+        <w:jc w:val="both"/>
+        <w:rPr>
+          <w:rFonts w:ascii="Times New Roman" w:hAnsi="Times New Roman" w:cs="Times New Roman"/>
+          <w:sz w:val="24"/>
+          <w:szCs w:val="24"/>
+          <w:lang w:val="es-HN"/>
+        </w:rPr>
+      </w:pPr>
+      <w:r>
+        <w:rPr>
+          <w:rFonts w:ascii="Times New Roman" w:hAnsi="Times New Roman" w:cs="Times New Roman"/>
+          <w:sz w:val="24"/>
+          <w:szCs w:val="24"/>
+          <w:lang w:val="es-HN"/>
+        </w:rPr>
+        <w:t xml:space="preserve">A nivel mundial, los ciberataques dirigidos al sector financiero continúan representando una de las principales preocupaciones para organismos reguladores, bancos centrales e instituciones financieras. La digitalización de los servicios financieros ha ampliado la superficie de ataque, generando riesgos asociados al robo de información, fraude financiero, </w:t>
+      </w:r>
+      <w:proofErr w:type="spellStart"/>
+      <w:r>
+        <w:rPr>
+          <w:rFonts w:ascii="Times New Roman" w:hAnsi="Times New Roman" w:cs="Times New Roman"/>
+          <w:sz w:val="24"/>
+          <w:szCs w:val="24"/>
+          <w:lang w:val="es-HN"/>
+        </w:rPr>
+        <w:t>ransomware</w:t>
+      </w:r>
+      <w:proofErr w:type="spellEnd"/>
+      <w:r>
+        <w:rPr>
+          <w:rFonts w:ascii="Times New Roman" w:hAnsi="Times New Roman" w:cs="Times New Roman"/>
+          <w:sz w:val="24"/>
+          <w:szCs w:val="24"/>
+          <w:lang w:val="es-HN"/>
+        </w:rPr>
+        <w:t>, interrupción de servicios críticos, ataques a terceros tecnológicos y vulnerabilidades en canales digitales. Diversas investigaciones han demostrado que la adopción de tecnologías digitales sin mecanismos adecuados de protección puede afectar la continuidad operativa, la confianza de los usuarios y la estabilidad financiera.</w:t>
+      </w:r>
+    </w:p>
+    <w:p>
+      <w:pPr>
+        <w:spacing w:line="360" w:lineRule="auto"/>
+        <w:jc w:val="both"/>
+        <w:rPr>
+          <w:rFonts w:ascii="Times New Roman" w:hAnsi="Times New Roman" w:cs="Times New Roman"/>
+          <w:sz w:val="24"/>
+          <w:szCs w:val="24"/>
+          <w:lang w:val="es-HN"/>
+        </w:rPr>
+      </w:pPr>
+      <w:r>
+        <w:rPr>
+          <w:rFonts w:ascii="Times New Roman" w:hAnsi="Times New Roman" w:cs="Times New Roman"/>
+          <w:sz w:val="24"/>
+          <w:szCs w:val="24"/>
+          <w:lang w:val="es-HN"/>
+        </w:rPr>
+        <w:t xml:space="preserve">En América Latina, la situación presenta desafíos adicionales debido a diferencias en los niveles de madurez de ciberseguridad, capacidades institucionales y recursos tecnológicos disponibles. Informes recientes del Banco Interamericano de Desarrollo y la Organización de los Estados Americanos evidencian que, aunque la región ha mostrado avances en capacidades de ciberseguridad, aún existen brechas significativas en gobernanza, gestión de riesgos, respuesta a incidentes, protección de infraestructuras críticas y desarrollo de talento especializado. De igual </w:t>
+      </w:r>
+      <w:r>
+        <w:rPr>
+          <w:rFonts w:ascii="Times New Roman" w:hAnsi="Times New Roman" w:cs="Times New Roman"/>
+          <w:sz w:val="24"/>
+          <w:szCs w:val="24"/>
+          <w:lang w:val="es-HN"/>
+        </w:rPr>
+        <w:lastRenderedPageBreak/>
+        <w:t>forma, estudios especializados sobre el sector financiero latinoamericano indican que las instituciones financieras enfrentan un incremento constante de amenazas cibernéticas derivadas de la acelerada transformación digital.</w:t>
+      </w:r>
+    </w:p>
+    <w:p>
+      <w:pPr>
+        <w:spacing w:line="360" w:lineRule="auto"/>
+        <w:jc w:val="both"/>
+        <w:rPr>
+          <w:rFonts w:ascii="Times New Roman" w:hAnsi="Times New Roman" w:cs="Times New Roman"/>
+          <w:sz w:val="24"/>
+          <w:szCs w:val="24"/>
+          <w:lang w:val="es-HN"/>
+        </w:rPr>
+      </w:pPr>
+      <w:r>
+        <w:rPr>
+          <w:rFonts w:ascii="Times New Roman" w:hAnsi="Times New Roman" w:cs="Times New Roman"/>
+          <w:sz w:val="24"/>
+          <w:szCs w:val="24"/>
+          <w:lang w:val="es-HN"/>
+        </w:rPr>
+        <w:t xml:space="preserve">En el caso de Honduras, las instituciones que conforman el Sistema Financiero Hondureño han incorporado progresivamente canales digitales, aplicaciones móviles, servicios electrónicos y mecanismos de interacción remota con sus clientes. No obstante, existe limitada evidencia académica y empírica que permita determinar si el nivel de madurez de ciberseguridad de dichas instituciones ha evolucionado al mismo ritmo que sus procesos de transformación digital. Asimismo, no se identifican suficientes estudios que evalúen de manera sistemática la alineación de las prácticas de ciberseguridad del sector financiero hondureño con estándares internacionales reconocidos, tales como NIST </w:t>
+      </w:r>
+      <w:proofErr w:type="spellStart"/>
+      <w:r>
+        <w:rPr>
+          <w:rFonts w:ascii="Times New Roman" w:hAnsi="Times New Roman" w:cs="Times New Roman"/>
+          <w:sz w:val="24"/>
+          <w:szCs w:val="24"/>
+          <w:lang w:val="es-HN"/>
+        </w:rPr>
+        <w:t>Cybersecurity</w:t>
+      </w:r>
+      <w:proofErr w:type="spellEnd"/>
+      <w:r>
+        <w:rPr>
+          <w:rFonts w:ascii="Times New Roman" w:hAnsi="Times New Roman" w:cs="Times New Roman"/>
+          <w:sz w:val="24"/>
+          <w:szCs w:val="24"/>
+          <w:lang w:val="es-HN"/>
+        </w:rPr>
+        <w:t xml:space="preserve"> Framework 2.0, ISO/IEC 27001:2022, COBIT 2019 y Digital </w:t>
+      </w:r>
+      <w:proofErr w:type="spellStart"/>
+      <w:r>
+        <w:rPr>
+          <w:rFonts w:ascii="Times New Roman" w:hAnsi="Times New Roman" w:cs="Times New Roman"/>
+          <w:sz w:val="24"/>
+          <w:szCs w:val="24"/>
+          <w:lang w:val="es-HN"/>
+        </w:rPr>
+        <w:t>Operational</w:t>
+      </w:r>
+      <w:proofErr w:type="spellEnd"/>
+      <w:r>
+        <w:rPr>
+          <w:rFonts w:ascii="Times New Roman" w:hAnsi="Times New Roman" w:cs="Times New Roman"/>
+          <w:sz w:val="24"/>
+          <w:szCs w:val="24"/>
+          <w:lang w:val="es-HN"/>
+        </w:rPr>
+        <w:t xml:space="preserve"> </w:t>
+      </w:r>
+      <w:proofErr w:type="spellStart"/>
+      <w:r>
+        <w:rPr>
+          <w:rFonts w:ascii="Times New Roman" w:hAnsi="Times New Roman" w:cs="Times New Roman"/>
+          <w:sz w:val="24"/>
+          <w:szCs w:val="24"/>
+          <w:lang w:val="es-HN"/>
+        </w:rPr>
+        <w:t>Resilience</w:t>
+      </w:r>
+      <w:proofErr w:type="spellEnd"/>
+      <w:r>
+        <w:rPr>
+          <w:rFonts w:ascii="Times New Roman" w:hAnsi="Times New Roman" w:cs="Times New Roman"/>
+          <w:sz w:val="24"/>
+          <w:szCs w:val="24"/>
+          <w:lang w:val="es-HN"/>
+        </w:rPr>
+        <w:t xml:space="preserve"> </w:t>
+      </w:r>
+      <w:proofErr w:type="spellStart"/>
+      <w:r>
+        <w:rPr>
+          <w:rFonts w:ascii="Times New Roman" w:hAnsi="Times New Roman" w:cs="Times New Roman"/>
+          <w:sz w:val="24"/>
+          <w:szCs w:val="24"/>
+          <w:lang w:val="es-HN"/>
+        </w:rPr>
+        <w:t>Act</w:t>
+      </w:r>
+      <w:proofErr w:type="spellEnd"/>
+      <w:r>
+        <w:rPr>
+          <w:rFonts w:ascii="Times New Roman" w:hAnsi="Times New Roman" w:cs="Times New Roman"/>
+          <w:sz w:val="24"/>
+          <w:szCs w:val="24"/>
+          <w:lang w:val="es-HN"/>
+        </w:rPr>
+        <w:t xml:space="preserve"> (DORA).</w:t>
+      </w:r>
+    </w:p>
+    <w:p>
+      <w:pPr>
+        <w:spacing w:line="360" w:lineRule="auto"/>
+        <w:jc w:val="both"/>
+        <w:rPr>
+          <w:rFonts w:ascii="Times New Roman" w:hAnsi="Times New Roman" w:cs="Times New Roman"/>
+          <w:sz w:val="24"/>
+          <w:szCs w:val="24"/>
+          <w:lang w:val="es-HN"/>
+        </w:rPr>
+      </w:pPr>
+      <w:r>
+        <w:rPr>
+          <w:rFonts w:ascii="Times New Roman" w:hAnsi="Times New Roman" w:cs="Times New Roman"/>
+          <w:sz w:val="24"/>
+          <w:szCs w:val="24"/>
+          <w:lang w:val="es-HN"/>
+        </w:rPr>
+        <w:t>Esta situación genera incertidumbre respecto a la capacidad real del Sistema Financiero Hondureño para prevenir, detectar, responder y recuperarse ante incidentes de ciberseguridad en un entorno cada vez más digitalizado. La ausencia de información sobre el nivel de madurez de ciberseguridad dificulta la identificación de fortalezas, debilidades y oportunidades de mejora, limitando la toma de decisiones estratégicas por parte de las instituciones financieras, organismos reguladores y responsables de la gestión de riesgos tecnológicos.</w:t>
+      </w:r>
+    </w:p>
+    <w:p>
+      <w:pPr>
+        <w:spacing w:line="360" w:lineRule="auto"/>
+        <w:jc w:val="both"/>
+        <w:rPr>
+          <w:rFonts w:ascii="Times New Roman" w:hAnsi="Times New Roman" w:cs="Times New Roman"/>
+          <w:sz w:val="24"/>
+          <w:szCs w:val="24"/>
+          <w:lang w:val="es-HN"/>
+        </w:rPr>
+      </w:pPr>
+      <w:r>
+        <w:rPr>
+          <w:rFonts w:ascii="Times New Roman" w:hAnsi="Times New Roman" w:cs="Times New Roman"/>
+          <w:sz w:val="24"/>
+          <w:szCs w:val="24"/>
+          <w:lang w:val="es-HN"/>
+        </w:rPr>
+        <w:t>Los principales afectados por esta problemática son las instituciones financieras, que enfrentan riesgos operativos, financieros y reputacionales; los organismos reguladores, que requieren información objetiva para fortalecer los mecanismos de supervisión; y los usuarios del sistema financiero, quienes dependen de la disponibilidad, integridad y confidencialidad de los servicios digitales para realizar sus operaciones. Asimismo, una deficiente madurez de ciberseguridad puede afectar la confianza del público, incrementar la exposición a fraudes y generar impactos negativos en la estabilidad del ecosistema financiero nacional.</w:t>
+      </w:r>
+    </w:p>
+    <w:p>
+      <w:pPr>
+        <w:spacing w:line="360" w:lineRule="auto"/>
+        <w:jc w:val="both"/>
+        <w:rPr>
+          <w:rFonts w:ascii="Times New Roman" w:hAnsi="Times New Roman" w:cs="Times New Roman"/>
+          <w:sz w:val="24"/>
+          <w:szCs w:val="24"/>
+          <w:lang w:val="es-HN"/>
+        </w:rPr>
+      </w:pPr>
+      <w:r>
+        <w:rPr>
+          <w:rFonts w:ascii="Times New Roman" w:hAnsi="Times New Roman" w:cs="Times New Roman"/>
+          <w:sz w:val="24"/>
+          <w:szCs w:val="24"/>
+          <w:lang w:val="es-HN"/>
+        </w:rPr>
+        <w:t xml:space="preserve">Por lo anterior, surge la necesidad de investigar y evaluar el nivel de madurez de ciberseguridad del Sistema Financiero Hondureño frente a los desafíos derivados de la transformación digital, utilizando como referencia estándares internacionales y mejores prácticas reconocidas. Esta investigación permitirá generar evidencia empírica sobre el estado actual de la ciberseguridad </w:t>
+      </w:r>
+      <w:r>
+        <w:rPr>
+          <w:rFonts w:ascii="Times New Roman" w:hAnsi="Times New Roman" w:cs="Times New Roman"/>
+          <w:sz w:val="24"/>
+          <w:szCs w:val="24"/>
+          <w:lang w:val="es-HN"/>
+        </w:rPr>
+        <w:lastRenderedPageBreak/>
+        <w:t>financiera en Honduras, identificar posibles brechas de cumplimiento y proponer recomendaciones orientadas al fortalecimiento de la resiliencia operativa digital del sector.</w:t>
+      </w:r>
+    </w:p>
+    <w:p>
+      <w:pPr>
+        <w:spacing w:line="360" w:lineRule="auto"/>
+        <w:jc w:val="both"/>
+        <w:rPr>
+          <w:rFonts w:ascii="Times New Roman" w:hAnsi="Times New Roman" w:cs="Times New Roman"/>
+          <w:sz w:val="24"/>
+          <w:szCs w:val="24"/>
+          <w:lang w:val="es-HN"/>
+        </w:rPr>
+      </w:pPr>
+    </w:p>
+    <w:p>
+      <w:pPr>
+        <w:spacing w:line="360" w:lineRule="auto"/>
+        <w:jc w:val="both"/>
+        <w:rPr>
+          <w:rFonts w:ascii="Times New Roman" w:hAnsi="Times New Roman" w:cs="Times New Roman"/>
+          <w:sz w:val="24"/>
+          <w:szCs w:val="24"/>
+          <w:lang w:val="es-HN"/>
+        </w:rPr>
+      </w:pPr>
+    </w:p>
+    <w:p>
+      <w:pPr>
+        <w:spacing w:line="360" w:lineRule="auto"/>
+        <w:jc w:val="both"/>
+        <w:rPr>
+          <w:rFonts w:ascii="Times New Roman" w:hAnsi="Times New Roman" w:cs="Times New Roman"/>
+          <w:sz w:val="24"/>
+          <w:szCs w:val="24"/>
+          <w:lang w:val="es-HN"/>
+        </w:rPr>
+      </w:pPr>
+    </w:p>
+    <w:p>
+      <w:pPr>
+        <w:spacing w:line="360" w:lineRule="auto"/>
+        <w:jc w:val="both"/>
+        <w:rPr>
+          <w:rFonts w:ascii="Times New Roman" w:hAnsi="Times New Roman" w:cs="Times New Roman"/>
+          <w:sz w:val="24"/>
+          <w:szCs w:val="24"/>
+          <w:lang w:val="es-HN"/>
+        </w:rPr>
+      </w:pPr>
+    </w:p>
+    <w:p>
+      <w:pPr>
+        <w:spacing w:line="360" w:lineRule="auto"/>
+        <w:jc w:val="both"/>
+        <w:rPr>
+          <w:rFonts w:ascii="Times New Roman" w:hAnsi="Times New Roman" w:cs="Times New Roman"/>
+          <w:sz w:val="24"/>
+          <w:szCs w:val="24"/>
+          <w:lang w:val="es-HN"/>
+        </w:rPr>
+      </w:pPr>
+    </w:p>
+    <w:p>
+      <w:pPr>
+        <w:spacing w:line="360" w:lineRule="auto"/>
+        <w:jc w:val="both"/>
+        <w:rPr>
+          <w:rFonts w:ascii="Times New Roman" w:hAnsi="Times New Roman" w:cs="Times New Roman"/>
+          <w:sz w:val="24"/>
+          <w:szCs w:val="24"/>
+          <w:lang w:val="es-HN"/>
+        </w:rPr>
+      </w:pPr>
+    </w:p>
+    <w:p>
+      <w:pPr>
+        <w:spacing w:line="360" w:lineRule="auto"/>
+        <w:jc w:val="both"/>
+        <w:rPr>
+          <w:rFonts w:ascii="Times New Roman" w:hAnsi="Times New Roman" w:cs="Times New Roman"/>
+          <w:sz w:val="24"/>
+          <w:szCs w:val="24"/>
+          <w:lang w:val="es-HN"/>
+        </w:rPr>
+      </w:pPr>
+    </w:p>
+    <w:p>
+      <w:pPr>
+        <w:spacing w:line="360" w:lineRule="auto"/>
+        <w:jc w:val="both"/>
+        <w:rPr>
+          <w:rFonts w:ascii="Times New Roman" w:hAnsi="Times New Roman" w:cs="Times New Roman"/>
+          <w:sz w:val="24"/>
+          <w:szCs w:val="24"/>
+          <w:lang w:val="es-HN"/>
+        </w:rPr>
+      </w:pPr>
+    </w:p>
+    <w:p>
+      <w:pPr>
+        <w:spacing w:line="360" w:lineRule="auto"/>
+        <w:jc w:val="both"/>
+        <w:rPr>
+          <w:rFonts w:ascii="Times New Roman" w:hAnsi="Times New Roman" w:cs="Times New Roman"/>
+          <w:sz w:val="24"/>
+          <w:szCs w:val="24"/>
+          <w:lang w:val="es-HN"/>
+        </w:rPr>
+      </w:pPr>
+    </w:p>
+    <w:p>
+      <w:pPr>
+        <w:spacing w:line="360" w:lineRule="auto"/>
+        <w:jc w:val="both"/>
+        <w:rPr>
+          <w:rFonts w:ascii="Times New Roman" w:hAnsi="Times New Roman" w:cs="Times New Roman"/>
+          <w:sz w:val="24"/>
+          <w:szCs w:val="24"/>
+          <w:lang w:val="es-HN"/>
+        </w:rPr>
+      </w:pPr>
+    </w:p>
+    <w:p>
+      <w:pPr>
+        <w:spacing w:line="360" w:lineRule="auto"/>
+        <w:jc w:val="both"/>
+        <w:rPr>
+          <w:rFonts w:ascii="Times New Roman" w:hAnsi="Times New Roman" w:cs="Times New Roman"/>
+          <w:sz w:val="24"/>
+          <w:szCs w:val="24"/>
+          <w:lang w:val="es-HN"/>
+        </w:rPr>
+      </w:pPr>
+    </w:p>
+    <w:p>
+      <w:pPr>
+        <w:spacing w:line="360" w:lineRule="auto"/>
+        <w:jc w:val="both"/>
+        <w:rPr>
+          <w:rFonts w:ascii="Times New Roman" w:hAnsi="Times New Roman" w:cs="Times New Roman"/>
+          <w:sz w:val="24"/>
+          <w:szCs w:val="24"/>
+          <w:lang w:val="es-HN"/>
+        </w:rPr>
+      </w:pPr>
+    </w:p>
+    <w:p>
+      <w:pPr>
+        <w:spacing w:line="360" w:lineRule="auto"/>
+        <w:jc w:val="both"/>
+        <w:rPr>
+          <w:rFonts w:ascii="Times New Roman" w:hAnsi="Times New Roman" w:cs="Times New Roman"/>
+          <w:sz w:val="24"/>
+          <w:szCs w:val="24"/>
+          <w:lang w:val="es-HN"/>
+        </w:rPr>
+      </w:pPr>
+    </w:p>
+    <w:p>
+      <w:pPr>
+        <w:spacing w:line="360" w:lineRule="auto"/>
+        <w:jc w:val="both"/>
+        <w:rPr>
+          <w:rFonts w:ascii="Times New Roman" w:hAnsi="Times New Roman" w:cs="Times New Roman"/>
+          <w:sz w:val="24"/>
+          <w:szCs w:val="24"/>
+          <w:lang w:val="es-HN"/>
+        </w:rPr>
+      </w:pPr>
+    </w:p>
+    <w:p>
+      <w:pPr>
+        <w:spacing w:line="360" w:lineRule="auto"/>
+        <w:jc w:val="both"/>
+        <w:rPr>
+          <w:rFonts w:ascii="Times New Roman" w:hAnsi="Times New Roman" w:cs="Times New Roman"/>
+          <w:sz w:val="24"/>
+          <w:szCs w:val="24"/>
+          <w:lang w:val="es-HN"/>
+        </w:rPr>
+      </w:pPr>
+    </w:p>
+    <w:p>
+      <w:pPr>
+        <w:spacing w:line="360" w:lineRule="auto"/>
+        <w:jc w:val="both"/>
+        <w:rPr>
+          <w:rFonts w:ascii="Times New Roman" w:hAnsi="Times New Roman" w:cs="Times New Roman"/>
+          <w:sz w:val="24"/>
+          <w:szCs w:val="24"/>
+          <w:lang w:val="es-HN"/>
+        </w:rPr>
+      </w:pPr>
+    </w:p>
+    <w:p>
+      <w:pPr>
+        <w:spacing w:line="360" w:lineRule="auto"/>
+        <w:jc w:val="both"/>
+        <w:rPr>
+          <w:rFonts w:ascii="Times New Roman" w:hAnsi="Times New Roman" w:cs="Times New Roman"/>
+          <w:sz w:val="24"/>
+          <w:szCs w:val="24"/>
+          <w:lang w:val="es-HN"/>
+        </w:rPr>
+      </w:pPr>
+    </w:p>
+    <w:p>
+      <w:pPr>
+        <w:spacing w:line="360" w:lineRule="auto"/>
+        <w:jc w:val="both"/>
+        <w:rPr>
+          <w:rFonts w:ascii="Times New Roman" w:hAnsi="Times New Roman" w:cs="Times New Roman"/>
+          <w:sz w:val="24"/>
+          <w:szCs w:val="24"/>
+          <w:lang w:val="es-HN"/>
+        </w:rPr>
+      </w:pPr>
+    </w:p>
+    <w:p>
+      <w:pPr>
+        <w:spacing w:line="360" w:lineRule="auto"/>
+        <w:jc w:val="both"/>
+        <w:rPr>
+          <w:rFonts w:ascii="Times New Roman" w:hAnsi="Times New Roman" w:cs="Times New Roman"/>
+          <w:sz w:val="24"/>
+          <w:szCs w:val="24"/>
+          <w:lang w:val="es-HN"/>
+        </w:rPr>
+      </w:pPr>
+    </w:p>
+    <w:p>
+      <w:pPr>
+        <w:spacing w:line="360" w:lineRule="auto"/>
+        <w:jc w:val="both"/>
+        <w:rPr>
+          <w:rFonts w:ascii="Times New Roman" w:hAnsi="Times New Roman" w:cs="Times New Roman"/>
+          <w:sz w:val="24"/>
+          <w:szCs w:val="24"/>
+          <w:lang w:val="es-HN"/>
+        </w:rPr>
+      </w:pPr>
+    </w:p>
+    <w:p>
+      <w:pPr>
+        <w:spacing w:line="360" w:lineRule="auto"/>
+        <w:jc w:val="both"/>
+        <w:rPr>
+          <w:rFonts w:ascii="Times New Roman" w:hAnsi="Times New Roman" w:cs="Times New Roman"/>
+          <w:sz w:val="24"/>
+          <w:szCs w:val="24"/>
+          <w:lang w:val="es-HN"/>
+        </w:rPr>
+      </w:pPr>
+    </w:p>
+    <w:p>
+      <w:pPr>
+        <w:spacing w:line="360" w:lineRule="auto"/>
+        <w:jc w:val="both"/>
+        <w:rPr>
+          <w:rFonts w:ascii="Times New Roman" w:hAnsi="Times New Roman" w:cs="Times New Roman"/>
+          <w:sz w:val="24"/>
+          <w:szCs w:val="24"/>
+          <w:lang w:val="es-HN"/>
+        </w:rPr>
+      </w:pPr>
+    </w:p>
+    <w:p>
+      <w:pPr>
+        <w:pStyle w:val="Ttulo1"/>
+        <w:spacing w:line="360" w:lineRule="auto"/>
+        <w:rPr>
+          <w:rFonts w:ascii="Times New Roman" w:hAnsi="Times New Roman" w:cs="Times New Roman"/>
+          <w:sz w:val="24"/>
+          <w:szCs w:val="24"/>
+          <w:lang w:val="es-HN"/>
+        </w:rPr>
+      </w:pPr>
+      <w:bookmarkStart w:id="2" w:name="_Toc231843129"/>
+      <w:r>
+        <w:rPr>
+          <w:rFonts w:ascii="Times New Roman" w:hAnsi="Times New Roman" w:cs="Times New Roman"/>
+          <w:sz w:val="28"/>
+          <w:szCs w:val="28"/>
+          <w:lang w:val="es-HN"/>
+        </w:rPr>
+        <w:t>Justificación</w:t>
+      </w:r>
+      <w:bookmarkEnd w:id="2"/>
+      <w:r>
+        <w:rPr>
+          <w:rFonts w:ascii="Times New Roman" w:hAnsi="Times New Roman" w:cs="Times New Roman"/>
+          <w:sz w:val="24"/>
+          <w:szCs w:val="24"/>
+          <w:lang w:val="es-HN"/>
+        </w:rPr>
+        <w:t xml:space="preserve"> </w:t>
       </w:r>
     </w:p>
     <w:p>
       <w:pPr>
         <w:pStyle w:val="NormalWeb"/>
+        <w:spacing w:line="360" w:lineRule="auto"/>
         <w:jc w:val="both"/>
         <w:rPr>
           <w:lang w:val="es-HN"/>
@@ -2331,12 +2987,13 @@
         <w:rPr>
           <w:lang w:val="es-HN"/>
         </w:rPr>
-        <w:t>En Honduras, aunque el sistema financiero ha avanzado en la oferta de servicios digitales, banca móvil, canales electrónicos y soluciones de pago, existe una oportunidad de investigación respecto al nivel de madurez de ciberseguridad alcanzado por las instituciones financieras frente a estándares internacionales. La literatura disponible aborda la transformación digital financiera, las amenazas cibernéticas y la madurez regional en América Latina, pero no se identifican suficientes estudios empíricos centrados específicamente en el Sistema Financiero Hondureño. Esto evidencia una brecha de conocimiento importante, especialmente si se considera la necesidad de evaluar estadísticamente la relación entre transformación digital, madurez de ciberseguridad y alineación con mejores prácticas internacionales.</w:t>
+        <w:t>La ciberseguridad se ha convertido en un componente fundamental para garantizar la confianza de los usuarios, la estabilidad financiera y la sostenibilidad de los procesos de transformación digital. Diversos organismos internacionales, entidades reguladoras y marcos de referencia especializados han reconocido la necesidad de fortalecer las capacidades de gestión del riesgo cibernético mediante la adopción de estándares internacionales y mejores prácticas de seguridad. No obstante, en el caso del Sistema Financiero Hondureño, existe una limitada evidencia académica que permita determinar el nivel de madurez de ciberseguridad alcanzado por las instituciones financieras frente al avance de la transformación digital.</w:t>
       </w:r>
     </w:p>
     <w:p>
       <w:pPr>
         <w:pStyle w:val="NormalWeb"/>
+        <w:spacing w:line="360" w:lineRule="auto"/>
         <w:jc w:val="both"/>
         <w:rPr>
           <w:lang w:val="es-HN"/>
@@ -2346,1191 +3003,526 @@
         <w:rPr>
           <w:lang w:val="es-HN"/>
         </w:rPr>
-        <w:t>En consecuencia, la presente investigación resulta pertinente porque busca evaluar la madurez de ciberseguridad del Sistema Financiero Hondureño frente a la transformación digital, tomando como referencia estándares internacionales y mejores prácticas. Este enfoque permite superar una visión meramente teórica, ya que posibilita diseñar un instrumento de medición, aplicar análisis estadístico y comparar los resultados con marcos de referencia reconocidos. Además, puede aportar lineamientos útiles para fortalecer la gobernanza, la gestión del riesgo, la protección de activos digitales, la respuesta a incidentes y la resiliencia operativa de las instituciones financieras hondureñas.</w:t>
-      </w:r>
-    </w:p>
-    <w:p>
-      <w:pPr>
-        <w:pStyle w:val="Prrafodelista"/>
-        <w:ind w:left="360"/>
-        <w:rPr>
-          <w:rFonts w:ascii="Times New Roman" w:eastAsia="Times New Roman" w:hAnsi="Times New Roman" w:cs="Times New Roman"/>
-          <w:sz w:val="24"/>
-          <w:szCs w:val="24"/>
-          <w:lang w:val="es-HN"/>
-        </w:rPr>
-      </w:pPr>
-    </w:p>
-    <w:p>
-      <w:pPr>
-        <w:pStyle w:val="Prrafodelista"/>
-        <w:ind w:left="360"/>
-        <w:rPr>
-          <w:rFonts w:ascii="Times New Roman" w:eastAsia="Times New Roman" w:hAnsi="Times New Roman" w:cs="Times New Roman"/>
-          <w:sz w:val="24"/>
-          <w:szCs w:val="24"/>
-          <w:lang w:val="es-HN"/>
-        </w:rPr>
-      </w:pPr>
-    </w:p>
-    <w:p>
-      <w:pPr>
-        <w:pStyle w:val="Prrafodelista"/>
-        <w:ind w:left="360"/>
-        <w:rPr>
-          <w:rFonts w:ascii="Times New Roman" w:eastAsia="Times New Roman" w:hAnsi="Times New Roman" w:cs="Times New Roman"/>
-          <w:sz w:val="24"/>
-          <w:szCs w:val="24"/>
-          <w:lang w:val="es-HN"/>
-        </w:rPr>
-      </w:pPr>
-    </w:p>
-    <w:p>
-      <w:pPr>
-        <w:pStyle w:val="Prrafodelista"/>
-        <w:ind w:left="360"/>
-        <w:rPr>
-          <w:rFonts w:ascii="Times New Roman" w:eastAsia="Times New Roman" w:hAnsi="Times New Roman" w:cs="Times New Roman"/>
-          <w:sz w:val="24"/>
-          <w:szCs w:val="24"/>
-          <w:lang w:val="es-HN"/>
-        </w:rPr>
-      </w:pPr>
-    </w:p>
-    <w:p>
-      <w:pPr>
-        <w:pStyle w:val="Prrafodelista"/>
-        <w:ind w:left="360"/>
-        <w:rPr>
-          <w:rFonts w:ascii="Times New Roman" w:eastAsia="Times New Roman" w:hAnsi="Times New Roman" w:cs="Times New Roman"/>
-          <w:sz w:val="24"/>
-          <w:szCs w:val="24"/>
-          <w:lang w:val="es-HN"/>
-        </w:rPr>
-      </w:pPr>
-    </w:p>
-    <w:p>
-      <w:pPr>
-        <w:pStyle w:val="Prrafodelista"/>
-        <w:ind w:left="360"/>
-        <w:rPr>
-          <w:rFonts w:ascii="Times New Roman" w:eastAsia="Times New Roman" w:hAnsi="Times New Roman" w:cs="Times New Roman"/>
-          <w:sz w:val="24"/>
-          <w:szCs w:val="24"/>
-          <w:lang w:val="es-HN"/>
-        </w:rPr>
-      </w:pPr>
-    </w:p>
-    <w:p>
-      <w:pPr>
-        <w:pStyle w:val="Prrafodelista"/>
-        <w:ind w:left="360"/>
-        <w:rPr>
-          <w:rFonts w:ascii="Times New Roman" w:eastAsia="Times New Roman" w:hAnsi="Times New Roman" w:cs="Times New Roman"/>
-          <w:sz w:val="24"/>
-          <w:szCs w:val="24"/>
-          <w:lang w:val="es-HN"/>
-        </w:rPr>
-      </w:pPr>
-    </w:p>
-    <w:p>
-      <w:pPr>
-        <w:pStyle w:val="Prrafodelista"/>
-        <w:ind w:left="360"/>
-        <w:rPr>
-          <w:rFonts w:ascii="Times New Roman" w:eastAsia="Times New Roman" w:hAnsi="Times New Roman" w:cs="Times New Roman"/>
-          <w:sz w:val="24"/>
-          <w:szCs w:val="24"/>
-          <w:lang w:val="es-HN"/>
-        </w:rPr>
-      </w:pPr>
-    </w:p>
-    <w:p>
-      <w:pPr>
-        <w:pStyle w:val="Prrafodelista"/>
-        <w:ind w:left="360"/>
-        <w:rPr>
-          <w:rFonts w:ascii="Times New Roman" w:eastAsia="Times New Roman" w:hAnsi="Times New Roman" w:cs="Times New Roman"/>
-          <w:sz w:val="24"/>
-          <w:szCs w:val="24"/>
-          <w:lang w:val="es-HN"/>
-        </w:rPr>
-      </w:pPr>
-    </w:p>
-    <w:p>
-      <w:pPr>
-        <w:pStyle w:val="Prrafodelista"/>
-        <w:ind w:left="360"/>
-        <w:rPr>
-          <w:rFonts w:ascii="Times New Roman" w:eastAsia="Times New Roman" w:hAnsi="Times New Roman" w:cs="Times New Roman"/>
-          <w:sz w:val="24"/>
-          <w:szCs w:val="24"/>
-          <w:lang w:val="es-HN"/>
-        </w:rPr>
-      </w:pPr>
-    </w:p>
-    <w:p>
-      <w:pPr>
-        <w:pStyle w:val="Prrafodelista"/>
-        <w:ind w:left="360"/>
-        <w:rPr>
-          <w:rFonts w:ascii="Times New Roman" w:eastAsia="Times New Roman" w:hAnsi="Times New Roman" w:cs="Times New Roman"/>
-          <w:sz w:val="24"/>
-          <w:szCs w:val="24"/>
-          <w:lang w:val="es-HN"/>
-        </w:rPr>
-      </w:pPr>
-    </w:p>
-    <w:p>
-      <w:pPr>
-        <w:pStyle w:val="Prrafodelista"/>
-        <w:ind w:left="360"/>
-        <w:rPr>
-          <w:rFonts w:ascii="Times New Roman" w:eastAsia="Times New Roman" w:hAnsi="Times New Roman" w:cs="Times New Roman"/>
-          <w:sz w:val="24"/>
-          <w:szCs w:val="24"/>
-          <w:lang w:val="es-HN"/>
-        </w:rPr>
-      </w:pPr>
-    </w:p>
-    <w:p>
-      <w:pPr>
-        <w:pStyle w:val="Prrafodelista"/>
-        <w:ind w:left="360"/>
-        <w:rPr>
-          <w:rFonts w:ascii="Times New Roman" w:eastAsia="Times New Roman" w:hAnsi="Times New Roman" w:cs="Times New Roman"/>
-          <w:sz w:val="24"/>
-          <w:szCs w:val="24"/>
-          <w:lang w:val="es-HN"/>
-        </w:rPr>
-      </w:pPr>
-    </w:p>
-    <w:p>
-      <w:pPr>
-        <w:pStyle w:val="Prrafodelista"/>
-        <w:ind w:left="360"/>
-        <w:rPr>
-          <w:rFonts w:ascii="Times New Roman" w:eastAsia="Times New Roman" w:hAnsi="Times New Roman" w:cs="Times New Roman"/>
-          <w:sz w:val="24"/>
-          <w:szCs w:val="24"/>
-          <w:lang w:val="es-HN"/>
-        </w:rPr>
-      </w:pPr>
-    </w:p>
-    <w:p>
-      <w:pPr>
-        <w:pStyle w:val="Prrafodelista"/>
-        <w:ind w:left="360"/>
-        <w:rPr>
-          <w:rFonts w:ascii="Times New Roman" w:eastAsia="Times New Roman" w:hAnsi="Times New Roman" w:cs="Times New Roman"/>
-          <w:sz w:val="24"/>
-          <w:szCs w:val="24"/>
-          <w:lang w:val="es-HN"/>
-        </w:rPr>
-      </w:pPr>
-    </w:p>
-    <w:p>
-      <w:pPr>
-        <w:pStyle w:val="Prrafodelista"/>
-        <w:ind w:left="360"/>
-        <w:rPr>
-          <w:rFonts w:ascii="Times New Roman" w:eastAsia="Times New Roman" w:hAnsi="Times New Roman" w:cs="Times New Roman"/>
-          <w:sz w:val="24"/>
-          <w:szCs w:val="24"/>
-          <w:lang w:val="es-HN"/>
-        </w:rPr>
-      </w:pPr>
-    </w:p>
-    <w:p>
-      <w:pPr>
-        <w:pStyle w:val="Prrafodelista"/>
-        <w:ind w:left="360"/>
-        <w:rPr>
-          <w:rFonts w:ascii="Times New Roman" w:eastAsia="Times New Roman" w:hAnsi="Times New Roman" w:cs="Times New Roman"/>
-          <w:sz w:val="24"/>
-          <w:szCs w:val="24"/>
-          <w:lang w:val="es-HN"/>
-        </w:rPr>
-      </w:pPr>
-    </w:p>
-    <w:p>
-      <w:pPr>
-        <w:pStyle w:val="Prrafodelista"/>
-        <w:ind w:left="360"/>
-        <w:rPr>
-          <w:rFonts w:ascii="Times New Roman" w:eastAsia="Times New Roman" w:hAnsi="Times New Roman" w:cs="Times New Roman"/>
-          <w:sz w:val="24"/>
-          <w:szCs w:val="24"/>
-          <w:lang w:val="es-HN"/>
-        </w:rPr>
-      </w:pPr>
-    </w:p>
-    <w:p>
-      <w:pPr>
-        <w:pStyle w:val="Prrafodelista"/>
-        <w:ind w:left="360"/>
-        <w:rPr>
-          <w:rFonts w:ascii="Times New Roman" w:eastAsia="Times New Roman" w:hAnsi="Times New Roman" w:cs="Times New Roman"/>
-          <w:sz w:val="24"/>
-          <w:szCs w:val="24"/>
-          <w:lang w:val="es-HN"/>
-        </w:rPr>
-      </w:pPr>
-    </w:p>
-    <w:p>
-      <w:pPr>
-        <w:pStyle w:val="Prrafodelista"/>
-        <w:ind w:left="360"/>
-        <w:rPr>
-          <w:rFonts w:ascii="Times New Roman" w:eastAsia="Times New Roman" w:hAnsi="Times New Roman" w:cs="Times New Roman"/>
-          <w:sz w:val="24"/>
-          <w:szCs w:val="24"/>
-          <w:lang w:val="es-HN"/>
-        </w:rPr>
-      </w:pPr>
+        <w:t>La presente investigación se justifica desde las perspectivas científica, tecnológica, social y económica, debido a la relevancia que tiene la ciberseguridad para la protección de los servicios financieros digitales y para la estabilidad del ecosistema financiero nacional.</w:t>
+      </w:r>
+    </w:p>
+    <w:p>
+      <w:pPr>
+        <w:pStyle w:val="Ttulo2"/>
+        <w:spacing w:line="360" w:lineRule="auto"/>
+        <w:jc w:val="both"/>
+        <w:rPr>
+          <w:rFonts w:ascii="Times New Roman" w:hAnsi="Times New Roman" w:cs="Times New Roman"/>
+          <w:sz w:val="24"/>
+          <w:szCs w:val="24"/>
+          <w:lang w:val="es-HN"/>
+        </w:rPr>
+      </w:pPr>
+      <w:bookmarkStart w:id="3" w:name="_Toc231843130"/>
+      <w:r>
+        <w:rPr>
+          <w:rFonts w:ascii="Times New Roman" w:hAnsi="Times New Roman" w:cs="Times New Roman"/>
+          <w:sz w:val="24"/>
+          <w:szCs w:val="24"/>
+          <w:lang w:val="es-HN"/>
+        </w:rPr>
+        <w:t>3.1 Justificación Científica</w:t>
+      </w:r>
+      <w:bookmarkEnd w:id="3"/>
+    </w:p>
+    <w:p>
+      <w:pPr>
+        <w:pStyle w:val="NormalWeb"/>
+        <w:spacing w:line="360" w:lineRule="auto"/>
+        <w:jc w:val="both"/>
+        <w:rPr>
+          <w:lang w:val="es-HN"/>
+        </w:rPr>
+      </w:pPr>
+      <w:r>
+        <w:rPr>
+          <w:lang w:val="es-HN"/>
+        </w:rPr>
+        <w:t xml:space="preserve">Esta investigación contribuirá a generar conocimiento sobre la relación existente entre la transformación digital y la madurez de ciberseguridad en el Sistema Financiero Hondureño. Aunque existen estudios internacionales y regionales que analizan los riesgos cibernéticos asociados a la banca digital, las amenazas en entornos </w:t>
+      </w:r>
+      <w:proofErr w:type="spellStart"/>
+      <w:r>
+        <w:rPr>
+          <w:lang w:val="es-HN"/>
+        </w:rPr>
+        <w:t>FinTech</w:t>
+      </w:r>
+      <w:proofErr w:type="spellEnd"/>
+      <w:r>
+        <w:rPr>
+          <w:lang w:val="es-HN"/>
+        </w:rPr>
+        <w:t>, la resiliencia operativa digital y los modelos de madurez de ciberseguridad, se observa una escasez de investigaciones enfocadas específicamente en Honduras.</w:t>
+      </w:r>
+    </w:p>
+    <w:p>
+      <w:pPr>
+        <w:pStyle w:val="NormalWeb"/>
+        <w:spacing w:line="360" w:lineRule="auto"/>
+        <w:jc w:val="both"/>
+        <w:rPr>
+          <w:lang w:val="es-HN"/>
+        </w:rPr>
+      </w:pPr>
+      <w:r>
+        <w:rPr>
+          <w:lang w:val="es-HN"/>
+        </w:rPr>
+        <w:t>La literatura científica actual demuestra que la transformación digital y la ciberseguridad están estrechamente relacionadas. Sin embargo, la mayoría de los estudios se concentran en países desarrollados o presentan análisis regionales generales para América Latina, sin evaluar de manera específica el contexto hondureño. Esta situación genera una brecha de conocimiento respecto al nivel de preparación de las instituciones financieras nacionales para enfrentar los riesgos derivados de la digitalización.</w:t>
+      </w:r>
+    </w:p>
+    <w:p>
+      <w:pPr>
+        <w:pStyle w:val="NormalWeb"/>
+        <w:spacing w:line="360" w:lineRule="auto"/>
+        <w:jc w:val="both"/>
+        <w:rPr>
+          <w:lang w:val="es-HN"/>
+        </w:rPr>
+      </w:pPr>
+      <w:r>
+        <w:rPr>
+          <w:lang w:val="es-HN"/>
+        </w:rPr>
+        <w:lastRenderedPageBreak/>
+        <w:t>La investigación permitirá aportar evidencia empírica sobre el estado actual de la madurez de ciberseguridad en las instituciones financieras hondureñas, utilizando como referencia estándares internacionales ampliamente reconocidos. Asimismo, contribuirá a fortalecer la literatura académica relacionada con la evaluación de capacidades de ciberseguridad en países en desarrollo y podrá servir como base para futuras investigaciones sobre resiliencia operativa digital, gestión de riesgos tecnológicos y gobierno de ciberseguridad en el sector financiero.</w:t>
+      </w:r>
+    </w:p>
+    <w:p>
+      <w:pPr>
+        <w:pStyle w:val="NormalWeb"/>
+        <w:spacing w:line="360" w:lineRule="auto"/>
+        <w:jc w:val="both"/>
+        <w:rPr>
+          <w:lang w:val="es-HN"/>
+        </w:rPr>
+      </w:pPr>
+      <w:r>
+        <w:rPr>
+          <w:lang w:val="es-HN"/>
+        </w:rPr>
+        <w:t>A</w:t>
+      </w:r>
+      <w:r>
+        <w:rPr>
+          <w:lang w:val="es-HN"/>
+        </w:rPr>
+        <w:t>dicionalmente</w:t>
+      </w:r>
+      <w:r>
+        <w:rPr>
+          <w:lang w:val="es-HN"/>
+        </w:rPr>
+        <w:t>, permitirá identificar brechas entre las prácticas actuales y los modelos de referencia internacionales, generando información valiosa para comprender el nivel de alineación del Sistema Financiero Hondureño con las tendencias globales en materia de protección digital.</w:t>
+      </w:r>
+    </w:p>
+    <w:p>
+      <w:pPr>
+        <w:pStyle w:val="Ttulo2"/>
+        <w:spacing w:line="360" w:lineRule="auto"/>
+        <w:jc w:val="both"/>
+        <w:rPr>
+          <w:rFonts w:ascii="Times New Roman" w:hAnsi="Times New Roman" w:cs="Times New Roman"/>
+          <w:sz w:val="24"/>
+          <w:szCs w:val="24"/>
+          <w:lang w:val="es-HN"/>
+        </w:rPr>
+      </w:pPr>
+      <w:bookmarkStart w:id="4" w:name="_Toc231843131"/>
+      <w:r>
+        <w:rPr>
+          <w:rFonts w:ascii="Times New Roman" w:hAnsi="Times New Roman" w:cs="Times New Roman"/>
+          <w:sz w:val="24"/>
+          <w:szCs w:val="24"/>
+          <w:lang w:val="es-HN"/>
+        </w:rPr>
+        <w:t>3.2 Justificación Tecnológica</w:t>
+      </w:r>
+      <w:bookmarkEnd w:id="4"/>
+    </w:p>
+    <w:p>
+      <w:pPr>
+        <w:pStyle w:val="NormalWeb"/>
+        <w:spacing w:line="360" w:lineRule="auto"/>
+        <w:jc w:val="both"/>
+        <w:rPr>
+          <w:lang w:val="es-HN"/>
+        </w:rPr>
+      </w:pPr>
+      <w:r>
+        <w:rPr>
+          <w:lang w:val="es-HN"/>
+        </w:rPr>
+        <w:t xml:space="preserve">Desde la perspectiva tecnológica, la investigación propone la aplicación de un modelo de evaluación de madurez de ciberseguridad basado en estándares internacionales y mejores prácticas reconocidas mundialmente. Entre estos marcos destacan NIST </w:t>
+      </w:r>
+      <w:proofErr w:type="spellStart"/>
+      <w:r>
+        <w:rPr>
+          <w:lang w:val="es-HN"/>
+        </w:rPr>
+        <w:t>Cybersecurity</w:t>
+      </w:r>
+      <w:proofErr w:type="spellEnd"/>
+      <w:r>
+        <w:rPr>
+          <w:lang w:val="es-HN"/>
+        </w:rPr>
+        <w:t xml:space="preserve"> Framework 2.0, ISO/IEC 27001:2022, COBIT 2019 y Digital </w:t>
+      </w:r>
+      <w:proofErr w:type="spellStart"/>
+      <w:r>
+        <w:rPr>
+          <w:lang w:val="es-HN"/>
+        </w:rPr>
+        <w:t>Operational</w:t>
+      </w:r>
+      <w:proofErr w:type="spellEnd"/>
+      <w:r>
+        <w:rPr>
+          <w:lang w:val="es-HN"/>
+        </w:rPr>
+        <w:t xml:space="preserve"> </w:t>
+      </w:r>
+      <w:proofErr w:type="spellStart"/>
+      <w:r>
+        <w:rPr>
+          <w:lang w:val="es-HN"/>
+        </w:rPr>
+        <w:t>Resilience</w:t>
+      </w:r>
+      <w:proofErr w:type="spellEnd"/>
+      <w:r>
+        <w:rPr>
+          <w:lang w:val="es-HN"/>
+        </w:rPr>
+        <w:t xml:space="preserve"> </w:t>
+      </w:r>
+      <w:proofErr w:type="spellStart"/>
+      <w:r>
+        <w:rPr>
+          <w:lang w:val="es-HN"/>
+        </w:rPr>
+        <w:t>Act</w:t>
+      </w:r>
+      <w:proofErr w:type="spellEnd"/>
+      <w:r>
+        <w:rPr>
+          <w:lang w:val="es-HN"/>
+        </w:rPr>
+        <w:t xml:space="preserve"> (DORA), los cuales proporcionan criterios estructurados para evaluar capacidades relacionadas con gobierno de ciberseguridad, gestión de riesgos, protección de activos, detección de amenazas, respuesta a incidentes y recuperación operativa.</w:t>
+      </w:r>
+    </w:p>
+    <w:p>
+      <w:pPr>
+        <w:pStyle w:val="NormalWeb"/>
+        <w:spacing w:line="360" w:lineRule="auto"/>
+        <w:jc w:val="both"/>
+        <w:rPr>
+          <w:lang w:val="es-HN"/>
+        </w:rPr>
+      </w:pPr>
+      <w:r>
+        <w:rPr>
+          <w:lang w:val="es-HN"/>
+        </w:rPr>
+        <w:t>Esta investigación tiene como propósito plantear la adopción de estos estándares internacionales al contexto del Sistema Financiero Hondureño mediante la construcción de un instrumento de evaluación que permita medir de forma objetiva el nivel de madurez de ciberseguridad de las instituciones participantes. Esta herramienta podrá utilizarse como mecanismo de diagnóstico para identificar fortalezas, debilidades y oportunidades de mejora en los procesos de seguridad digital.</w:t>
+      </w:r>
+    </w:p>
+    <w:p>
+      <w:pPr>
+        <w:pStyle w:val="NormalWeb"/>
+        <w:spacing w:line="360" w:lineRule="auto"/>
+        <w:jc w:val="both"/>
+        <w:rPr>
+          <w:lang w:val="es-HN"/>
+        </w:rPr>
+      </w:pPr>
+      <w:r>
+        <w:rPr>
+          <w:lang w:val="es-HN"/>
+        </w:rPr>
+        <w:t>Asimismo, los resultados obtenidos podrán servir como insumo para la definición de estrategias de fortalecimiento tecnológico orientadas a incrementar la resiliencia operativa digital, mejorar la gestión de riesgos tecnológicos y optimizar la capacidad de respuesta frente a incidentes de seguridad. De esta manera, la investigación no solo tendrá un valor académico, sino también una aplicación práctica para la toma de decisiones en materia de ciberseguridad financiera.</w:t>
+      </w:r>
+    </w:p>
+    <w:p>
+      <w:pPr>
+        <w:pStyle w:val="Ttulo2"/>
+        <w:spacing w:line="360" w:lineRule="auto"/>
+        <w:jc w:val="both"/>
+        <w:rPr>
+          <w:rFonts w:ascii="Times New Roman" w:hAnsi="Times New Roman" w:cs="Times New Roman"/>
+          <w:sz w:val="24"/>
+          <w:szCs w:val="24"/>
+          <w:lang w:val="es-HN"/>
+        </w:rPr>
+      </w:pPr>
+      <w:bookmarkStart w:id="5" w:name="_Toc231843132"/>
+      <w:r>
+        <w:rPr>
+          <w:rFonts w:ascii="Times New Roman" w:hAnsi="Times New Roman" w:cs="Times New Roman"/>
+          <w:sz w:val="24"/>
+          <w:szCs w:val="24"/>
+          <w:lang w:val="es-HN"/>
+        </w:rPr>
+        <w:lastRenderedPageBreak/>
+        <w:t>3.3 Justificación Social</w:t>
+      </w:r>
+      <w:bookmarkEnd w:id="5"/>
+    </w:p>
+    <w:p>
+      <w:pPr>
+        <w:pStyle w:val="NormalWeb"/>
+        <w:spacing w:line="360" w:lineRule="auto"/>
+        <w:jc w:val="both"/>
+        <w:rPr>
+          <w:lang w:val="es-HN"/>
+        </w:rPr>
+      </w:pPr>
+      <w:r>
+        <w:rPr>
+          <w:lang w:val="es-HN"/>
+        </w:rPr>
+        <w:t>Los servicios financieros digitales forman parte de la vida cotidiana de millones de usuarios que realizan operaciones mediante aplicaciones móviles, banca en línea, transferencias electrónicas y otros canales digitales. La confianza de los ciudadanos en estos servicios depende en gran medida de la capacidad de las instituciones financieras para proteger la información personal y financiera de sus clientes.</w:t>
+      </w:r>
+    </w:p>
+    <w:p>
+      <w:pPr>
+        <w:pStyle w:val="NormalWeb"/>
+        <w:spacing w:line="360" w:lineRule="auto"/>
+        <w:jc w:val="both"/>
+        <w:rPr>
+          <w:lang w:val="es-HN"/>
+        </w:rPr>
+      </w:pPr>
+      <w:r>
+        <w:rPr>
+          <w:lang w:val="es-HN"/>
+        </w:rPr>
+        <w:t>Una adecuada madurez de ciberseguridad contribuye a reducir riesgos asociados al fraude electrónico, robo de identidad, pérdida de información y afectaciones a la privacidad de los usuarios. Por el contrario, deficiencias en los mecanismos de protección pueden generar impactos negativos sobre la confianza de la población y limitar la adopción de servicios financieros digitales.</w:t>
+      </w:r>
+    </w:p>
+    <w:p>
+      <w:pPr>
+        <w:pStyle w:val="NormalWeb"/>
+        <w:spacing w:line="360" w:lineRule="auto"/>
+        <w:jc w:val="both"/>
+        <w:rPr>
+          <w:lang w:val="es-HN"/>
+        </w:rPr>
+      </w:pPr>
+      <w:r>
+        <w:rPr>
+          <w:lang w:val="es-HN"/>
+        </w:rPr>
+        <w:t xml:space="preserve">Los </w:t>
+      </w:r>
+      <w:r>
+        <w:rPr>
+          <w:lang w:val="es-HN"/>
+        </w:rPr>
+        <w:t xml:space="preserve">usuarios financieros son </w:t>
+      </w:r>
+      <w:r>
+        <w:rPr>
+          <w:lang w:val="es-HN"/>
+        </w:rPr>
+        <w:t>beneficiarios de esta investigación, podrán verse favorecidos indirectamente mediante el fortalecimiento de los controles de seguridad implementados por las instituciones financieras. Asimismo, los resultados podrán ser de utilidad para organismos reguladores, entidades supervisoras, responsables de gestión de riesgos y profesionales de ciberseguridad interesados en fortalecer las capacidades de protección digital del sector financiero nacional.</w:t>
+      </w:r>
+    </w:p>
+    <w:p>
+      <w:pPr>
+        <w:pStyle w:val="NormalWeb"/>
+        <w:spacing w:line="360" w:lineRule="auto"/>
+        <w:jc w:val="both"/>
+        <w:rPr>
+          <w:lang w:val="es-HN"/>
+        </w:rPr>
+      </w:pPr>
+      <w:r>
+        <w:rPr>
+          <w:lang w:val="es-HN"/>
+        </w:rPr>
+        <w:t>Adicionalmente, la investigación contribuirá a promover una cultura de gestión del riesgo cibernético y resiliencia digital, aspectos fundamentales para el desarrollo seguro de la economía digital hondureña.</w:t>
+      </w:r>
+    </w:p>
+    <w:p>
+      <w:pPr>
+        <w:pStyle w:val="Ttulo2"/>
+        <w:spacing w:line="360" w:lineRule="auto"/>
+        <w:jc w:val="both"/>
+        <w:rPr>
+          <w:rFonts w:ascii="Times New Roman" w:hAnsi="Times New Roman" w:cs="Times New Roman"/>
+          <w:sz w:val="24"/>
+          <w:szCs w:val="24"/>
+          <w:lang w:val="es-HN"/>
+        </w:rPr>
+      </w:pPr>
+      <w:bookmarkStart w:id="6" w:name="_Toc231843133"/>
+      <w:r>
+        <w:rPr>
+          <w:rFonts w:ascii="Times New Roman" w:hAnsi="Times New Roman" w:cs="Times New Roman"/>
+          <w:sz w:val="24"/>
+          <w:szCs w:val="24"/>
+          <w:lang w:val="es-HN"/>
+        </w:rPr>
+        <w:t>3.4 Justificación Económica</w:t>
+      </w:r>
+      <w:bookmarkEnd w:id="6"/>
+    </w:p>
+    <w:p>
+      <w:pPr>
+        <w:pStyle w:val="NormalWeb"/>
+        <w:spacing w:line="360" w:lineRule="auto"/>
+        <w:jc w:val="both"/>
+        <w:rPr>
+          <w:lang w:val="es-HN"/>
+        </w:rPr>
+      </w:pPr>
+      <w:r>
+        <w:rPr>
+          <w:lang w:val="es-HN"/>
+        </w:rPr>
+        <w:t>La</w:t>
+      </w:r>
+      <w:r>
+        <w:rPr>
+          <w:lang w:val="es-HN"/>
+        </w:rPr>
+        <w:t xml:space="preserve"> ciberseguridad representa un factor crítico para la sostenibilidad y competitividad de las instituciones financieras. Los incidentes cibernéticos pueden generar pérdidas económicas significativas derivadas de interrupciones operativas, recuperación de sistemas, sanciones regulatorias, pérdida de información, afectaciones reputacionales y disminución de la confianza de los clientes.</w:t>
+      </w:r>
+    </w:p>
+    <w:p>
+      <w:pPr>
+        <w:pStyle w:val="NormalWeb"/>
+        <w:spacing w:line="360" w:lineRule="auto"/>
+        <w:jc w:val="both"/>
+        <w:rPr>
+          <w:lang w:val="es-HN"/>
+        </w:rPr>
+      </w:pPr>
+      <w:r>
+        <w:rPr>
+          <w:lang w:val="es-HN"/>
+        </w:rPr>
+        <w:lastRenderedPageBreak/>
+        <w:t>La transformación digital ha incrementado la dependencia de infraestructuras tecnológicas y proveedores de servicios digitales, lo que hace necesario fortalecer las capacidades de gestión del riesgo para evitar impactos financieros derivados de eventos de seguridad. En este sentido, contar con un diagnóstico del nivel de madurez de ciberseguridad permitirá a las instituciones financieras identificar áreas prioritarias de inversión y optimizar la asignación de recursos destinados a la protección de activos digitales.</w:t>
+      </w:r>
+    </w:p>
+    <w:p>
+      <w:pPr>
+        <w:pStyle w:val="NormalWeb"/>
+        <w:spacing w:line="360" w:lineRule="auto"/>
+        <w:jc w:val="both"/>
+        <w:rPr>
+          <w:lang w:val="es-HN"/>
+        </w:rPr>
+      </w:pPr>
+      <w:r>
+        <w:rPr>
+          <w:lang w:val="es-HN"/>
+        </w:rPr>
+        <w:t>Un sistema financiero más seguro favorece la estabilidad económica, promueve la confianza de inversionistas y usuarios, y fortalece las condiciones necesarias para el crecimiento de la economía digital.</w:t>
+      </w:r>
+    </w:p>
+    <w:p>
+      <w:pPr>
+        <w:pStyle w:val="NormalWeb"/>
+        <w:spacing w:line="360" w:lineRule="auto"/>
+        <w:jc w:val="both"/>
+        <w:rPr>
+          <w:lang w:val="es-HN"/>
+        </w:rPr>
+      </w:pPr>
+      <w:r>
+        <w:rPr>
+          <w:lang w:val="es-HN"/>
+        </w:rPr>
+        <w:t>Por otra parte, los resultados podrán servir como referencia para futuras iniciativas regulatorias, programas de fortalecimiento institucional y estrategias nacionales orientadas a mejorar la seguridad del ecosistema financiero hondureño. En consecuencia, la investigación posee el potencial de generar valor tanto para las instituciones financieras como para la economía nacional en su conjunto.</w:t>
+      </w:r>
+    </w:p>
+    <w:p>
+      <w:pPr>
+        <w:pStyle w:val="NormalWeb"/>
+        <w:spacing w:line="360" w:lineRule="auto"/>
+        <w:jc w:val="both"/>
+        <w:rPr>
+          <w:lang w:val="es-HN"/>
+        </w:rPr>
+      </w:pPr>
+      <w:r>
+        <w:rPr>
+          <w:lang w:val="es-HN"/>
+        </w:rPr>
+        <w:t xml:space="preserve">La </w:t>
+      </w:r>
+      <w:r>
+        <w:rPr>
+          <w:lang w:val="es-HN"/>
+        </w:rPr>
+        <w:t xml:space="preserve">presente investigación se justifica por su capacidad para generar conocimiento científico, proporcionar herramientas de evaluación basadas en estándares internacionales, contribuir al fortalecimiento de la protección de los usuarios del sistema financiero y apoyar la reducción de riesgos económicos asociados a incidentes de ciberseguridad. </w:t>
+      </w:r>
+      <w:r>
+        <w:rPr>
+          <w:lang w:val="es-HN"/>
+        </w:rPr>
+        <w:t>P</w:t>
+      </w:r>
+      <w:r>
+        <w:rPr>
+          <w:lang w:val="es-HN"/>
+        </w:rPr>
+        <w:t>ermitirá comprender mejor el nivel de madurez de ciberseguridad del Sistema Financiero Hondureño y aportar recomendaciones orientadas a fortalecer su resiliencia frente a los desafíos de la transformación digital.</w:t>
+      </w:r>
     </w:p>
     <w:p>
       <w:pPr>
         <w:pStyle w:val="Ttulo1"/>
-        <w:rPr>
-          <w:rFonts w:eastAsia="Times New Roman"/>
-          <w:lang w:val="es-HN"/>
-        </w:rPr>
-      </w:pPr>
-      <w:bookmarkStart w:id="1" w:name="_Toc231760935"/>
-      <w:r>
-        <w:rPr>
-          <w:rFonts w:eastAsia="Times New Roman"/>
-          <w:lang w:val="es-HN"/>
-        </w:rPr>
-        <w:lastRenderedPageBreak/>
-        <w:t>Definición del Problema</w:t>
-      </w:r>
-      <w:bookmarkEnd w:id="1"/>
-    </w:p>
-    <w:p>
-      <w:pPr>
-        <w:jc w:val="both"/>
-        <w:rPr>
-          <w:lang w:val="es-HN"/>
-        </w:rPr>
-      </w:pPr>
-    </w:p>
-    <w:p>
-      <w:pPr>
-        <w:jc w:val="both"/>
-        <w:rPr>
-          <w:lang w:val="es-HN"/>
-        </w:rPr>
-      </w:pPr>
-      <w:r>
-        <w:rPr>
-          <w:lang w:val="es-HN"/>
-        </w:rPr>
-        <w:t>Durante los últimos años, el sector financiero ha experimentado un acelerado proceso de transformación digital impulsado por la adopción de banca móvil, servicios financieros en línea, pagos electrónicos, tecnologías en la nube</w:t>
-      </w:r>
-      <w:r>
-        <w:rPr>
-          <w:lang w:val="es-HN"/>
-        </w:rPr>
-        <w:t xml:space="preserve"> y </w:t>
-      </w:r>
-      <w:r>
-        <w:rPr>
-          <w:lang w:val="es-HN"/>
-        </w:rPr>
-        <w:t>automatización de procesos. Estas tecnologías han permitido ampliar la cobertura de servicios financieros, mejorar la experiencia de los clientes y aumentar la eficiencia operativa de las instituciones. Sin embargo, la creciente dependencia de infraestructuras digitales también ha incrementado la exposición a amenazas cibernéticas cada vez más sofisticadas.</w:t>
-      </w:r>
-    </w:p>
-    <w:p>
-      <w:pPr>
-        <w:jc w:val="both"/>
-        <w:rPr>
-          <w:lang w:val="es-HN"/>
-        </w:rPr>
-      </w:pPr>
-      <w:r>
-        <w:rPr>
-          <w:lang w:val="es-HN"/>
-        </w:rPr>
-        <w:t xml:space="preserve">A nivel mundial, los ciberataques dirigidos al sector financiero continúan representando una de las principales preocupaciones para organismos reguladores, bancos centrales e instituciones financieras. La digitalización de los servicios financieros ha ampliado la superficie de ataque, generando riesgos asociados al robo de información, fraude financiero, </w:t>
-      </w:r>
-      <w:proofErr w:type="spellStart"/>
-      <w:r>
-        <w:rPr>
-          <w:lang w:val="es-HN"/>
-        </w:rPr>
-        <w:t>ransomware</w:t>
-      </w:r>
-      <w:proofErr w:type="spellEnd"/>
-      <w:r>
-        <w:rPr>
-          <w:lang w:val="es-HN"/>
-        </w:rPr>
-        <w:t>, interrupción de servicios críticos, ataques a terceros tecnológicos y vulnerabilidades en canales digitales. Diversas investigaciones han demostrado que la adopción de tecnologías digitales sin mecanismos adecuados de protección puede afectar la continuidad operativa, la confianza de los usuarios y la estabilidad financiera.</w:t>
-      </w:r>
-    </w:p>
-    <w:p>
-      <w:pPr>
-        <w:jc w:val="both"/>
-        <w:rPr>
-          <w:lang w:val="es-HN"/>
-        </w:rPr>
-      </w:pPr>
-      <w:r>
-        <w:rPr>
-          <w:lang w:val="es-HN"/>
-        </w:rPr>
-        <w:t>En América Latina, la situación presenta desafíos adicionales debido a diferencias en los niveles de madurez de ciberseguridad, capacidades institucionales y recursos tecnológicos disponibles. Informes recientes del Banco Interamericano de Desarrollo y la Organización de los Estados Americanos evidencian que, aunque la región ha mostrado avances en capacidades de ciberseguridad, aún existen brechas significativas en gobernanza, gestión de riesgos, respuesta a incidentes, protección de infraestructuras críticas y desarrollo de talento especializado. De igual forma, estudios especializados sobre el sector financiero latinoamericano indican que las instituciones financieras enfrentan un incremento constante de amenazas cibernéticas derivadas de la acelerada transformación digital.</w:t>
-      </w:r>
-    </w:p>
-    <w:p>
-      <w:pPr>
-        <w:jc w:val="both"/>
-        <w:rPr>
-          <w:lang w:val="es-HN"/>
-        </w:rPr>
-      </w:pPr>
-      <w:r>
-        <w:rPr>
-          <w:lang w:val="es-HN"/>
-        </w:rPr>
-        <w:t xml:space="preserve">En el caso de Honduras, las instituciones que conforman el Sistema Financiero Hondureño han incorporado progresivamente canales digitales, aplicaciones móviles, servicios electrónicos y mecanismos de interacción remota con sus clientes. No obstante, existe limitada evidencia académica y empírica que permita determinar si el nivel de madurez de ciberseguridad de dichas instituciones ha evolucionado al mismo ritmo que sus procesos de transformación digital. Asimismo, no se identifican suficientes estudios que evalúen de manera sistemática la alineación de las prácticas de ciberseguridad del sector financiero hondureño con estándares internacionales reconocidos, tales como NIST </w:t>
-      </w:r>
-      <w:proofErr w:type="spellStart"/>
-      <w:r>
-        <w:rPr>
-          <w:lang w:val="es-HN"/>
-        </w:rPr>
-        <w:t>Cybersecurity</w:t>
-      </w:r>
-      <w:proofErr w:type="spellEnd"/>
-      <w:r>
-        <w:rPr>
-          <w:lang w:val="es-HN"/>
-        </w:rPr>
-        <w:t xml:space="preserve"> Framework 2.0, ISO/IEC 27001:2022, COBIT 2019 y Digital </w:t>
-      </w:r>
-      <w:proofErr w:type="spellStart"/>
-      <w:r>
-        <w:rPr>
-          <w:lang w:val="es-HN"/>
-        </w:rPr>
-        <w:t>Operational</w:t>
-      </w:r>
-      <w:proofErr w:type="spellEnd"/>
-      <w:r>
-        <w:rPr>
+        <w:spacing w:line="360" w:lineRule="auto"/>
+        <w:rPr>
+          <w:rFonts w:ascii="Times New Roman" w:hAnsi="Times New Roman" w:cs="Times New Roman"/>
+          <w:sz w:val="24"/>
+          <w:szCs w:val="24"/>
+          <w:lang w:val="es-HN"/>
+        </w:rPr>
+      </w:pPr>
+      <w:bookmarkStart w:id="7" w:name="_Toc231843134"/>
+      <w:r>
+        <w:rPr>
+          <w:rFonts w:ascii="Times New Roman" w:hAnsi="Times New Roman" w:cs="Times New Roman"/>
+          <w:sz w:val="24"/>
+          <w:szCs w:val="24"/>
+          <w:lang w:val="es-HN"/>
+        </w:rPr>
+        <w:t xml:space="preserve">Pregunta de </w:t>
+      </w:r>
+      <w:r>
+        <w:rPr>
+          <w:rFonts w:ascii="Times New Roman" w:hAnsi="Times New Roman" w:cs="Times New Roman"/>
+          <w:sz w:val="28"/>
+          <w:szCs w:val="28"/>
+          <w:lang w:val="es-HN"/>
+        </w:rPr>
+        <w:t>Investigación</w:t>
+      </w:r>
+      <w:bookmarkEnd w:id="7"/>
+      <w:r>
+        <w:rPr>
+          <w:rFonts w:ascii="Times New Roman" w:hAnsi="Times New Roman" w:cs="Times New Roman"/>
+          <w:sz w:val="24"/>
+          <w:szCs w:val="24"/>
           <w:lang w:val="es-HN"/>
         </w:rPr>
         <w:t xml:space="preserve"> </w:t>
       </w:r>
-      <w:proofErr w:type="spellStart"/>
-      <w:r>
-        <w:rPr>
-          <w:lang w:val="es-HN"/>
-        </w:rPr>
-        <w:t>Resilience</w:t>
-      </w:r>
-      <w:proofErr w:type="spellEnd"/>
-      <w:r>
-        <w:rPr>
-          <w:lang w:val="es-HN"/>
-        </w:rPr>
-        <w:t xml:space="preserve"> </w:t>
-      </w:r>
-      <w:proofErr w:type="spellStart"/>
-      <w:r>
-        <w:rPr>
-          <w:lang w:val="es-HN"/>
-        </w:rPr>
-        <w:t>Act</w:t>
-      </w:r>
-      <w:proofErr w:type="spellEnd"/>
-      <w:r>
-        <w:rPr>
-          <w:lang w:val="es-HN"/>
-        </w:rPr>
-        <w:t xml:space="preserve"> (DORA).</w:t>
-      </w:r>
-    </w:p>
-    <w:p>
-      <w:pPr>
-        <w:jc w:val="both"/>
-        <w:rPr>
-          <w:lang w:val="es-HN"/>
-        </w:rPr>
-      </w:pPr>
-      <w:r>
-        <w:rPr>
-          <w:lang w:val="es-HN"/>
-        </w:rPr>
-        <w:t>Esta situación genera incertidumbre respecto a la capacidad real del Sistema Financiero Hondureño para prevenir, detectar, responder y recuperarse ante incidentes de ciberseguridad en un entorno cada vez más digitalizado. La ausencia de información sobre el nivel de madurez de ciberseguridad dificulta la identificación de fortalezas, debilidades y oportunidades de mejora, limitando la toma de decisiones estratégicas por parte de las instituciones financieras, organismos reguladores y responsables de la gestión de riesgos tecnológicos.</w:t>
-      </w:r>
-    </w:p>
-    <w:p>
-      <w:pPr>
-        <w:jc w:val="both"/>
-        <w:rPr>
-          <w:lang w:val="es-HN"/>
-        </w:rPr>
-      </w:pPr>
-      <w:r>
-        <w:rPr>
-          <w:lang w:val="es-HN"/>
-        </w:rPr>
-        <w:t xml:space="preserve">Los principales afectados por esta problemática son las instituciones financieras, que enfrentan riesgos operativos, financieros y reputacionales; los organismos reguladores, que requieren información objetiva para fortalecer los mecanismos de supervisión; y los usuarios del sistema financiero, quienes dependen de la disponibilidad, integridad y confidencialidad de los servicios digitales para realizar sus operaciones. </w:t>
-      </w:r>
-      <w:r>
-        <w:rPr>
-          <w:lang w:val="es-HN"/>
-        </w:rPr>
-        <w:lastRenderedPageBreak/>
-        <w:t>Asimismo, una deficiente madurez de ciberseguridad puede afectar la confianza del público, incrementar la exposición a fraudes y generar impactos negativos en la estabilidad del ecosistema financiero nacional.</w:t>
-      </w:r>
-    </w:p>
-    <w:p>
-      <w:pPr>
-        <w:jc w:val="both"/>
-        <w:rPr>
-          <w:lang w:val="es-HN"/>
-        </w:rPr>
-      </w:pPr>
-      <w:r>
-        <w:rPr>
-          <w:lang w:val="es-HN"/>
-        </w:rPr>
-        <w:t>Por lo anterior, surge la necesidad de investigar y evaluar el nivel de madurez de ciberseguridad del Sistema Financiero Hondureño frente a los desafíos derivados de la transformación digital, utilizando como referencia estándares internacionales y mejores prácticas reconocidas. Esta investigación permitirá generar evidencia empírica sobre el estado actual de la ciberseguridad financiera en Honduras, identificar posibles brechas de cumplimiento y proponer recomendaciones orientadas al fortalecimiento de la resiliencia operativa digital del sector.</w:t>
-      </w:r>
-    </w:p>
-    <w:p>
-      <w:pPr>
-        <w:jc w:val="both"/>
-        <w:rPr>
-          <w:lang w:val="es-HN"/>
-        </w:rPr>
-      </w:pPr>
-    </w:p>
-    <w:p>
-      <w:pPr>
-        <w:jc w:val="both"/>
-        <w:rPr>
-          <w:lang w:val="es-HN"/>
-        </w:rPr>
-      </w:pPr>
-    </w:p>
-    <w:p>
-      <w:pPr>
-        <w:jc w:val="both"/>
-        <w:rPr>
-          <w:lang w:val="es-HN"/>
-        </w:rPr>
-      </w:pPr>
-    </w:p>
-    <w:p>
-      <w:pPr>
-        <w:jc w:val="both"/>
-        <w:rPr>
-          <w:lang w:val="es-HN"/>
-        </w:rPr>
-      </w:pPr>
-    </w:p>
-    <w:p>
-      <w:pPr>
-        <w:jc w:val="both"/>
-        <w:rPr>
-          <w:lang w:val="es-HN"/>
-        </w:rPr>
-      </w:pPr>
-    </w:p>
-    <w:p>
-      <w:pPr>
-        <w:jc w:val="both"/>
-        <w:rPr>
-          <w:lang w:val="es-HN"/>
-        </w:rPr>
-      </w:pPr>
-    </w:p>
-    <w:p>
-      <w:pPr>
-        <w:jc w:val="both"/>
-        <w:rPr>
-          <w:lang w:val="es-HN"/>
-        </w:rPr>
-      </w:pPr>
-    </w:p>
-    <w:p>
-      <w:pPr>
-        <w:jc w:val="both"/>
-        <w:rPr>
-          <w:lang w:val="es-HN"/>
-        </w:rPr>
-      </w:pPr>
-    </w:p>
-    <w:p>
-      <w:pPr>
-        <w:jc w:val="both"/>
-        <w:rPr>
-          <w:lang w:val="es-HN"/>
-        </w:rPr>
-      </w:pPr>
-    </w:p>
-    <w:p>
-      <w:pPr>
-        <w:jc w:val="both"/>
-        <w:rPr>
-          <w:lang w:val="es-HN"/>
-        </w:rPr>
-      </w:pPr>
-    </w:p>
-    <w:p>
-      <w:pPr>
-        <w:jc w:val="both"/>
-        <w:rPr>
-          <w:lang w:val="es-HN"/>
-        </w:rPr>
-      </w:pPr>
-    </w:p>
-    <w:p>
-      <w:pPr>
-        <w:jc w:val="both"/>
-        <w:rPr>
-          <w:lang w:val="es-HN"/>
-        </w:rPr>
-      </w:pPr>
-    </w:p>
-    <w:p>
-      <w:pPr>
-        <w:jc w:val="both"/>
-        <w:rPr>
-          <w:lang w:val="es-HN"/>
-        </w:rPr>
-      </w:pPr>
-    </w:p>
-    <w:p>
-      <w:pPr>
-        <w:jc w:val="both"/>
-        <w:rPr>
-          <w:lang w:val="es-HN"/>
-        </w:rPr>
-      </w:pPr>
-    </w:p>
-    <w:p>
-      <w:pPr>
-        <w:jc w:val="both"/>
-        <w:rPr>
-          <w:lang w:val="es-HN"/>
-        </w:rPr>
-      </w:pPr>
-    </w:p>
-    <w:p>
-      <w:pPr>
-        <w:jc w:val="both"/>
-        <w:rPr>
-          <w:lang w:val="es-HN"/>
-        </w:rPr>
-      </w:pPr>
-    </w:p>
-    <w:p>
-      <w:pPr>
-        <w:jc w:val="both"/>
-        <w:rPr>
-          <w:lang w:val="es-HN"/>
-        </w:rPr>
-      </w:pPr>
-    </w:p>
-    <w:p>
-      <w:pPr>
-        <w:jc w:val="both"/>
-        <w:rPr>
-          <w:lang w:val="es-HN"/>
-        </w:rPr>
-      </w:pPr>
-    </w:p>
-    <w:p>
-      <w:pPr>
-        <w:jc w:val="both"/>
-        <w:rPr>
-          <w:lang w:val="es-HN"/>
-        </w:rPr>
-      </w:pPr>
-    </w:p>
-    <w:p>
-      <w:pPr>
-        <w:jc w:val="both"/>
-        <w:rPr>
-          <w:lang w:val="es-HN"/>
-        </w:rPr>
-      </w:pPr>
-    </w:p>
-    <w:p>
-      <w:pPr>
-        <w:jc w:val="both"/>
-        <w:rPr>
-          <w:lang w:val="es-HN"/>
-        </w:rPr>
-      </w:pPr>
-    </w:p>
-    <w:p>
-      <w:pPr>
-        <w:jc w:val="both"/>
-        <w:rPr>
-          <w:lang w:val="es-HN"/>
-        </w:rPr>
-      </w:pPr>
-    </w:p>
-    <w:p>
-      <w:pPr>
-        <w:pStyle w:val="Ttulo1"/>
-        <w:rPr>
-          <w:lang w:val="es-HN"/>
-        </w:rPr>
-      </w:pPr>
-      <w:bookmarkStart w:id="2" w:name="_Toc231760936"/>
-      <w:r>
-        <w:rPr>
-          <w:lang w:val="es-HN"/>
-        </w:rPr>
-        <w:lastRenderedPageBreak/>
-        <w:t>Justificación</w:t>
-      </w:r>
-      <w:bookmarkEnd w:id="2"/>
-      <w:r>
-        <w:rPr>
-          <w:lang w:val="es-HN"/>
-        </w:rPr>
-        <w:t xml:space="preserve"> </w:t>
-      </w:r>
-    </w:p>
-    <w:p>
-      <w:pPr>
-        <w:rPr>
-          <w:lang w:val="es-HN"/>
-        </w:rPr>
-      </w:pPr>
-    </w:p>
-    <w:p>
-      <w:pPr>
-        <w:pStyle w:val="Ttulo1"/>
-        <w:rPr>
-          <w:lang w:val="es-HN"/>
-        </w:rPr>
-      </w:pPr>
-      <w:bookmarkStart w:id="3" w:name="_Toc231760937"/>
-      <w:r>
-        <w:rPr>
-          <w:lang w:val="es-HN"/>
-        </w:rPr>
-        <w:t>3. Justificación</w:t>
-      </w:r>
-      <w:bookmarkEnd w:id="3"/>
-    </w:p>
-    <w:p>
-      <w:pPr>
-        <w:pStyle w:val="NormalWeb"/>
-        <w:jc w:val="both"/>
-        <w:rPr>
-          <w:lang w:val="es-HN"/>
-        </w:rPr>
-      </w:pPr>
-      <w:r>
-        <w:rPr>
-          <w:lang w:val="es-HN"/>
-        </w:rPr>
-        <w:t xml:space="preserve">La </w:t>
-      </w:r>
-      <w:r>
-        <w:rPr>
-          <w:lang w:val="es-HN"/>
-        </w:rPr>
-        <w:t>ciberseguridad se ha convertido en un componente fundamental para garantizar la confianza de los usuarios, la estabilidad financiera y la sostenibilidad de los procesos de transformación digital. Diversos organismos internacionales, entidades reguladoras y marcos de referencia especializados han reconocido la necesidad de fortalecer las capacidades de gestión del riesgo cibernético mediante la adopción de estándares internacionales y mejores prácticas de seguridad. No obstante, en el caso del Sistema Financiero Hondureño, existe una limitada evidencia académica que permita determinar el nivel de madurez de ciberseguridad alcanzado por las instituciones financieras frente al avance de la transformación digital.</w:t>
-      </w:r>
-    </w:p>
-    <w:p>
-      <w:pPr>
-        <w:pStyle w:val="NormalWeb"/>
-        <w:jc w:val="both"/>
-        <w:rPr>
-          <w:lang w:val="es-HN"/>
-        </w:rPr>
-      </w:pPr>
-      <w:r>
-        <w:rPr>
-          <w:lang w:val="es-HN"/>
-        </w:rPr>
-        <w:t>La presente investigación se justifica desde las perspectivas científica, tecnológica, social y económica, debido a la relevancia que tiene la ciberseguridad para la protección de los servicios financieros digitales y para la estabilidad del ecosistema financiero nacional.</w:t>
-      </w:r>
-    </w:p>
-    <w:p>
-      <w:pPr>
-        <w:pStyle w:val="Ttulo2"/>
-        <w:jc w:val="both"/>
-        <w:rPr>
-          <w:lang w:val="es-HN"/>
-        </w:rPr>
-      </w:pPr>
-      <w:bookmarkStart w:id="4" w:name="_Toc231760938"/>
-      <w:r>
-        <w:rPr>
-          <w:lang w:val="es-HN"/>
-        </w:rPr>
-        <w:t>3.1 Justificación Científica</w:t>
-      </w:r>
-      <w:bookmarkEnd w:id="4"/>
-    </w:p>
-    <w:p>
-      <w:pPr>
-        <w:pStyle w:val="NormalWeb"/>
-        <w:jc w:val="both"/>
-        <w:rPr>
-          <w:lang w:val="es-HN"/>
-        </w:rPr>
-      </w:pPr>
-      <w:r>
-        <w:rPr>
-          <w:lang w:val="es-HN"/>
-        </w:rPr>
-        <w:t>Esta</w:t>
-      </w:r>
-      <w:r>
-        <w:rPr>
-          <w:lang w:val="es-HN"/>
-        </w:rPr>
-        <w:t xml:space="preserve"> investigación contribuirá a generar conocimiento sobre la relación existente entre la transformación digital y la madurez de ciberseguridad en el Sistema Financiero Hondureño. Aunque existen estudios internacionales y regionales que analizan los riesgos cibernéticos asociados a la banca digital, las amenazas en entornos </w:t>
-      </w:r>
-      <w:proofErr w:type="spellStart"/>
-      <w:r>
-        <w:rPr>
-          <w:lang w:val="es-HN"/>
-        </w:rPr>
-        <w:t>FinTech</w:t>
-      </w:r>
-      <w:proofErr w:type="spellEnd"/>
-      <w:r>
-        <w:rPr>
-          <w:lang w:val="es-HN"/>
-        </w:rPr>
-        <w:t>, la resiliencia operativa digital y los modelos de madurez de ciberseguridad, se observa una escasez de investigaciones enfocadas específicamente en Honduras.</w:t>
-      </w:r>
-    </w:p>
-    <w:p>
-      <w:pPr>
-        <w:pStyle w:val="NormalWeb"/>
-        <w:jc w:val="both"/>
-        <w:rPr>
-          <w:lang w:val="es-HN"/>
-        </w:rPr>
-      </w:pPr>
-      <w:r>
-        <w:rPr>
-          <w:lang w:val="es-HN"/>
-        </w:rPr>
-        <w:t>La literatura científica actual demuestra que la transformación digital y la ciberseguridad están estrechamente relacionadas. Sin embargo, la mayoría de los estudios se concentran en países desarrollados o presentan análisis regionales generales para América Latina, sin evaluar de manera específica el contexto hondureño. Esta situación genera una brecha de conocimiento respecto al nivel de preparación de las instituciones financieras nacionales para enfrentar los riesgos derivados de la digitalización.</w:t>
-      </w:r>
-    </w:p>
-    <w:p>
-      <w:pPr>
-        <w:pStyle w:val="NormalWeb"/>
-        <w:jc w:val="both"/>
-        <w:rPr>
-          <w:lang w:val="es-HN"/>
-        </w:rPr>
-      </w:pPr>
-      <w:r>
-        <w:rPr>
-          <w:lang w:val="es-HN"/>
-        </w:rPr>
-        <w:t>La investigación permitirá aportar evidencia empírica sobre el estado actual de la madurez de ciberseguridad en las instituciones financieras hondureñas, utilizando como referencia estándares internacionales ampliamente reconocidos. Asimismo, contribuirá a fortalecer la literatura académica relacionada con la evaluación de capacidades de ciberseguridad en países en desarrollo y podrá servir como base para futuras investigaciones sobre resiliencia operativa digital, gestión de riesgos tecnológicos y gobierno de ciberseguridad en el sector financiero.</w:t>
-      </w:r>
-    </w:p>
-    <w:p>
-      <w:pPr>
-        <w:pStyle w:val="NormalWeb"/>
-        <w:jc w:val="both"/>
-        <w:rPr>
-          <w:lang w:val="es-HN"/>
-        </w:rPr>
-      </w:pPr>
-      <w:r>
-        <w:rPr>
-          <w:lang w:val="es-HN"/>
-        </w:rPr>
-        <w:t>A</w:t>
-      </w:r>
-      <w:r>
-        <w:rPr>
-          <w:lang w:val="es-HN"/>
-        </w:rPr>
-        <w:t>dicionalmente</w:t>
-      </w:r>
-      <w:r>
-        <w:rPr>
-          <w:lang w:val="es-HN"/>
-        </w:rPr>
-        <w:t>, permitirá identificar brechas entre las prácticas actuales y los modelos de referencia internacionales, generando información valiosa para comprender el nivel de alineación del Sistema Financiero Hondureño con las tendencias globales en materia de protección digital.</w:t>
-      </w:r>
-    </w:p>
-    <w:p>
-      <w:pPr>
-        <w:pStyle w:val="Ttulo2"/>
-        <w:jc w:val="both"/>
-        <w:rPr>
-          <w:lang w:val="es-HN"/>
-        </w:rPr>
-      </w:pPr>
-      <w:bookmarkStart w:id="5" w:name="_Toc231760939"/>
-      <w:r>
-        <w:rPr>
-          <w:lang w:val="es-HN"/>
-        </w:rPr>
-        <w:lastRenderedPageBreak/>
-        <w:t>3.2 Justificación Tecnológica</w:t>
-      </w:r>
-      <w:bookmarkEnd w:id="5"/>
-    </w:p>
-    <w:p>
-      <w:pPr>
-        <w:pStyle w:val="NormalWeb"/>
-        <w:jc w:val="both"/>
-        <w:rPr>
-          <w:lang w:val="es-HN"/>
-        </w:rPr>
-      </w:pPr>
-      <w:r>
-        <w:rPr>
-          <w:lang w:val="es-HN"/>
-        </w:rPr>
-        <w:t xml:space="preserve">Desde la perspectiva tecnológica, la investigación propone la aplicación de un modelo de evaluación de madurez de ciberseguridad basado en estándares internacionales y mejores prácticas reconocidas mundialmente. Entre estos marcos destacan NIST </w:t>
-      </w:r>
-      <w:proofErr w:type="spellStart"/>
-      <w:r>
-        <w:rPr>
-          <w:lang w:val="es-HN"/>
-        </w:rPr>
-        <w:t>Cybersecurity</w:t>
-      </w:r>
-      <w:proofErr w:type="spellEnd"/>
-      <w:r>
-        <w:rPr>
-          <w:lang w:val="es-HN"/>
-        </w:rPr>
-        <w:t xml:space="preserve"> Framework 2.0, ISO/IEC 27001:2022, COBIT 2019 y Digital </w:t>
-      </w:r>
-      <w:proofErr w:type="spellStart"/>
-      <w:r>
-        <w:rPr>
-          <w:lang w:val="es-HN"/>
-        </w:rPr>
-        <w:t>Operational</w:t>
-      </w:r>
-      <w:proofErr w:type="spellEnd"/>
-      <w:r>
-        <w:rPr>
-          <w:lang w:val="es-HN"/>
-        </w:rPr>
-        <w:t xml:space="preserve"> </w:t>
-      </w:r>
-      <w:proofErr w:type="spellStart"/>
-      <w:r>
-        <w:rPr>
-          <w:lang w:val="es-HN"/>
-        </w:rPr>
-        <w:t>Resilience</w:t>
-      </w:r>
-      <w:proofErr w:type="spellEnd"/>
-      <w:r>
-        <w:rPr>
-          <w:lang w:val="es-HN"/>
-        </w:rPr>
-        <w:t xml:space="preserve"> </w:t>
-      </w:r>
-      <w:proofErr w:type="spellStart"/>
-      <w:r>
-        <w:rPr>
-          <w:lang w:val="es-HN"/>
-        </w:rPr>
-        <w:t>Act</w:t>
-      </w:r>
-      <w:proofErr w:type="spellEnd"/>
-      <w:r>
-        <w:rPr>
-          <w:lang w:val="es-HN"/>
-        </w:rPr>
-        <w:t xml:space="preserve"> (DORA), los cuales proporcionan criterios estructurados para evaluar capacidades relacionadas con gobierno de ciberseguridad, gestión de riesgos, protección de activos, detección de amenazas, respuesta a incidentes y recuperación operativa.</w:t>
-      </w:r>
-    </w:p>
-    <w:p>
-      <w:pPr>
-        <w:pStyle w:val="NormalWeb"/>
-        <w:jc w:val="both"/>
-        <w:rPr>
-          <w:lang w:val="es-HN"/>
-        </w:rPr>
-      </w:pPr>
-      <w:r>
-        <w:rPr>
-          <w:lang w:val="es-HN"/>
-        </w:rPr>
-        <w:t xml:space="preserve">Esta investigación tiene como propósito plantear la adopción de </w:t>
-      </w:r>
-      <w:r>
-        <w:rPr>
-          <w:lang w:val="es-HN"/>
-        </w:rPr>
-        <w:t>estos estándares internacionales al contexto del Sistema Financiero Hondureño mediante la construcción de un instrumento de evaluación que permita medir de forma objetiva el nivel de madurez de ciberseguridad de las instituciones participantes. Esta herramienta podrá utilizarse como mecanismo de diagnóstico para identificar fortalezas, debilidades y oportunidades de mejora en los procesos de seguridad digital.</w:t>
-      </w:r>
-    </w:p>
-    <w:p>
-      <w:pPr>
-        <w:pStyle w:val="NormalWeb"/>
-        <w:jc w:val="both"/>
-        <w:rPr>
-          <w:lang w:val="es-HN"/>
-        </w:rPr>
-      </w:pPr>
-      <w:r>
-        <w:rPr>
-          <w:lang w:val="es-HN"/>
-        </w:rPr>
-        <w:t>Asimismo, los resultados obtenidos podrán servir como insumo para la definición de estrategias de fortalecimiento tecnológico orientadas a incrementar la resiliencia operativa digital, mejorar la gestión de riesgos tecnológicos y optimizar la capacidad de respuesta frente a incidentes de seguridad. De esta manera, la investigación no solo tendrá un valor académico, sino también una aplicación práctica para la toma de decisiones en materia de ciberseguridad financiera.</w:t>
-      </w:r>
-    </w:p>
-    <w:p>
-      <w:pPr>
-        <w:pStyle w:val="Ttulo2"/>
-        <w:jc w:val="both"/>
-        <w:rPr>
-          <w:lang w:val="es-HN"/>
-        </w:rPr>
-      </w:pPr>
-      <w:bookmarkStart w:id="6" w:name="_Toc231760940"/>
-      <w:r>
-        <w:rPr>
-          <w:lang w:val="es-HN"/>
-        </w:rPr>
-        <w:t>3.3 Justificación Social</w:t>
-      </w:r>
-      <w:bookmarkEnd w:id="6"/>
-    </w:p>
-    <w:p>
-      <w:pPr>
-        <w:pStyle w:val="NormalWeb"/>
-        <w:jc w:val="both"/>
-        <w:rPr>
-          <w:lang w:val="es-HN"/>
-        </w:rPr>
-      </w:pPr>
-      <w:r>
-        <w:rPr>
-          <w:lang w:val="es-HN"/>
-        </w:rPr>
-        <w:t>Los</w:t>
-      </w:r>
-      <w:r>
-        <w:rPr>
-          <w:lang w:val="es-HN"/>
-        </w:rPr>
-        <w:t xml:space="preserve"> servicios financieros digitales forman parte de la vida cotidiana de millones de usuarios que realizan operaciones mediante aplicaciones móviles, banca en línea, transferencias electrónicas y otros canales digitales. La confianza de los ciudadanos en estos servicios depende en gran medida de la capacidad de las instituciones financieras para proteger la información personal y financiera de sus clientes.</w:t>
-      </w:r>
-    </w:p>
-    <w:p>
-      <w:pPr>
-        <w:pStyle w:val="NormalWeb"/>
-        <w:jc w:val="both"/>
-        <w:rPr>
-          <w:lang w:val="es-HN"/>
-        </w:rPr>
-      </w:pPr>
-      <w:r>
-        <w:rPr>
-          <w:lang w:val="es-HN"/>
-        </w:rPr>
-        <w:t>Una adecuada madurez de ciberseguridad contribuye a reducir riesgos asociados al fraude electrónico, robo de identidad, pérdida de información y afectaciones a la privacidad de los usuarios. Por el contrario, deficiencias en los mecanismos de protección pueden generar impactos negativos sobre la confianza de la población y limitar la adopción de servicios financieros digitales.</w:t>
-      </w:r>
-    </w:p>
-    <w:p>
-      <w:pPr>
-        <w:pStyle w:val="NormalWeb"/>
-        <w:jc w:val="both"/>
-        <w:rPr>
-          <w:lang w:val="es-HN"/>
-        </w:rPr>
-      </w:pPr>
-      <w:r>
-        <w:rPr>
-          <w:lang w:val="es-HN"/>
-        </w:rPr>
-        <w:t xml:space="preserve">Los </w:t>
-      </w:r>
-      <w:r>
-        <w:rPr>
-          <w:lang w:val="es-HN"/>
-        </w:rPr>
-        <w:t xml:space="preserve">usuarios financieros son </w:t>
-      </w:r>
-      <w:r>
-        <w:rPr>
-          <w:lang w:val="es-HN"/>
-        </w:rPr>
-        <w:t>beneficiarios de esta investigación, podrán verse favorecidos indirectamente mediante el fortalecimiento de los controles de seguridad implementados por las instituciones financieras. Asimismo, los resultados podrán ser de utilidad para organismos reguladores, entidades supervisoras, responsables de gestión de riesgos y profesionales de ciberseguridad interesados en fortalecer las capacidades de protección digital del sector financiero nacional.</w:t>
-      </w:r>
-    </w:p>
-    <w:p>
-      <w:pPr>
-        <w:pStyle w:val="NormalWeb"/>
-        <w:jc w:val="both"/>
-        <w:rPr>
-          <w:lang w:val="es-HN"/>
-        </w:rPr>
-      </w:pPr>
-      <w:r>
-        <w:rPr>
-          <w:lang w:val="es-HN"/>
-        </w:rPr>
-        <w:t>Adicionalmente, la investigación contribuirá a promover una cultura de gestión del riesgo cibernético y resiliencia digital, aspectos fundamentales para el desarrollo seguro de la economía digital hondureña.</w:t>
-      </w:r>
-    </w:p>
-    <w:p>
-      <w:pPr>
-        <w:pStyle w:val="Ttulo2"/>
-        <w:jc w:val="both"/>
-        <w:rPr>
-          <w:lang w:val="es-HN"/>
-        </w:rPr>
-      </w:pPr>
-      <w:bookmarkStart w:id="7" w:name="_Toc231760941"/>
-      <w:r>
-        <w:rPr>
-          <w:lang w:val="es-HN"/>
-        </w:rPr>
-        <w:lastRenderedPageBreak/>
-        <w:t>3.4 Justificación Económica</w:t>
-      </w:r>
-      <w:bookmarkEnd w:id="7"/>
-    </w:p>
-    <w:p>
-      <w:pPr>
-        <w:pStyle w:val="NormalWeb"/>
-        <w:jc w:val="both"/>
-        <w:rPr>
-          <w:lang w:val="es-HN"/>
-        </w:rPr>
-      </w:pPr>
-      <w:r>
-        <w:rPr>
-          <w:lang w:val="es-HN"/>
-        </w:rPr>
-        <w:t>La</w:t>
-      </w:r>
-      <w:r>
-        <w:rPr>
-          <w:lang w:val="es-HN"/>
-        </w:rPr>
-        <w:t xml:space="preserve"> ciberseguridad representa un factor crítico para la sostenibilidad y competitividad de las instituciones financieras. Los incidentes cibernéticos pueden generar pérdidas económicas significativas derivadas de interrupciones operativas, recuperación de sistemas, sanciones regulatorias, pérdida de información, afectaciones reputacionales y disminución de la confianza de los clientes.</w:t>
-      </w:r>
-    </w:p>
-    <w:p>
-      <w:pPr>
-        <w:pStyle w:val="NormalWeb"/>
-        <w:jc w:val="both"/>
-        <w:rPr>
-          <w:lang w:val="es-HN"/>
-        </w:rPr>
-      </w:pPr>
-      <w:r>
-        <w:rPr>
-          <w:lang w:val="es-HN"/>
-        </w:rPr>
-        <w:t>La transformación digital ha incrementado la dependencia de infraestructuras tecnológicas y proveedores de servicios digitales, lo que hace necesario fortalecer las capacidades de gestión del riesgo para evitar impactos financieros derivados de eventos de seguridad. En este sentido, contar con un diagnóstico del nivel de madurez de ciberseguridad permitirá a las instituciones financieras identificar áreas prioritarias de inversión y optimizar la asignación de recursos destinados a la protección de activos digitales.</w:t>
-      </w:r>
-    </w:p>
-    <w:p>
-      <w:pPr>
-        <w:pStyle w:val="NormalWeb"/>
-        <w:jc w:val="both"/>
-        <w:rPr>
-          <w:lang w:val="es-HN"/>
-        </w:rPr>
-      </w:pPr>
-      <w:r>
-        <w:rPr>
-          <w:lang w:val="es-HN"/>
-        </w:rPr>
-        <w:t>Un sistema financiero más seguro favorece la estabilidad económica, promueve la confianza de inversionistas y usuarios, y fortalece las condiciones necesarias para el crecimiento de la economía digital.</w:t>
-      </w:r>
-    </w:p>
-    <w:p>
-      <w:pPr>
-        <w:pStyle w:val="NormalWeb"/>
-        <w:jc w:val="both"/>
-        <w:rPr>
-          <w:lang w:val="es-HN"/>
-        </w:rPr>
-      </w:pPr>
-      <w:r>
-        <w:rPr>
-          <w:lang w:val="es-HN"/>
-        </w:rPr>
-        <w:t>Por otra parte, los resultados podrán servir como referencia para futuras iniciativas regulatorias, programas de fortalecimiento institucional y estrategias nacionales orientadas a mejorar la seguridad del ecosistema financiero hondureño. En consecuencia, la investigación posee el potencial de generar valor tanto para las instituciones financieras como para la economía nacional en su conjunto.</w:t>
-      </w:r>
-    </w:p>
-    <w:p>
-      <w:pPr>
-        <w:pStyle w:val="NormalWeb"/>
-        <w:jc w:val="both"/>
-        <w:rPr>
-          <w:lang w:val="es-HN"/>
-        </w:rPr>
-      </w:pPr>
-      <w:r>
-        <w:rPr>
-          <w:lang w:val="es-HN"/>
-        </w:rPr>
-        <w:t xml:space="preserve">La </w:t>
-      </w:r>
-      <w:r>
-        <w:rPr>
-          <w:lang w:val="es-HN"/>
-        </w:rPr>
-        <w:t xml:space="preserve">presente investigación se justifica por su capacidad para generar conocimiento científico, proporcionar herramientas de evaluación basadas en estándares internacionales, contribuir al fortalecimiento de la protección de los usuarios del sistema financiero y apoyar la reducción de riesgos económicos asociados a incidentes de ciberseguridad. </w:t>
-      </w:r>
-      <w:r>
-        <w:rPr>
-          <w:lang w:val="es-HN"/>
-        </w:rPr>
-        <w:t>P</w:t>
-      </w:r>
-      <w:r>
-        <w:rPr>
-          <w:lang w:val="es-HN"/>
-        </w:rPr>
-        <w:t>ermitirá comprender mejor el nivel de madurez de ciberseguridad del Sistema Financiero Hondureño y aportar recomendaciones orientadas a fortalecer su resiliencia frente a los desafíos de la transformación digital.</w:t>
-      </w:r>
-    </w:p>
-    <w:p>
-      <w:pPr>
-        <w:pStyle w:val="Ttulo1"/>
-        <w:rPr>
-          <w:lang w:val="es-HN"/>
-        </w:rPr>
-      </w:pPr>
-      <w:bookmarkStart w:id="8" w:name="_Toc231760942"/>
-      <w:r>
-        <w:rPr>
-          <w:lang w:val="es-HN"/>
-        </w:rPr>
-        <w:t>Pregunta de Investigación</w:t>
-      </w:r>
-      <w:bookmarkEnd w:id="8"/>
-      <w:r>
-        <w:rPr>
-          <w:lang w:val="es-HN"/>
-        </w:rPr>
-        <w:t xml:space="preserve"> </w:t>
-      </w:r>
-    </w:p>
-    <w:p>
-      <w:pPr>
+    </w:p>
+    <w:p>
+      <w:pPr>
+        <w:spacing w:line="360" w:lineRule="auto"/>
         <w:jc w:val="center"/>
         <w:rPr>
           <w:rFonts w:ascii="Times New Roman" w:eastAsia="Times New Roman" w:hAnsi="Times New Roman" w:cs="Times New Roman"/>
@@ -3555,7 +3547,7 @@
     </w:p>
     <w:p>
       <w:pPr>
-        <w:spacing w:before="100" w:beforeAutospacing="1" w:after="100" w:afterAutospacing="1" w:line="240" w:lineRule="auto"/>
+        <w:spacing w:before="100" w:beforeAutospacing="1" w:after="100" w:afterAutospacing="1" w:line="360" w:lineRule="auto"/>
         <w:jc w:val="both"/>
         <w:rPr>
           <w:rFonts w:ascii="Times New Roman" w:eastAsia="Times New Roman" w:hAnsi="Times New Roman" w:cs="Times New Roman"/>
@@ -3571,7 +3563,7 @@
           <w:szCs w:val="24"/>
           <w:lang w:val="es-HN"/>
         </w:rPr>
-        <w:t>La pregunta fue seleccionada porque permite analizar de manera objetiva la relación entre la transformación digital y la madurez de ciberseguridad en las instituciones del Sistema Financiero Hondureño. Ad</w:t>
+        <w:t xml:space="preserve">La pregunta fue seleccionada porque permite analizar de manera objetiva la relación entre la transformación digital y la madurez de ciberseguridad en las instituciones del Sistema Financiero Hondureño. Adicionalmente, es medible y alineada con estándares internacionales y mejores prácticas, lo que facilita la obtención de evidencia empírica y la realización de un análisis </w:t>
       </w:r>
       <w:r>
         <w:rPr>
@@ -3580,20 +3572,25 @@
           <w:szCs w:val="24"/>
           <w:lang w:val="es-HN"/>
         </w:rPr>
-        <w:t>icionalmente</w:t>
-      </w:r>
-      <w:r>
+        <w:lastRenderedPageBreak/>
+        <w:t>estadístico que contribuya a identificar brechas y oportunidades de mejora en la resiliencia operativa digital del sector financiero.</w:t>
+      </w:r>
+    </w:p>
+    <w:p>
+      <w:pPr>
+        <w:spacing w:line="360" w:lineRule="auto"/>
         <w:rPr>
           <w:rFonts w:ascii="Times New Roman" w:eastAsia="Times New Roman" w:hAnsi="Times New Roman" w:cs="Times New Roman"/>
           <w:sz w:val="24"/>
           <w:szCs w:val="24"/>
           <w:lang w:val="es-HN"/>
         </w:rPr>
-        <w:t>, es medible y alineada con estándares internacionales y mejores prácticas, lo que facilita la obtención de evidencia empírica y la realización de un análisis estadístico que contribuya a identificar brechas y oportunidades de mejora en la resiliencia operativa digital del sector financiero.</w:t>
-      </w:r>
-    </w:p>
-    <w:p>
-      <w:pPr>
+      </w:pPr>
+    </w:p>
+    <w:p>
+      <w:pPr>
+        <w:pStyle w:val="Ttulo1"/>
+        <w:spacing w:line="360" w:lineRule="auto"/>
         <w:rPr>
           <w:rFonts w:ascii="Times New Roman" w:eastAsia="Times New Roman" w:hAnsi="Times New Roman" w:cs="Times New Roman"/>
           <w:sz w:val="24"/>
@@ -3601,28 +3598,63 @@
           <w:lang w:val="es-HN"/>
         </w:rPr>
       </w:pPr>
-    </w:p>
-    <w:p>
-      <w:pPr>
-        <w:pStyle w:val="Ttulo1"/>
-        <w:rPr>
-          <w:rFonts w:eastAsia="Times New Roman"/>
-          <w:lang w:val="es-HN"/>
-        </w:rPr>
-      </w:pPr>
-      <w:bookmarkStart w:id="9" w:name="_Toc231760943"/>
-      <w:r>
-        <w:rPr>
-          <w:rFonts w:eastAsia="Times New Roman"/>
-          <w:lang w:val="es-HN"/>
-        </w:rPr>
-        <w:lastRenderedPageBreak/>
+      <w:bookmarkStart w:id="8" w:name="_Toc231843135"/>
+      <w:r>
+        <w:rPr>
+          <w:rFonts w:ascii="Times New Roman" w:eastAsia="Times New Roman" w:hAnsi="Times New Roman" w:cs="Times New Roman"/>
+          <w:sz w:val="28"/>
+          <w:szCs w:val="28"/>
+          <w:lang w:val="es-HN"/>
+        </w:rPr>
         <w:t>Objetivos</w:t>
       </w:r>
+      <w:bookmarkEnd w:id="8"/>
+      <w:r>
+        <w:rPr>
+          <w:rFonts w:ascii="Times New Roman" w:eastAsia="Times New Roman" w:hAnsi="Times New Roman" w:cs="Times New Roman"/>
+          <w:sz w:val="24"/>
+          <w:szCs w:val="24"/>
+          <w:lang w:val="es-HN"/>
+        </w:rPr>
+        <w:t xml:space="preserve"> </w:t>
+      </w:r>
+    </w:p>
+    <w:p>
+      <w:pPr>
+        <w:pStyle w:val="Ttulo2"/>
+        <w:spacing w:line="360" w:lineRule="auto"/>
+        <w:rPr>
+          <w:rFonts w:ascii="Times New Roman" w:hAnsi="Times New Roman" w:cs="Times New Roman"/>
+          <w:sz w:val="24"/>
+          <w:szCs w:val="24"/>
+          <w:lang w:val="es-HN"/>
+        </w:rPr>
+      </w:pPr>
+      <w:bookmarkStart w:id="9" w:name="_Toc231843136"/>
+      <w:r>
+        <w:rPr>
+          <w:rFonts w:ascii="Times New Roman" w:hAnsi="Times New Roman" w:cs="Times New Roman"/>
+          <w:sz w:val="24"/>
+          <w:szCs w:val="24"/>
+          <w:lang w:val="es-HN"/>
+        </w:rPr>
+        <w:t xml:space="preserve">Objetivo </w:t>
+      </w:r>
+      <w:r>
+        <w:rPr>
+          <w:rFonts w:ascii="Times New Roman" w:hAnsi="Times New Roman" w:cs="Times New Roman"/>
+          <w:sz w:val="28"/>
+          <w:szCs w:val="28"/>
+          <w:lang w:val="es-HN"/>
+        </w:rPr>
+        <w:t>General</w:t>
+      </w:r>
       <w:bookmarkEnd w:id="9"/>
       <w:r>
         <w:rPr>
-          <w:rFonts w:eastAsia="Times New Roman"/>
+          <w:rFonts w:ascii="Times New Roman" w:hAnsi="Times New Roman" w:cs="Times New Roman"/>
+          <w:sz w:val="24"/>
+          <w:szCs w:val="24"/>
           <w:lang w:val="es-HN"/>
         </w:rPr>
         <w:t xml:space="preserve"> </w:t>
@@ -3630,73 +3662,75 @@
     </w:p>
     <w:p>
       <w:pPr>
+        <w:spacing w:before="100" w:beforeAutospacing="1" w:after="100" w:afterAutospacing="1" w:line="360" w:lineRule="auto"/>
+        <w:jc w:val="both"/>
+        <w:rPr>
+          <w:rFonts w:ascii="Times New Roman" w:eastAsia="Times New Roman" w:hAnsi="Times New Roman" w:cs="Times New Roman"/>
+          <w:sz w:val="24"/>
+          <w:szCs w:val="24"/>
+          <w:lang w:val="es-HN"/>
+        </w:rPr>
+      </w:pPr>
+      <w:r>
+        <w:rPr>
+          <w:rFonts w:ascii="Times New Roman" w:eastAsia="Times New Roman" w:hAnsi="Times New Roman" w:cs="Times New Roman"/>
+          <w:sz w:val="24"/>
+          <w:szCs w:val="24"/>
+          <w:lang w:val="es-HN"/>
+        </w:rPr>
+        <w:t>Evaluar la relación entre el nivel de transformación digital y la madurez de ciberseguridad de las instituciones del Sistema Financiero Hondureño, tomando como referencia estándares internacionales y mejores prácticas de resiliencia operativa digital, con el fin de identificar brechas y oportunidades de mejora en la gestión de riesgos tecnológicos y la protección de los servicios financieros digitales.</w:t>
+      </w:r>
+    </w:p>
+    <w:p>
+      <w:pPr>
+        <w:spacing w:line="360" w:lineRule="auto"/>
+        <w:rPr>
+          <w:rFonts w:ascii="Times New Roman" w:hAnsi="Times New Roman" w:cs="Times New Roman"/>
+          <w:sz w:val="24"/>
+          <w:szCs w:val="24"/>
+          <w:lang w:val="es-HN"/>
+        </w:rPr>
+      </w:pPr>
+    </w:p>
+    <w:p>
+      <w:pPr>
         <w:pStyle w:val="Ttulo2"/>
-        <w:rPr>
-          <w:lang w:val="es-HN"/>
-        </w:rPr>
-      </w:pPr>
-      <w:bookmarkStart w:id="10" w:name="_Toc231760944"/>
-      <w:r>
-        <w:rPr>
-          <w:lang w:val="es-HN"/>
-        </w:rPr>
-        <w:t>Objetivo General</w:t>
+        <w:spacing w:line="360" w:lineRule="auto"/>
+        <w:rPr>
+          <w:rFonts w:ascii="Times New Roman" w:hAnsi="Times New Roman" w:cs="Times New Roman"/>
+          <w:sz w:val="24"/>
+          <w:szCs w:val="24"/>
+          <w:lang w:val="es-HN"/>
+        </w:rPr>
+      </w:pPr>
+      <w:bookmarkStart w:id="10" w:name="_Toc231843137"/>
+      <w:r>
+        <w:rPr>
+          <w:rFonts w:ascii="Times New Roman" w:hAnsi="Times New Roman" w:cs="Times New Roman"/>
+          <w:sz w:val="28"/>
+          <w:szCs w:val="28"/>
+          <w:lang w:val="es-HN"/>
+        </w:rPr>
+        <w:t>Objetivos</w:t>
+      </w:r>
+      <w:r>
+        <w:rPr>
+          <w:rFonts w:ascii="Times New Roman" w:hAnsi="Times New Roman" w:cs="Times New Roman"/>
+          <w:sz w:val="24"/>
+          <w:szCs w:val="24"/>
+          <w:lang w:val="es-HN"/>
+        </w:rPr>
+        <w:t xml:space="preserve"> Específicos</w:t>
       </w:r>
       <w:bookmarkEnd w:id="10"/>
-      <w:r>
-        <w:rPr>
-          <w:lang w:val="es-HN"/>
-        </w:rPr>
-        <w:t xml:space="preserve"> </w:t>
-      </w:r>
-    </w:p>
-    <w:p>
-      <w:pPr>
-        <w:spacing w:before="100" w:beforeAutospacing="1" w:after="100" w:afterAutospacing="1" w:line="240" w:lineRule="auto"/>
-        <w:jc w:val="both"/>
-        <w:rPr>
-          <w:rFonts w:ascii="Times New Roman" w:eastAsia="Times New Roman" w:hAnsi="Times New Roman" w:cs="Times New Roman"/>
-          <w:sz w:val="24"/>
-          <w:szCs w:val="24"/>
-          <w:lang w:val="es-HN"/>
-        </w:rPr>
-      </w:pPr>
-      <w:r>
-        <w:rPr>
-          <w:rFonts w:ascii="Times New Roman" w:eastAsia="Times New Roman" w:hAnsi="Times New Roman" w:cs="Times New Roman"/>
-          <w:sz w:val="24"/>
-          <w:szCs w:val="24"/>
-          <w:lang w:val="es-HN"/>
-        </w:rPr>
-        <w:t>Evaluar la relación entre el nivel de transformación digital y la madurez de ciberseguridad de las instituciones del Sistema Financiero Hondureño, tomando como referencia estándares internacionales y mejores prácticas de resiliencia operativa digital, con el fin de identificar brechas y oportunidades de mejora en la gestión de riesgos tecnológicos y la protección de los servicios financieros digitales.</w:t>
-      </w:r>
-    </w:p>
-    <w:p>
-      <w:pPr>
-        <w:rPr>
-          <w:lang w:val="es-HN"/>
-        </w:rPr>
-      </w:pPr>
-    </w:p>
-    <w:p>
-      <w:pPr>
-        <w:pStyle w:val="Ttulo2"/>
-        <w:rPr>
-          <w:lang w:val="es-HN"/>
-        </w:rPr>
-      </w:pPr>
-      <w:bookmarkStart w:id="11" w:name="_Toc231760945"/>
-      <w:r>
-        <w:rPr>
-          <w:lang w:val="es-HN"/>
-        </w:rPr>
-        <w:t>Objetivos Específicos</w:t>
-      </w:r>
-      <w:bookmarkEnd w:id="11"/>
-    </w:p>
-    <w:p>
-      <w:pPr>
-        <w:rPr>
+    </w:p>
+    <w:p>
+      <w:pPr>
+        <w:spacing w:line="360" w:lineRule="auto"/>
+        <w:rPr>
+          <w:rFonts w:ascii="Times New Roman" w:hAnsi="Times New Roman" w:cs="Times New Roman"/>
+          <w:sz w:val="24"/>
+          <w:szCs w:val="24"/>
           <w:lang w:val="es-HN"/>
         </w:rPr>
       </w:pPr>
@@ -3708,7 +3742,7 @@
           <w:ilvl w:val="0"/>
           <w:numId w:val="15"/>
         </w:numPr>
-        <w:spacing w:after="0" w:line="240" w:lineRule="auto"/>
+        <w:spacing w:after="0" w:line="360" w:lineRule="auto"/>
         <w:jc w:val="both"/>
         <w:rPr>
           <w:rFonts w:ascii="Times New Roman" w:eastAsia="Times New Roman" w:hAnsi="Times New Roman" w:cs="Times New Roman"/>
@@ -3763,7 +3797,7 @@
           <w:ilvl w:val="0"/>
           <w:numId w:val="15"/>
         </w:numPr>
-        <w:spacing w:after="0" w:line="240" w:lineRule="auto"/>
+        <w:spacing w:after="0" w:line="360" w:lineRule="auto"/>
         <w:jc w:val="both"/>
         <w:rPr>
           <w:rFonts w:ascii="Times New Roman" w:eastAsia="Times New Roman" w:hAnsi="Times New Roman" w:cs="Times New Roman"/>
@@ -3789,7 +3823,7 @@
           <w:ilvl w:val="0"/>
           <w:numId w:val="15"/>
         </w:numPr>
-        <w:spacing w:after="0" w:line="240" w:lineRule="auto"/>
+        <w:spacing w:after="0" w:line="360" w:lineRule="auto"/>
         <w:jc w:val="both"/>
         <w:rPr>
           <w:rFonts w:ascii="Times New Roman" w:eastAsia="Times New Roman" w:hAnsi="Times New Roman" w:cs="Times New Roman"/>
@@ -3815,8 +3849,12 @@
           <w:ilvl w:val="0"/>
           <w:numId w:val="15"/>
         </w:numPr>
+        <w:spacing w:line="360" w:lineRule="auto"/>
         <w:jc w:val="both"/>
         <w:rPr>
+          <w:rFonts w:ascii="Times New Roman" w:hAnsi="Times New Roman" w:cs="Times New Roman"/>
+          <w:sz w:val="24"/>
+          <w:szCs w:val="24"/>
           <w:lang w:val="es-HN"/>
         </w:rPr>
       </w:pPr>
@@ -3832,8 +3870,23 @@
     </w:p>
     <w:p>
       <w:pPr>
+        <w:spacing w:line="360" w:lineRule="auto"/>
         <w:jc w:val="both"/>
         <w:rPr>
+          <w:rFonts w:ascii="Times New Roman" w:hAnsi="Times New Roman" w:cs="Times New Roman"/>
+          <w:sz w:val="24"/>
+          <w:szCs w:val="24"/>
+          <w:lang w:val="es-HN"/>
+        </w:rPr>
+      </w:pPr>
+    </w:p>
+    <w:p>
+      <w:pPr>
+        <w:spacing w:line="360" w:lineRule="auto"/>
+        <w:rPr>
+          <w:rFonts w:ascii="Times New Roman" w:hAnsi="Times New Roman" w:cs="Times New Roman"/>
+          <w:sz w:val="24"/>
+          <w:szCs w:val="24"/>
           <w:lang w:val="es-HN"/>
         </w:rPr>
       </w:pPr>
@@ -3841,87 +3894,86 @@
     <w:p>
       <w:pPr>
         <w:pStyle w:val="Ttulo1"/>
-        <w:rPr>
-          <w:lang w:val="es-HN"/>
-        </w:rPr>
-      </w:pPr>
-      <w:bookmarkStart w:id="12" w:name="_Toc231760946"/>
-      <w:r>
-        <w:rPr>
-          <w:lang w:val="es-HN"/>
+        <w:spacing w:line="360" w:lineRule="auto"/>
+        <w:rPr>
+          <w:rFonts w:ascii="Times New Roman" w:hAnsi="Times New Roman" w:cs="Times New Roman"/>
+          <w:sz w:val="24"/>
+          <w:szCs w:val="24"/>
+          <w:lang w:val="es-HN"/>
+        </w:rPr>
+      </w:pPr>
+      <w:bookmarkStart w:id="11" w:name="_Toc231843138"/>
+      <w:r>
+        <w:rPr>
+          <w:rFonts w:ascii="Times New Roman" w:hAnsi="Times New Roman" w:cs="Times New Roman"/>
+          <w:sz w:val="24"/>
+          <w:szCs w:val="24"/>
+          <w:lang w:val="es-HN"/>
+        </w:rPr>
+        <w:lastRenderedPageBreak/>
+        <w:t xml:space="preserve">7. </w:t>
+      </w:r>
+      <w:r>
+        <w:rPr>
+          <w:rFonts w:ascii="Times New Roman" w:hAnsi="Times New Roman" w:cs="Times New Roman"/>
+          <w:sz w:val="28"/>
+          <w:szCs w:val="28"/>
+          <w:lang w:val="es-HN"/>
+        </w:rPr>
+        <w:t>Contribuciones y Alcances de la Investigación</w:t>
+      </w:r>
+      <w:bookmarkEnd w:id="11"/>
+    </w:p>
+    <w:p>
+      <w:pPr>
+        <w:pStyle w:val="NormalWeb"/>
+        <w:spacing w:line="360" w:lineRule="auto"/>
+        <w:rPr>
+          <w:lang w:val="es-HN"/>
+        </w:rPr>
+      </w:pPr>
+      <w:r>
+        <w:rPr>
+          <w:lang w:val="es-HN"/>
+        </w:rPr>
+        <w:t>La presente investigación tiene como propósito evaluar la madurez de ciberseguridad de las instituciones que conforman el Sistema Financiero Hondureño frente a los desafíos derivados de la transformación digital, tomando como referencia estándares internacionales y mejores prácticas de resiliencia operativa digital.</w:t>
+      </w:r>
+    </w:p>
+    <w:p>
+      <w:pPr>
+        <w:pStyle w:val="NormalWeb"/>
+        <w:spacing w:line="360" w:lineRule="auto"/>
+        <w:rPr>
+          <w:lang w:val="es-HN"/>
+        </w:rPr>
+      </w:pPr>
+      <w:r>
+        <w:rPr>
+          <w:lang w:val="es-HN"/>
+        </w:rPr>
+        <w:t>Para alcanzar este propósito, la investigación realizará las siguientes contribuciones:</w:t>
+      </w:r>
+    </w:p>
+    <w:p>
+      <w:pPr>
+        <w:pStyle w:val="Ttulo2"/>
+        <w:spacing w:line="360" w:lineRule="auto"/>
+        <w:rPr>
+          <w:rFonts w:ascii="Times New Roman" w:hAnsi="Times New Roman" w:cs="Times New Roman"/>
+          <w:sz w:val="24"/>
+          <w:szCs w:val="24"/>
+        </w:rPr>
+      </w:pPr>
+      <w:bookmarkStart w:id="12" w:name="_Toc231843139"/>
+      <w:r>
+        <w:rPr>
+          <w:rFonts w:ascii="Times New Roman" w:hAnsi="Times New Roman" w:cs="Times New Roman"/>
+          <w:sz w:val="28"/>
+          <w:szCs w:val="28"/>
         </w:rPr>
         <w:t>Contribuciones</w:t>
       </w:r>
       <w:bookmarkEnd w:id="12"/>
-      <w:r>
-        <w:rPr>
-          <w:lang w:val="es-HN"/>
-        </w:rPr>
-        <w:t xml:space="preserve"> </w:t>
-      </w:r>
-    </w:p>
-    <w:p>
-      <w:pPr>
-        <w:rPr>
-          <w:lang w:val="es-HN"/>
-        </w:rPr>
-      </w:pPr>
-    </w:p>
-    <w:p>
-      <w:pPr>
-        <w:pStyle w:val="Ttulo1"/>
-        <w:rPr>
-          <w:lang w:val="es-HN"/>
-        </w:rPr>
-      </w:pPr>
-      <w:bookmarkStart w:id="13" w:name="_Toc231760947"/>
-      <w:r>
-        <w:rPr>
-          <w:lang w:val="es-HN"/>
-        </w:rPr>
-        <w:t>7. Contribuciones y Alcances de la Investigación</w:t>
-      </w:r>
-      <w:bookmarkEnd w:id="13"/>
-    </w:p>
-    <w:p>
-      <w:pPr>
-        <w:pStyle w:val="NormalWeb"/>
-        <w:rPr>
-          <w:lang w:val="es-HN"/>
-        </w:rPr>
-      </w:pPr>
-      <w:r>
-        <w:rPr>
-          <w:lang w:val="es-HN"/>
-        </w:rPr>
-        <w:t>La presente investigación tiene como propósito evaluar la madurez de ciberseguridad de las instituciones que conforman el Sistema Financiero Hondureño frente a los desafíos derivados de la transformación digital, tomando como referencia estándares internacionales y mejores prácticas de resiliencia operativa digital.</w:t>
-      </w:r>
-    </w:p>
-    <w:p>
-      <w:pPr>
-        <w:pStyle w:val="NormalWeb"/>
-        <w:rPr>
-          <w:lang w:val="es-HN"/>
-        </w:rPr>
-      </w:pPr>
-      <w:r>
-        <w:rPr>
-          <w:lang w:val="es-HN"/>
-        </w:rPr>
-        <w:t>Para alcanzar este propósito, la investigación realizará las siguientes contribuciones:</w:t>
-      </w:r>
-    </w:p>
-    <w:p>
-      <w:pPr>
-        <w:pStyle w:val="Ttulo2"/>
-      </w:pPr>
-      <w:bookmarkStart w:id="14" w:name="_Toc231760948"/>
-      <w:proofErr w:type="spellStart"/>
-      <w:r>
-        <w:t>Contribuciones</w:t>
-      </w:r>
-      <w:bookmarkEnd w:id="14"/>
-      <w:proofErr w:type="spellEnd"/>
     </w:p>
     <w:p>
       <w:pPr>
@@ -3930,6 +3982,7 @@
           <w:ilvl w:val="0"/>
           <w:numId w:val="17"/>
         </w:numPr>
+        <w:spacing w:line="360" w:lineRule="auto"/>
         <w:rPr>
           <w:lang w:val="es-HN"/>
         </w:rPr>
@@ -3948,15 +4001,15 @@
           <w:ilvl w:val="0"/>
           <w:numId w:val="17"/>
         </w:numPr>
-        <w:rPr>
-          <w:lang w:val="es-HN"/>
-        </w:rPr>
-      </w:pPr>
-      <w:r>
-        <w:rPr>
-          <w:lang w:val="es-HN"/>
-        </w:rPr>
-        <w:lastRenderedPageBreak/>
+        <w:spacing w:line="360" w:lineRule="auto"/>
+        <w:rPr>
+          <w:lang w:val="es-HN"/>
+        </w:rPr>
+      </w:pPr>
+      <w:r>
+        <w:rPr>
+          <w:lang w:val="es-HN"/>
+        </w:rPr>
         <w:t>Se diseñará un instrumento de evaluación de madurez de ciberseguridad basado en estándares internacionales y mejores prácticas reconocidas.</w:t>
       </w:r>
     </w:p>
@@ -3967,6 +4020,7 @@
           <w:ilvl w:val="0"/>
           <w:numId w:val="17"/>
         </w:numPr>
+        <w:spacing w:line="360" w:lineRule="auto"/>
         <w:rPr>
           <w:lang w:val="es-HN"/>
         </w:rPr>
@@ -3985,6 +4039,7 @@
           <w:ilvl w:val="0"/>
           <w:numId w:val="17"/>
         </w:numPr>
+        <w:spacing w:line="360" w:lineRule="auto"/>
         <w:rPr>
           <w:lang w:val="es-HN"/>
         </w:rPr>
@@ -4003,6 +4058,7 @@
           <w:ilvl w:val="0"/>
           <w:numId w:val="17"/>
         </w:numPr>
+        <w:spacing w:line="360" w:lineRule="auto"/>
         <w:rPr>
           <w:lang w:val="es-HN"/>
         </w:rPr>
@@ -4017,18 +4073,25 @@
     <w:p>
       <w:pPr>
         <w:pStyle w:val="Ttulo2"/>
-        <w:rPr>
-          <w:lang w:val="es-HN"/>
-        </w:rPr>
-      </w:pPr>
-      <w:bookmarkStart w:id="15" w:name="_Toc231760949"/>
-      <w:r>
-        <w:rPr>
+        <w:spacing w:line="360" w:lineRule="auto"/>
+        <w:rPr>
+          <w:rFonts w:ascii="Times New Roman" w:hAnsi="Times New Roman" w:cs="Times New Roman"/>
+          <w:sz w:val="24"/>
+          <w:szCs w:val="24"/>
+          <w:lang w:val="es-HN"/>
+        </w:rPr>
+      </w:pPr>
+      <w:bookmarkStart w:id="13" w:name="_Toc231843140"/>
+      <w:r>
+        <w:rPr>
+          <w:rFonts w:ascii="Times New Roman" w:hAnsi="Times New Roman" w:cs="Times New Roman"/>
+          <w:sz w:val="28"/>
+          <w:szCs w:val="28"/>
           <w:lang w:val="es-HN"/>
         </w:rPr>
         <w:t>Alcances</w:t>
       </w:r>
-      <w:bookmarkEnd w:id="15"/>
+      <w:bookmarkEnd w:id="13"/>
     </w:p>
     <w:p>
       <w:pPr>
@@ -4037,6 +4100,7 @@
           <w:ilvl w:val="0"/>
           <w:numId w:val="18"/>
         </w:numPr>
+        <w:spacing w:line="360" w:lineRule="auto"/>
         <w:jc w:val="both"/>
         <w:rPr>
           <w:lang w:val="es-HN"/>
@@ -4046,19 +4110,7 @@
         <w:rPr>
           <w:lang w:val="es-HN"/>
         </w:rPr>
-        <w:t>La investigación se enfocará en instituciones pertenecientes al Sistema Financiero Hondureño</w:t>
-      </w:r>
-      <w:r>
-        <w:rPr>
-          <w:lang w:val="es-HN"/>
-        </w:rPr>
-        <w:t>,</w:t>
-      </w:r>
-      <w:r>
-        <w:rPr>
-          <w:lang w:val="es-HN"/>
-        </w:rPr>
-        <w:t xml:space="preserve"> considerando áreas relacionadas con tecnología, ciberseguridad, gestión de riesgos, auditoría, cumplimiento y transformación digital.</w:t>
+        <w:t>La investigación se enfocará en instituciones pertenecientes al Sistema Financiero Hondureño, considerando áreas relacionadas con tecnología, ciberseguridad, gestión de riesgos, auditoría, cumplimiento y transformación digital.</w:t>
       </w:r>
     </w:p>
     <w:p>
@@ -4068,6 +4120,7 @@
           <w:ilvl w:val="0"/>
           <w:numId w:val="18"/>
         </w:numPr>
+        <w:spacing w:line="360" w:lineRule="auto"/>
         <w:jc w:val="both"/>
         <w:rPr>
           <w:lang w:val="es-HN"/>
@@ -4087,6 +4140,7 @@
           <w:ilvl w:val="0"/>
           <w:numId w:val="18"/>
         </w:numPr>
+        <w:spacing w:line="360" w:lineRule="auto"/>
         <w:jc w:val="both"/>
         <w:rPr>
           <w:lang w:val="es-HN"/>
@@ -4096,6 +4150,7 @@
         <w:rPr>
           <w:lang w:val="es-HN"/>
         </w:rPr>
+        <w:lastRenderedPageBreak/>
         <w:t>La investigación tendrá un alcance descriptivo, correlacional y comparativo, permitiendo conocer el estado actual de la madurez de ciberseguridad y su relación con el nivel de transformación digital de las instituciones evaluadas.</w:t>
       </w:r>
     </w:p>
@@ -4106,6 +4161,7 @@
           <w:ilvl w:val="0"/>
           <w:numId w:val="18"/>
         </w:numPr>
+        <w:spacing w:line="360" w:lineRule="auto"/>
         <w:jc w:val="both"/>
         <w:rPr>
           <w:lang w:val="es-HN"/>
@@ -4120,7 +4176,11 @@
     </w:p>
     <w:p>
       <w:pPr>
-        <w:rPr>
+        <w:spacing w:line="360" w:lineRule="auto"/>
+        <w:rPr>
+          <w:rFonts w:ascii="Times New Roman" w:hAnsi="Times New Roman" w:cs="Times New Roman"/>
+          <w:sz w:val="24"/>
+          <w:szCs w:val="24"/>
           <w:lang w:val="es-HN"/>
         </w:rPr>
       </w:pPr>
@@ -4128,20 +4188,30 @@
     <w:p>
       <w:pPr>
         <w:pStyle w:val="Ttulo1"/>
-        <w:rPr>
-          <w:lang w:val="es-HN"/>
-        </w:rPr>
-      </w:pPr>
-      <w:bookmarkStart w:id="16" w:name="_Toc231760950"/>
-      <w:r>
-        <w:rPr>
+        <w:spacing w:line="360" w:lineRule="auto"/>
+        <w:rPr>
+          <w:rFonts w:ascii="Times New Roman" w:hAnsi="Times New Roman" w:cs="Times New Roman"/>
+          <w:sz w:val="28"/>
+          <w:szCs w:val="28"/>
+          <w:lang w:val="es-HN"/>
+        </w:rPr>
+      </w:pPr>
+      <w:bookmarkStart w:id="14" w:name="_Toc231843141"/>
+      <w:r>
+        <w:rPr>
+          <w:rFonts w:ascii="Times New Roman" w:hAnsi="Times New Roman" w:cs="Times New Roman"/>
+          <w:sz w:val="28"/>
+          <w:szCs w:val="28"/>
           <w:lang w:val="es-HN"/>
         </w:rPr>
         <w:t>Limitaciones</w:t>
       </w:r>
-      <w:bookmarkEnd w:id="16"/>
-      <w:r>
-        <w:rPr>
+      <w:bookmarkEnd w:id="14"/>
+      <w:r>
+        <w:rPr>
+          <w:rFonts w:ascii="Times New Roman" w:hAnsi="Times New Roman" w:cs="Times New Roman"/>
+          <w:sz w:val="28"/>
+          <w:szCs w:val="28"/>
           <w:lang w:val="es-HN"/>
         </w:rPr>
         <w:t xml:space="preserve"> </w:t>
@@ -4150,6 +4220,7 @@
     <w:p>
       <w:pPr>
         <w:pStyle w:val="NormalWeb"/>
+        <w:spacing w:line="360" w:lineRule="auto"/>
         <w:rPr>
           <w:lang w:val="es-HN"/>
         </w:rPr>
@@ -4165,13 +4236,7 @@
           <w:lang w:val="es-HN"/>
         </w:rPr>
         <w:br/>
-        <w:t>S</w:t>
-      </w:r>
-      <w:r>
-        <w:rPr>
-          <w:lang w:val="es-HN"/>
-        </w:rPr>
-        <w:t>e establecen las siguientes limitaciones:</w:t>
+        <w:t>Se establecen las siguientes limitaciones:</w:t>
       </w:r>
     </w:p>
     <w:p>
@@ -4181,6 +4246,7 @@
           <w:ilvl w:val="0"/>
           <w:numId w:val="19"/>
         </w:numPr>
+        <w:spacing w:line="360" w:lineRule="auto"/>
         <w:jc w:val="both"/>
         <w:rPr>
           <w:lang w:val="es-HN"/>
@@ -4204,21 +4270,7 @@
         <w:rPr>
           <w:lang w:val="es-HN"/>
         </w:rPr>
-        <w:t xml:space="preserve">), ejercicios Red </w:t>
-      </w:r>
-      <w:proofErr w:type="spellStart"/>
-      <w:r>
-        <w:rPr>
-          <w:lang w:val="es-HN"/>
-        </w:rPr>
-        <w:t>Team</w:t>
-      </w:r>
-      <w:proofErr w:type="spellEnd"/>
-      <w:r>
-        <w:rPr>
-          <w:lang w:val="es-HN"/>
-        </w:rPr>
-        <w:t>, análisis de vulnerabilidades ni evaluaciones de seguridad sobre infraestructuras tecnológicas de las instituciones participantes.</w:t>
+        <w:t>), ejercicios Red Team, análisis de vulnerabilidades ni evaluaciones de seguridad sobre infraestructuras tecnológicas de las instituciones participantes.</w:t>
       </w:r>
     </w:p>
     <w:p>
@@ -4228,6 +4280,7 @@
           <w:ilvl w:val="0"/>
           <w:numId w:val="19"/>
         </w:numPr>
+        <w:spacing w:line="360" w:lineRule="auto"/>
         <w:jc w:val="both"/>
         <w:rPr>
           <w:lang w:val="es-HN"/>
@@ -4251,13 +4304,7 @@
         <w:rPr>
           <w:lang w:val="es-HN"/>
         </w:rPr>
-        <w:t xml:space="preserve"> Framework 2.0, COBIT 2019</w:t>
-      </w:r>
-      <w:r>
-        <w:rPr>
-          <w:lang w:val="es-HN"/>
-        </w:rPr>
-        <w:t>.</w:t>
+        <w:t xml:space="preserve"> Framework 2.0, COBIT 2019.</w:t>
       </w:r>
     </w:p>
     <w:p>
@@ -4267,6 +4314,7 @@
           <w:ilvl w:val="0"/>
           <w:numId w:val="19"/>
         </w:numPr>
+        <w:spacing w:line="360" w:lineRule="auto"/>
         <w:jc w:val="both"/>
         <w:rPr>
           <w:lang w:val="es-HN"/>
@@ -4286,6 +4334,7 @@
           <w:ilvl w:val="0"/>
           <w:numId w:val="19"/>
         </w:numPr>
+        <w:spacing w:line="360" w:lineRule="auto"/>
         <w:jc w:val="both"/>
         <w:rPr>
           <w:lang w:val="es-HN"/>
@@ -4305,6 +4354,7 @@
           <w:ilvl w:val="0"/>
           <w:numId w:val="19"/>
         </w:numPr>
+        <w:spacing w:line="360" w:lineRule="auto"/>
         <w:jc w:val="both"/>
         <w:rPr>
           <w:lang w:val="es-HN"/>
@@ -4314,7 +4364,6 @@
         <w:rPr>
           <w:lang w:val="es-HN"/>
         </w:rPr>
-        <w:lastRenderedPageBreak/>
         <w:t>No se desarrollarán herramientas de software, plataformas de monitoreo, sistemas de detección de amenazas o soluciones tecnológicas para la gestión de la ciberseguridad.</w:t>
       </w:r>
     </w:p>
@@ -4325,6 +4374,7 @@
           <w:ilvl w:val="0"/>
           <w:numId w:val="19"/>
         </w:numPr>
+        <w:spacing w:line="360" w:lineRule="auto"/>
         <w:jc w:val="both"/>
         <w:rPr>
           <w:lang w:val="es-HN"/>
@@ -4344,6 +4394,7 @@
           <w:ilvl w:val="0"/>
           <w:numId w:val="19"/>
         </w:numPr>
+        <w:spacing w:line="360" w:lineRule="auto"/>
         <w:jc w:val="both"/>
         <w:rPr>
           <w:lang w:val="es-HN"/>
@@ -4353,6 +4404,7 @@
         <w:rPr>
           <w:lang w:val="es-HN"/>
         </w:rPr>
+        <w:lastRenderedPageBreak/>
         <w:t>La investigación se limitará a la recopilación y análisis de información obtenida mediante instrumentos de evaluación, encuestas, entrevistas y revisión documental, por lo que los resultados dependerán de la disponibilidad y calidad de la información proporcionada por los participantes.</w:t>
       </w:r>
     </w:p>
@@ -4363,6 +4415,7 @@
           <w:ilvl w:val="0"/>
           <w:numId w:val="19"/>
         </w:numPr>
+        <w:spacing w:line="360" w:lineRule="auto"/>
         <w:jc w:val="both"/>
         <w:rPr>
           <w:lang w:val="es-HN"/>
@@ -4382,6 +4435,7 @@
           <w:ilvl w:val="0"/>
           <w:numId w:val="19"/>
         </w:numPr>
+        <w:spacing w:line="360" w:lineRule="auto"/>
         <w:jc w:val="both"/>
         <w:rPr>
           <w:lang w:val="es-HN"/>
@@ -4401,6 +4455,7 @@
           <w:ilvl w:val="0"/>
           <w:numId w:val="19"/>
         </w:numPr>
+        <w:spacing w:line="360" w:lineRule="auto"/>
         <w:jc w:val="both"/>
         <w:rPr>
           <w:lang w:val="es-HN"/>
@@ -4416,127 +4471,133 @@
     <w:p>
       <w:pPr>
         <w:pStyle w:val="Ttulo1"/>
+        <w:spacing w:line="360" w:lineRule="auto"/>
         <w:jc w:val="both"/>
         <w:rPr>
-          <w:lang w:val="es-HN"/>
-        </w:rPr>
-      </w:pPr>
-    </w:p>
-    <w:p>
-      <w:pPr>
-        <w:rPr>
-          <w:lang w:val="es-HN"/>
-        </w:rPr>
-      </w:pPr>
-    </w:p>
-    <w:p>
-      <w:pPr>
-        <w:rPr>
-          <w:lang w:val="es-HN"/>
-        </w:rPr>
-      </w:pPr>
-    </w:p>
-    <w:p>
-      <w:pPr>
-        <w:rPr>
-          <w:lang w:val="es-HN"/>
-        </w:rPr>
-      </w:pPr>
-    </w:p>
-    <w:p>
-      <w:pPr>
-        <w:rPr>
-          <w:lang w:val="es-HN"/>
-        </w:rPr>
-      </w:pPr>
-    </w:p>
-    <w:p>
-      <w:pPr>
-        <w:rPr>
-          <w:lang w:val="es-HN"/>
-        </w:rPr>
-      </w:pPr>
-    </w:p>
-    <w:p>
-      <w:pPr>
-        <w:rPr>
-          <w:lang w:val="es-HN"/>
-        </w:rPr>
-      </w:pPr>
-    </w:p>
-    <w:p>
-      <w:pPr>
-        <w:rPr>
-          <w:lang w:val="es-HN"/>
-        </w:rPr>
-      </w:pPr>
-    </w:p>
-    <w:p>
-      <w:pPr>
-        <w:rPr>
-          <w:lang w:val="es-HN"/>
-        </w:rPr>
-      </w:pPr>
-    </w:p>
-    <w:p>
-      <w:pPr>
-        <w:rPr>
-          <w:lang w:val="es-HN"/>
-        </w:rPr>
-      </w:pPr>
-    </w:p>
-    <w:p>
-      <w:pPr>
-        <w:rPr>
-          <w:lang w:val="es-HN"/>
-        </w:rPr>
-      </w:pPr>
-    </w:p>
-    <w:p>
-      <w:pPr>
-        <w:rPr>
-          <w:lang w:val="es-HN"/>
-        </w:rPr>
-      </w:pPr>
-    </w:p>
-    <w:p>
-      <w:pPr>
-        <w:rPr>
-          <w:lang w:val="es-HN"/>
-        </w:rPr>
-      </w:pPr>
-    </w:p>
-    <w:p>
-      <w:pPr>
-        <w:rPr>
-          <w:lang w:val="es-HN"/>
-        </w:rPr>
-      </w:pPr>
-    </w:p>
-    <w:p>
-      <w:pPr>
-        <w:rPr>
-          <w:lang w:val="es-HN"/>
-        </w:rPr>
-      </w:pPr>
-    </w:p>
-    <w:p>
-      <w:pPr>
-        <w:rPr>
-          <w:lang w:val="es-HN"/>
-        </w:rPr>
-      </w:pPr>
-    </w:p>
-    <w:p>
-      <w:pPr>
-        <w:rPr>
-          <w:lang w:val="es-HN"/>
-        </w:rPr>
-      </w:pPr>
-    </w:p>
-    <w:p>
-      <w:pPr>
-        <w:rPr>
+          <w:rFonts w:ascii="Times New Roman" w:hAnsi="Times New Roman" w:cs="Times New Roman"/>
+          <w:sz w:val="24"/>
+          <w:szCs w:val="24"/>
+          <w:lang w:val="es-HN"/>
+        </w:rPr>
+      </w:pPr>
+    </w:p>
+    <w:p>
+      <w:pPr>
+        <w:spacing w:line="360" w:lineRule="auto"/>
+        <w:rPr>
+          <w:rFonts w:ascii="Times New Roman" w:hAnsi="Times New Roman" w:cs="Times New Roman"/>
+          <w:sz w:val="24"/>
+          <w:szCs w:val="24"/>
+          <w:lang w:val="es-HN"/>
+        </w:rPr>
+      </w:pPr>
+    </w:p>
+    <w:p>
+      <w:pPr>
+        <w:spacing w:line="360" w:lineRule="auto"/>
+        <w:rPr>
+          <w:rFonts w:ascii="Times New Roman" w:hAnsi="Times New Roman" w:cs="Times New Roman"/>
+          <w:sz w:val="24"/>
+          <w:szCs w:val="24"/>
+          <w:lang w:val="es-HN"/>
+        </w:rPr>
+      </w:pPr>
+    </w:p>
+    <w:p>
+      <w:pPr>
+        <w:spacing w:line="360" w:lineRule="auto"/>
+        <w:rPr>
+          <w:rFonts w:ascii="Times New Roman" w:hAnsi="Times New Roman" w:cs="Times New Roman"/>
+          <w:sz w:val="24"/>
+          <w:szCs w:val="24"/>
+          <w:lang w:val="es-HN"/>
+        </w:rPr>
+      </w:pPr>
+    </w:p>
+    <w:p>
+      <w:pPr>
+        <w:spacing w:line="360" w:lineRule="auto"/>
+        <w:rPr>
+          <w:rFonts w:ascii="Times New Roman" w:hAnsi="Times New Roman" w:cs="Times New Roman"/>
+          <w:sz w:val="24"/>
+          <w:szCs w:val="24"/>
+          <w:lang w:val="es-HN"/>
+        </w:rPr>
+      </w:pPr>
+    </w:p>
+    <w:p>
+      <w:pPr>
+        <w:spacing w:line="360" w:lineRule="auto"/>
+        <w:rPr>
+          <w:rFonts w:ascii="Times New Roman" w:hAnsi="Times New Roman" w:cs="Times New Roman"/>
+          <w:sz w:val="24"/>
+          <w:szCs w:val="24"/>
+          <w:lang w:val="es-HN"/>
+        </w:rPr>
+      </w:pPr>
+    </w:p>
+    <w:p>
+      <w:pPr>
+        <w:spacing w:line="360" w:lineRule="auto"/>
+        <w:rPr>
+          <w:rFonts w:ascii="Times New Roman" w:hAnsi="Times New Roman" w:cs="Times New Roman"/>
+          <w:sz w:val="24"/>
+          <w:szCs w:val="24"/>
+          <w:lang w:val="es-HN"/>
+        </w:rPr>
+      </w:pPr>
+    </w:p>
+    <w:p>
+      <w:pPr>
+        <w:spacing w:line="360" w:lineRule="auto"/>
+        <w:rPr>
+          <w:rFonts w:ascii="Times New Roman" w:hAnsi="Times New Roman" w:cs="Times New Roman"/>
+          <w:sz w:val="24"/>
+          <w:szCs w:val="24"/>
+          <w:lang w:val="es-HN"/>
+        </w:rPr>
+      </w:pPr>
+    </w:p>
+    <w:p>
+      <w:pPr>
+        <w:spacing w:line="360" w:lineRule="auto"/>
+        <w:rPr>
+          <w:rFonts w:ascii="Times New Roman" w:hAnsi="Times New Roman" w:cs="Times New Roman"/>
+          <w:sz w:val="24"/>
+          <w:szCs w:val="24"/>
+          <w:lang w:val="es-HN"/>
+        </w:rPr>
+      </w:pPr>
+    </w:p>
+    <w:p>
+      <w:pPr>
+        <w:spacing w:line="360" w:lineRule="auto"/>
+        <w:rPr>
+          <w:rFonts w:ascii="Times New Roman" w:hAnsi="Times New Roman" w:cs="Times New Roman"/>
+          <w:sz w:val="24"/>
+          <w:szCs w:val="24"/>
+          <w:lang w:val="es-HN"/>
+        </w:rPr>
+      </w:pPr>
+    </w:p>
+    <w:p>
+      <w:pPr>
+        <w:spacing w:line="360" w:lineRule="auto"/>
+        <w:rPr>
+          <w:rFonts w:ascii="Times New Roman" w:hAnsi="Times New Roman" w:cs="Times New Roman"/>
+          <w:sz w:val="24"/>
+          <w:szCs w:val="24"/>
+          <w:lang w:val="es-HN"/>
+        </w:rPr>
+      </w:pPr>
+    </w:p>
+    <w:p>
+      <w:pPr>
+        <w:spacing w:line="360" w:lineRule="auto"/>
+        <w:rPr>
+          <w:rFonts w:ascii="Times New Roman" w:hAnsi="Times New Roman" w:cs="Times New Roman"/>
+          <w:sz w:val="24"/>
+          <w:szCs w:val="24"/>
           <w:lang w:val="es-HN"/>
         </w:rPr>
       </w:pPr>
@@ -4544,19 +4605,26 @@
     <w:p>
       <w:pPr>
         <w:pStyle w:val="Ttulo1"/>
-        <w:rPr>
-          <w:lang w:val="es-HN"/>
-        </w:rPr>
-      </w:pPr>
-      <w:bookmarkStart w:id="17" w:name="_Toc231760951"/>
-      <w:r>
-        <w:rPr>
+        <w:spacing w:line="360" w:lineRule="auto"/>
+        <w:rPr>
+          <w:rFonts w:ascii="Times New Roman" w:hAnsi="Times New Roman" w:cs="Times New Roman"/>
+          <w:sz w:val="28"/>
+          <w:szCs w:val="28"/>
+          <w:lang w:val="es-HN"/>
+        </w:rPr>
+      </w:pPr>
+      <w:bookmarkStart w:id="15" w:name="_Toc231843142"/>
+      <w:r>
+        <w:rPr>
+          <w:rFonts w:ascii="Times New Roman" w:hAnsi="Times New Roman" w:cs="Times New Roman"/>
+          <w:sz w:val="28"/>
+          <w:szCs w:val="28"/>
           <w:lang w:val="es-HN"/>
         </w:rPr>
         <w:lastRenderedPageBreak/>
         <w:t>Referencias</w:t>
       </w:r>
-      <w:bookmarkEnd w:id="17"/>
+      <w:bookmarkEnd w:id="15"/>
     </w:p>
     <w:p>
       <w:pPr>
@@ -4565,6 +4633,7 @@
           <w:ilvl w:val="0"/>
           <w:numId w:val="20"/>
         </w:numPr>
+        <w:spacing w:line="360" w:lineRule="auto"/>
       </w:pPr>
       <w:r>
         <w:t xml:space="preserve">Cele, N. N. (2024). </w:t>
@@ -4595,6 +4664,7 @@
           <w:ilvl w:val="0"/>
           <w:numId w:val="20"/>
         </w:numPr>
+        <w:spacing w:line="360" w:lineRule="auto"/>
       </w:pPr>
       <w:r>
         <w:t xml:space="preserve">Digital Americas Alliance. (2025). </w:t>
@@ -4625,17 +4695,10 @@
           <w:ilvl w:val="0"/>
           <w:numId w:val="20"/>
         </w:numPr>
-      </w:pPr>
-      <w:r>
-        <w:t xml:space="preserve">Drivas, G., </w:t>
-      </w:r>
-      <w:proofErr w:type="spellStart"/>
-      <w:r>
-        <w:t>Chouliaras</w:t>
-      </w:r>
-      <w:proofErr w:type="spellEnd"/>
-      <w:r>
-        <w:t xml:space="preserve">, N., &amp; </w:t>
+        <w:spacing w:line="360" w:lineRule="auto"/>
+      </w:pPr>
+      <w:r>
+        <w:t xml:space="preserve">Drivas, G., Chouliaras, N., &amp; </w:t>
       </w:r>
       <w:proofErr w:type="spellStart"/>
       <w:r>
@@ -4679,6 +4742,7 @@
           <w:ilvl w:val="0"/>
           <w:numId w:val="20"/>
         </w:numPr>
+        <w:spacing w:line="360" w:lineRule="auto"/>
       </w:pPr>
       <w:r>
         <w:t xml:space="preserve">European Union. (2022). </w:t>
@@ -4709,6 +4773,7 @@
           <w:ilvl w:val="0"/>
           <w:numId w:val="20"/>
         </w:numPr>
+        <w:spacing w:line="360" w:lineRule="auto"/>
       </w:pPr>
       <w:r>
         <w:t xml:space="preserve">Inter-American Development Bank (IDB), &amp; Organization of American States (OAS). (2025). </w:t>
@@ -4718,7 +4783,23 @@
           <w:rStyle w:val="nfasis"/>
           <w:rFonts w:eastAsiaTheme="majorEastAsia"/>
         </w:rPr>
-        <w:t>2025 cybersecurity report: Vulnerability and maturity challenges to bridging the gaps in Latin America and the Caribbean</w:t>
+        <w:t xml:space="preserve">2025 cybersecurity report: Vulnerability and maturity challenges to </w:t>
+      </w:r>
+      <w:proofErr w:type="gramStart"/>
+      <w:r>
+        <w:rPr>
+          <w:rStyle w:val="nfasis"/>
+          <w:rFonts w:eastAsiaTheme="majorEastAsia"/>
+        </w:rPr>
+        <w:t>bridging</w:t>
+      </w:r>
+      <w:proofErr w:type="gramEnd"/>
+      <w:r>
+        <w:rPr>
+          <w:rStyle w:val="nfasis"/>
+          <w:rFonts w:eastAsiaTheme="majorEastAsia"/>
+        </w:rPr>
+        <w:t xml:space="preserve"> the gaps in Latin America and the Caribbean</w:t>
       </w:r>
       <w:r>
         <w:t xml:space="preserve">. </w:t>
@@ -4739,6 +4820,7 @@
           <w:ilvl w:val="0"/>
           <w:numId w:val="20"/>
         </w:numPr>
+        <w:spacing w:line="360" w:lineRule="auto"/>
       </w:pPr>
       <w:r>
         <w:t xml:space="preserve">International Organization for Standardization. (2022). </w:t>
@@ -4761,46 +4843,26 @@
           <w:ilvl w:val="0"/>
           <w:numId w:val="20"/>
         </w:numPr>
-      </w:pPr>
+        <w:spacing w:line="360" w:lineRule="auto"/>
+      </w:pPr>
+      <w:r>
+        <w:t xml:space="preserve">Javaheri, D., Fahmideh, M., </w:t>
+      </w:r>
       <w:proofErr w:type="spellStart"/>
       <w:r>
-        <w:t>Javaheri</w:t>
+        <w:t>Chizari</w:t>
       </w:r>
       <w:proofErr w:type="spellEnd"/>
       <w:r>
-        <w:t xml:space="preserve">, D., </w:t>
+        <w:t xml:space="preserve">, H., </w:t>
       </w:r>
       <w:proofErr w:type="spellStart"/>
       <w:r>
-        <w:t>Fahmideh</w:t>
+        <w:t>Lalbakhsh</w:t>
       </w:r>
       <w:proofErr w:type="spellEnd"/>
       <w:r>
-        <w:t xml:space="preserve">, M., </w:t>
-      </w:r>
-      <w:proofErr w:type="spellStart"/>
-      <w:r>
-        <w:t>Chizari</w:t>
-      </w:r>
-      <w:proofErr w:type="spellEnd"/>
-      <w:r>
-        <w:t xml:space="preserve">, H., </w:t>
-      </w:r>
-      <w:proofErr w:type="spellStart"/>
-      <w:r>
-        <w:t>Lalbakhsh</w:t>
-      </w:r>
-      <w:proofErr w:type="spellEnd"/>
-      <w:r>
-        <w:t xml:space="preserve">, P., &amp; </w:t>
-      </w:r>
-      <w:proofErr w:type="spellStart"/>
-      <w:r>
-        <w:t>Hur</w:t>
-      </w:r>
-      <w:proofErr w:type="spellEnd"/>
-      <w:r>
-        <w:t xml:space="preserve">, J. (2023). </w:t>
+        <w:t xml:space="preserve">, P., &amp; Hur, J. (2023). </w:t>
       </w:r>
       <w:r>
         <w:rPr>
@@ -4836,6 +4898,7 @@
           <w:ilvl w:val="0"/>
           <w:numId w:val="20"/>
         </w:numPr>
+        <w:spacing w:line="360" w:lineRule="auto"/>
       </w:pPr>
       <w:r>
         <w:t xml:space="preserve">Kovacevic, A., Radenkovic, S. D., &amp; Nikolic, D. (2024). </w:t>
@@ -4874,6 +4937,7 @@
           <w:ilvl w:val="0"/>
           <w:numId w:val="20"/>
         </w:numPr>
+        <w:spacing w:line="360" w:lineRule="auto"/>
       </w:pPr>
       <w:r>
         <w:t xml:space="preserve">Liyanage, M., et al. (2024). </w:t>
@@ -4921,6 +4985,7 @@
           <w:ilvl w:val="0"/>
           <w:numId w:val="20"/>
         </w:numPr>
+        <w:spacing w:line="360" w:lineRule="auto"/>
       </w:pPr>
       <w:r>
         <w:t xml:space="preserve">National Institute of Standards and Technology. (2024). </w:t>
@@ -4951,14 +5016,10 @@
           <w:ilvl w:val="0"/>
           <w:numId w:val="20"/>
         </w:numPr>
-      </w:pPr>
-      <w:proofErr w:type="spellStart"/>
-      <w:r>
-        <w:t>Neumannová</w:t>
-      </w:r>
-      <w:proofErr w:type="spellEnd"/>
-      <w:r>
-        <w:t xml:space="preserve">, K., </w:t>
+        <w:spacing w:line="360" w:lineRule="auto"/>
+      </w:pPr>
+      <w:r>
+        <w:t xml:space="preserve">Neumannová, K., </w:t>
       </w:r>
       <w:proofErr w:type="spellStart"/>
       <w:r>
@@ -4991,6 +5052,7 @@
           <w:rStyle w:val="nfasis"/>
           <w:rFonts w:eastAsiaTheme="majorEastAsia"/>
         </w:rPr>
+        <w:lastRenderedPageBreak/>
         <w:t>Business Informatics Research</w:t>
       </w:r>
       <w:r>
@@ -5004,17 +5066,10 @@
           <w:ilvl w:val="0"/>
           <w:numId w:val="20"/>
         </w:numPr>
-      </w:pPr>
-      <w:r>
-        <w:t>Romero, R., Sánchez, R. A., López-</w:t>
-      </w:r>
-      <w:proofErr w:type="spellStart"/>
-      <w:r>
-        <w:t>Céspedes</w:t>
-      </w:r>
-      <w:proofErr w:type="spellEnd"/>
-      <w:r>
-        <w:t xml:space="preserve">, J. A., &amp; Saavedra, M. A. (2023). </w:t>
+        <w:spacing w:line="360" w:lineRule="auto"/>
+      </w:pPr>
+      <w:r>
+        <w:t xml:space="preserve">Romero, R., Sánchez, R. A., López-Céspedes, J. A., &amp; Saavedra, M. A. (2023). </w:t>
       </w:r>
       <w:r>
         <w:rPr>
@@ -5034,17 +5089,10 @@
           <w:ilvl w:val="0"/>
           <w:numId w:val="20"/>
         </w:numPr>
-      </w:pPr>
-      <w:r>
-        <w:t xml:space="preserve">Sayeed, S. A., Rahman, M. M., </w:t>
-      </w:r>
-      <w:proofErr w:type="spellStart"/>
-      <w:r>
-        <w:t>Alam</w:t>
-      </w:r>
-      <w:proofErr w:type="spellEnd"/>
-      <w:r>
-        <w:t xml:space="preserve">, S., &amp; </w:t>
+        <w:spacing w:line="360" w:lineRule="auto"/>
+      </w:pPr>
+      <w:r>
+        <w:t xml:space="preserve">Sayeed, S. A., Rahman, M. M., Alam, S., &amp; </w:t>
       </w:r>
       <w:proofErr w:type="spellStart"/>
       <w:r>
@@ -5097,6 +5145,7 @@
           <w:ilvl w:val="0"/>
           <w:numId w:val="20"/>
         </w:numPr>
+        <w:spacing w:line="360" w:lineRule="auto"/>
       </w:pPr>
       <w:r>
         <w:t xml:space="preserve">Taj-Taj, J. I. (2025). </w:t>
@@ -5127,25 +5176,10 @@
           <w:ilvl w:val="0"/>
           <w:numId w:val="20"/>
         </w:numPr>
-      </w:pPr>
-      <w:r>
-        <w:t xml:space="preserve">Waliullah, M., George, M. Z. H., Hasan, M. T., </w:t>
-      </w:r>
-      <w:proofErr w:type="spellStart"/>
-      <w:r>
-        <w:t>Alam</w:t>
-      </w:r>
-      <w:proofErr w:type="spellEnd"/>
-      <w:r>
-        <w:t xml:space="preserve">, M. K., </w:t>
-      </w:r>
-      <w:proofErr w:type="spellStart"/>
-      <w:r>
-        <w:t>Munira</w:t>
-      </w:r>
-      <w:proofErr w:type="spellEnd"/>
-      <w:r>
-        <w:t xml:space="preserve">, M. S. K., &amp; Siddiqui, N. A. (2025). </w:t>
+        <w:spacing w:line="360" w:lineRule="auto"/>
+      </w:pPr>
+      <w:r>
+        <w:t xml:space="preserve">Waliullah, M., George, M. Z. H., Hasan, M. T., Alam, M. K., Munira, M. S. K., &amp; Siddiqui, N. A. (2025). </w:t>
       </w:r>
       <w:r>
         <w:rPr>
@@ -5178,7 +5212,7 @@
 </file>
 
 <file path=word/numbering.xml><?xml version="1.0" encoding="utf-8"?>
-<w:numbering xmlns:wpc="http://schemas.microsoft.com/office/word/2010/wordprocessingCanvas" xmlns:cx="http://schemas.microsoft.com/office/drawing/2014/chartex" xmlns:cx1="http://schemas.microsoft.com/office/drawing/2015/9/8/chartex" xmlns:cx2="http://schemas.microsoft.com/office/drawing/2015/10/21/chartex" xmlns:cx3="http://schemas.microsoft.com/office/drawing/2016/5/9/chartex" xmlns:cx4="http://schemas.microsoft.com/office/drawing/2016/5/10/chartex" xmlns:cx5="http://schemas.microsoft.com/office/drawing/2016/5/11/chartex" xmlns:cx6="http://schemas.microsoft.com/office/drawing/2016/5/12/chartex" xmlns:cx7="http://schemas.microsoft.com/office/drawing/2016/5/13/chartex" xmlns:cx8="http://schemas.microsoft.com/office/drawing/2016/5/14/chartex" xmlns:mc="http://schemas.openxmlformats.org/markup-compatibility/2006" xmlns:aink="http://schemas.microsoft.com/office/drawing/2016/ink" xmlns:am3d="http://schemas.microsoft.com/office/drawing/2017/model3d" xmlns:o="urn:schemas-microsoft-com:office:office" xmlns:r="http://schemas.openxmlformats.org/officeDocument/2006/relationships" xmlns:m="http://schemas.openxmlformats.org/officeDocument/2006/math" xmlns:v="urn:schemas-microsoft-com:vml" xmlns:wp14="http://schemas.microsoft.com/office/word/2010/wordprocessingDrawing" xmlns:wp="http://schemas.openxmlformats.org/drawingml/2006/wordprocessingDrawing" xmlns:w10="urn:schemas-microsoft-com:office:word" xmlns:w="http://schemas.openxmlformats.org/wordprocessingml/2006/main" xmlns:w14="http://schemas.microsoft.com/office/word/2010/wordml" xmlns:w15="http://schemas.microsoft.com/office/word/2012/wordml" xmlns:w16cex="http://schemas.microsoft.com/office/word/2018/wordml/cex" xmlns:w16cid="http://schemas.microsoft.com/office/word/2016/wordml/cid" xmlns:w16="http://schemas.microsoft.com/office/word/2018/wordml" xmlns:w16sdtdh="http://schemas.microsoft.com/office/word/2020/wordml/sdtdatahash" xmlns:w16se="http://schemas.microsoft.com/office/word/2015/wordml/symex" xmlns:wpg="http://schemas.microsoft.com/office/word/2010/wordprocessingGroup" xmlns:wpi="http://schemas.microsoft.com/office/word/2010/wordprocessingInk" xmlns:wne="http://schemas.microsoft.com/office/word/2006/wordml" xmlns:wps="http://schemas.microsoft.com/office/word/2010/wordprocessingShape" mc:Ignorable="w14 w15 w16se w16cid w16 w16cex w16sdtdh wp14">
+<w:numbering xmlns:wpc="http://schemas.microsoft.com/office/word/2010/wordprocessingCanvas" xmlns:cx="http://schemas.microsoft.com/office/drawing/2014/chartex" xmlns:cx1="http://schemas.microsoft.com/office/drawing/2015/9/8/chartex" xmlns:cx2="http://schemas.microsoft.com/office/drawing/2015/10/21/chartex" xmlns:cx3="http://schemas.microsoft.com/office/drawing/2016/5/9/chartex" xmlns:cx4="http://schemas.microsoft.com/office/drawing/2016/5/10/chartex" xmlns:cx5="http://schemas.microsoft.com/office/drawing/2016/5/11/chartex" xmlns:cx6="http://schemas.microsoft.com/office/drawing/2016/5/12/chartex" xmlns:cx7="http://schemas.microsoft.com/office/drawing/2016/5/13/chartex" xmlns:cx8="http://schemas.microsoft.com/office/drawing/2016/5/14/chartex" xmlns:mc="http://schemas.openxmlformats.org/markup-compatibility/2006" xmlns:aink="http://schemas.microsoft.com/office/drawing/2016/ink" xmlns:am3d="http://schemas.microsoft.com/office/drawing/2017/model3d" xmlns:o="urn:schemas-microsoft-com:office:office" xmlns:oel="http://schemas.microsoft.com/office/2019/extlst" xmlns:r="http://schemas.openxmlformats.org/officeDocument/2006/relationships" xmlns:m="http://schemas.openxmlformats.org/officeDocument/2006/math" xmlns:v="urn:schemas-microsoft-com:vml" xmlns:wp14="http://schemas.microsoft.com/office/word/2010/wordprocessingDrawing" xmlns:wp="http://schemas.openxmlformats.org/drawingml/2006/wordprocessingDrawing" xmlns:w10="urn:schemas-microsoft-com:office:word" xmlns:w="http://schemas.openxmlformats.org/wordprocessingml/2006/main" xmlns:w14="http://schemas.microsoft.com/office/word/2010/wordml" xmlns:w15="http://schemas.microsoft.com/office/word/2012/wordml" xmlns:w16cex="http://schemas.microsoft.com/office/word/2018/wordml/cex" xmlns:w16cid="http://schemas.microsoft.com/office/word/2016/wordml/cid" xmlns:w16="http://schemas.microsoft.com/office/word/2018/wordml" xmlns:w16du="http://schemas.microsoft.com/office/word/2023/wordml/word16du" xmlns:w16sdtdh="http://schemas.microsoft.com/office/word/2020/wordml/sdtdatahash" xmlns:w16sdtfl="http://schemas.microsoft.com/office/word/2024/wordml/sdtformatlock" xmlns:w16se="http://schemas.microsoft.com/office/word/2015/wordml/symex" xmlns:wpg="http://schemas.microsoft.com/office/word/2010/wordprocessingGroup" xmlns:wpi="http://schemas.microsoft.com/office/word/2010/wordprocessingInk" xmlns:wne="http://schemas.microsoft.com/office/word/2006/wordml" xmlns:wps="http://schemas.microsoft.com/office/word/2010/wordprocessingShape" mc:Ignorable="w14 w15 w16se w16cid w16 w16cex w16sdtdh w16sdtfl w16du wp14">
   <w:abstractNum w:abstractNumId="0" w15:restartNumberingAfterBreak="0">
     <w:nsid w:val="03EC16D1"/>
     <w:multiLevelType w:val="hybridMultilevel"/>
@@ -7577,71 +7611,71 @@
       </w:rPr>
     </w:lvl>
   </w:abstractNum>
-  <w:num w:numId="1">
+  <w:num w:numId="1" w16cid:durableId="738555007">
     <w:abstractNumId w:val="16"/>
   </w:num>
-  <w:num w:numId="2">
+  <w:num w:numId="2" w16cid:durableId="1821382899">
     <w:abstractNumId w:val="6"/>
   </w:num>
-  <w:num w:numId="3">
+  <w:num w:numId="3" w16cid:durableId="996105450">
     <w:abstractNumId w:val="4"/>
   </w:num>
-  <w:num w:numId="4">
+  <w:num w:numId="4" w16cid:durableId="217712749">
     <w:abstractNumId w:val="3"/>
   </w:num>
-  <w:num w:numId="5">
+  <w:num w:numId="5" w16cid:durableId="35932936">
     <w:abstractNumId w:val="12"/>
   </w:num>
-  <w:num w:numId="6">
+  <w:num w:numId="6" w16cid:durableId="1808353269">
     <w:abstractNumId w:val="1"/>
   </w:num>
-  <w:num w:numId="7">
+  <w:num w:numId="7" w16cid:durableId="814563870">
     <w:abstractNumId w:val="9"/>
   </w:num>
-  <w:num w:numId="8">
+  <w:num w:numId="8" w16cid:durableId="581179228">
     <w:abstractNumId w:val="8"/>
   </w:num>
-  <w:num w:numId="9">
+  <w:num w:numId="9" w16cid:durableId="904878780">
     <w:abstractNumId w:val="18"/>
   </w:num>
-  <w:num w:numId="10">
+  <w:num w:numId="10" w16cid:durableId="486677634">
     <w:abstractNumId w:val="0"/>
   </w:num>
-  <w:num w:numId="11">
+  <w:num w:numId="11" w16cid:durableId="628165052">
     <w:abstractNumId w:val="10"/>
   </w:num>
-  <w:num w:numId="12">
+  <w:num w:numId="12" w16cid:durableId="1850950996">
     <w:abstractNumId w:val="17"/>
   </w:num>
-  <w:num w:numId="13">
+  <w:num w:numId="13" w16cid:durableId="590355669">
     <w:abstractNumId w:val="14"/>
   </w:num>
-  <w:num w:numId="14">
+  <w:num w:numId="14" w16cid:durableId="57750092">
     <w:abstractNumId w:val="11"/>
   </w:num>
-  <w:num w:numId="15">
+  <w:num w:numId="15" w16cid:durableId="1183784817">
     <w:abstractNumId w:val="5"/>
   </w:num>
-  <w:num w:numId="16">
+  <w:num w:numId="16" w16cid:durableId="1702901724">
     <w:abstractNumId w:val="7"/>
   </w:num>
-  <w:num w:numId="17">
+  <w:num w:numId="17" w16cid:durableId="1509522059">
     <w:abstractNumId w:val="2"/>
   </w:num>
-  <w:num w:numId="18">
+  <w:num w:numId="18" w16cid:durableId="1193155192">
     <w:abstractNumId w:val="15"/>
   </w:num>
-  <w:num w:numId="19">
+  <w:num w:numId="19" w16cid:durableId="930818804">
     <w:abstractNumId w:val="13"/>
   </w:num>
-  <w:num w:numId="20">
+  <w:num w:numId="20" w16cid:durableId="559289752">
     <w:abstractNumId w:val="19"/>
   </w:num>
 </w:numbering>
 </file>
 
 <file path=word/styles.xml><?xml version="1.0" encoding="utf-8"?>
-<w:styles xmlns:mc="http://schemas.openxmlformats.org/markup-compatibility/2006" xmlns:r="http://schemas.openxmlformats.org/officeDocument/2006/relationships" xmlns:w="http://schemas.openxmlformats.org/wordprocessingml/2006/main" xmlns:w14="http://schemas.microsoft.com/office/word/2010/wordml" xmlns:w15="http://schemas.microsoft.com/office/word/2012/wordml" xmlns:w16cex="http://schemas.microsoft.com/office/word/2018/wordml/cex" xmlns:w16cid="http://schemas.microsoft.com/office/word/2016/wordml/cid" xmlns:w16="http://schemas.microsoft.com/office/word/2018/wordml" xmlns:w16sdtdh="http://schemas.microsoft.com/office/word/2020/wordml/sdtdatahash" xmlns:w16se="http://schemas.microsoft.com/office/word/2015/wordml/symex" mc:Ignorable="w14 w15 w16se w16cid w16 w16cex w16sdtdh">
+<w:styles xmlns:mc="http://schemas.openxmlformats.org/markup-compatibility/2006" xmlns:r="http://schemas.openxmlformats.org/officeDocument/2006/relationships" xmlns:w="http://schemas.openxmlformats.org/wordprocessingml/2006/main" xmlns:w14="http://schemas.microsoft.com/office/word/2010/wordml" xmlns:w15="http://schemas.microsoft.com/office/word/2012/wordml" xmlns:w16cex="http://schemas.microsoft.com/office/word/2018/wordml/cex" xmlns:w16cid="http://schemas.microsoft.com/office/word/2016/wordml/cid" xmlns:w16="http://schemas.microsoft.com/office/word/2018/wordml" xmlns:w16du="http://schemas.microsoft.com/office/word/2023/wordml/word16du" xmlns:w16sdtdh="http://schemas.microsoft.com/office/word/2020/wordml/sdtdatahash" xmlns:w16sdtfl="http://schemas.microsoft.com/office/word/2024/wordml/sdtformatlock" xmlns:w16se="http://schemas.microsoft.com/office/word/2015/wordml/symex" mc:Ignorable="w14 w15 w16se w16cid w16 w16cex w16sdtdh w16sdtfl w16du">
   <w:docDefaults>
     <w:rPrDefault>
       <w:rPr>
@@ -8258,7 +8292,7 @@
       <w:u w:val="single"/>
     </w:rPr>
   </w:style>
-  <w:style w:type="character" w:styleId="Textoennegrita">
+  <w:style w:type="character" w:styleId="Fuerte">
     <w:name w:val="Strong"/>
     <w:basedOn w:val="Fuentedeprrafopredeter"/>
     <w:uiPriority w:val="22"/>
